--- a/Received/lkg/lkg, social science.docx
+++ b/Received/lkg/lkg, social science.docx
@@ -272,27 +272,7 @@
           <w:sz w:val="24"/>
           <w:szCs w:val="24"/>
         </w:rPr>
-        <w:t xml:space="preserve">Ratnanagar-7, </w:t>
-      </w:r>
-      <w:proofErr w:type="spellStart"/>
-      <w:r>
-        <w:rPr>
-          <w:rFonts w:ascii="Times New Roman" w:hAnsi="Times New Roman" w:cs="Times New Roman"/>
-          <w:b/>
-          <w:sz w:val="24"/>
-          <w:szCs w:val="24"/>
-        </w:rPr>
-        <w:t>Sauraha</w:t>
-      </w:r>
-      <w:proofErr w:type="spellEnd"/>
-      <w:r>
-        <w:rPr>
-          <w:rFonts w:ascii="Times New Roman" w:hAnsi="Times New Roman" w:cs="Times New Roman"/>
-          <w:b/>
-          <w:sz w:val="24"/>
-          <w:szCs w:val="24"/>
-        </w:rPr>
-        <w:t>, Chitwan</w:t>
+        <w:t>Ratnanagar-7, Sauraha, Chitwan</w:t>
       </w:r>
     </w:p>
     <w:p>
@@ -466,25 +446,7 @@
           <w:sz w:val="28"/>
           <w:szCs w:val="28"/>
         </w:rPr>
-        <w:t xml:space="preserve"> </w:t>
-      </w:r>
-      <w:r>
-        <w:rPr>
-          <w:rFonts w:ascii="Times New Roman" w:hAnsi="Times New Roman" w:cs="Times New Roman"/>
-          <w:b/>
-          <w:sz w:val="28"/>
-          <w:szCs w:val="28"/>
-        </w:rPr>
-        <w:t>L</w:t>
-      </w:r>
-      <w:r>
-        <w:rPr>
-          <w:rFonts w:ascii="Times New Roman" w:hAnsi="Times New Roman" w:cs="Times New Roman"/>
-          <w:b/>
-          <w:sz w:val="28"/>
-          <w:szCs w:val="28"/>
-        </w:rPr>
-        <w:t>KG</w:t>
+        <w:t xml:space="preserve"> LKG</w:t>
       </w:r>
       <w:r>
         <w:rPr>
@@ -1064,95 +1026,6 @@
       <w:r>
         <w:rPr>
           <w:rFonts w:ascii="Times New Roman" w:hAnsi="Times New Roman" w:cs="Times New Roman"/>
-          <w:b/>
-          <w:bCs/>
-          <w:sz w:val="32"/>
-          <w:szCs w:val="32"/>
-        </w:rPr>
-        <w:t>1. Match the traffic lights with signal.</w:t>
-      </w:r>
-      <w:r>
-        <w:rPr>
-          <w:rFonts w:ascii="Times New Roman" w:hAnsi="Times New Roman" w:cs="Times New Roman"/>
-          <w:b/>
-          <w:bCs/>
-          <w:sz w:val="32"/>
-          <w:szCs w:val="32"/>
-        </w:rPr>
-        <w:tab/>
-      </w:r>
-      <w:r>
-        <w:rPr>
-          <w:rFonts w:ascii="Times New Roman" w:hAnsi="Times New Roman" w:cs="Times New Roman"/>
-          <w:b/>
-          <w:bCs/>
-          <w:sz w:val="32"/>
-          <w:szCs w:val="32"/>
-        </w:rPr>
-        <w:tab/>
-      </w:r>
-      <w:r>
-        <w:rPr>
-          <w:rFonts w:ascii="Times New Roman" w:hAnsi="Times New Roman" w:cs="Times New Roman"/>
-          <w:b/>
-          <w:bCs/>
-          <w:sz w:val="32"/>
-          <w:szCs w:val="32"/>
-        </w:rPr>
-        <w:tab/>
-      </w:r>
-      <w:r>
-        <w:rPr>
-          <w:rFonts w:ascii="Times New Roman" w:hAnsi="Times New Roman" w:cs="Times New Roman"/>
-          <w:b/>
-          <w:bCs/>
-          <w:sz w:val="32"/>
-          <w:szCs w:val="32"/>
-        </w:rPr>
-        <w:tab/>
-      </w:r>
-      <w:r>
-        <w:rPr>
-          <w:rFonts w:ascii="Times New Roman" w:hAnsi="Times New Roman" w:cs="Times New Roman"/>
-          <w:b/>
-          <w:bCs/>
-          <w:sz w:val="32"/>
-          <w:szCs w:val="32"/>
-        </w:rPr>
-        <w:tab/>
-      </w:r>
-      <w:r>
-        <w:rPr>
-          <w:rFonts w:ascii="Times New Roman" w:hAnsi="Times New Roman" w:cs="Times New Roman"/>
-          <w:b/>
-          <w:bCs/>
-          <w:sz w:val="32"/>
-          <w:szCs w:val="32"/>
-        </w:rPr>
-        <w:tab/>
-      </w:r>
-      <w:r>
-        <w:rPr>
-          <w:rFonts w:ascii="Times New Roman" w:hAnsi="Times New Roman" w:cs="Times New Roman"/>
-          <w:b/>
-          <w:bCs/>
-          <w:sz w:val="32"/>
-          <w:szCs w:val="32"/>
-        </w:rPr>
-        <w:t>[3]</w:t>
-      </w:r>
-    </w:p>
-    <w:p>
-      <w:pPr>
-        <w:rPr>
-          <w:rFonts w:ascii="Times New Roman" w:hAnsi="Times New Roman" w:cs="Times New Roman"/>
-          <w:sz w:val="32"/>
-          <w:szCs w:val="32"/>
-        </w:rPr>
-      </w:pPr>
-      <w:r>
-        <w:rPr>
-          <w:rFonts w:ascii="Times New Roman" w:hAnsi="Times New Roman" w:cs="Times New Roman"/>
           <w:noProof/>
           <w:sz w:val="32"/>
           <w:szCs w:val="32"/>
@@ -1161,13 +1034,13 @@
         <mc:AlternateContent>
           <mc:Choice Requires="wps">
             <w:drawing>
-              <wp:anchor distT="0" distB="0" distL="114300" distR="114300" simplePos="0" relativeHeight="251659264" behindDoc="0" locked="0" layoutInCell="1" allowOverlap="1" wp14:anchorId="51A55AB6" wp14:editId="4F95E091">
+              <wp:anchor distT="0" distB="0" distL="114300" distR="114300" simplePos="0" relativeHeight="251659264" behindDoc="0" locked="0" layoutInCell="1" allowOverlap="1" wp14:anchorId="51A55AB6" wp14:editId="6FCE57CC">
                 <wp:simplePos x="0" y="0"/>
                 <wp:positionH relativeFrom="margin">
-                  <wp:align>left</wp:align>
+                  <wp:posOffset>0</wp:posOffset>
                 </wp:positionH>
                 <wp:positionV relativeFrom="paragraph">
-                  <wp:posOffset>216324</wp:posOffset>
+                  <wp:posOffset>271884</wp:posOffset>
                 </wp:positionV>
                 <wp:extent cx="982133" cy="872067"/>
                 <wp:effectExtent l="0" t="0" r="27940" b="23495"/>
@@ -1243,7 +1116,7 @@
           </mc:Choice>
           <mc:Fallback>
             <w:pict>
-              <v:oval w14:anchorId="51A55AB6" id="Oval 2" o:spid="_x0000_s1027" style="position:absolute;margin-left:0;margin-top:17.05pt;width:77.35pt;height:68.65pt;z-index:251659264;visibility:visible;mso-wrap-style:square;mso-width-percent:0;mso-height-percent:0;mso-wrap-distance-left:9pt;mso-wrap-distance-top:0;mso-wrap-distance-right:9pt;mso-wrap-distance-bottom:0;mso-position-horizontal:left;mso-position-horizontal-relative:margin;mso-position-vertical:absolute;mso-position-vertical-relative:text;mso-width-percent:0;mso-height-percent:0;mso-width-relative:margin;mso-height-relative:margin;v-text-anchor:middle" o:gfxdata="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" fillcolor="white [3201]" strokecolor="black [3200]" strokeweight="1pt">
+              <v:oval w14:anchorId="51A55AB6" id="Oval 2" o:spid="_x0000_s1027" style="position:absolute;margin-left:0;margin-top:21.4pt;width:77.35pt;height:68.65pt;z-index:251659264;visibility:visible;mso-wrap-style:square;mso-width-percent:0;mso-height-percent:0;mso-wrap-distance-left:9pt;mso-wrap-distance-top:0;mso-wrap-distance-right:9pt;mso-wrap-distance-bottom:0;mso-position-horizontal:absolute;mso-position-horizontal-relative:margin;mso-position-vertical:absolute;mso-position-vertical-relative:text;mso-width-percent:0;mso-height-percent:0;mso-width-relative:margin;mso-height-relative:margin;v-text-anchor:middle" o:gfxdata="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" fillcolor="white [3201]" strokecolor="black [3200]" strokeweight="1pt">
                 <v:stroke joinstyle="miter"/>
                 <v:textbox>
                   <w:txbxContent>
@@ -1273,6 +1146,86 @@
           </mc:Fallback>
         </mc:AlternateContent>
       </w:r>
+      <w:r>
+        <w:rPr>
+          <w:rFonts w:ascii="Times New Roman" w:hAnsi="Times New Roman" w:cs="Times New Roman"/>
+          <w:b/>
+          <w:bCs/>
+          <w:sz w:val="32"/>
+          <w:szCs w:val="32"/>
+        </w:rPr>
+        <w:t>1. Match the traffic lights with signal.</w:t>
+      </w:r>
+      <w:r>
+        <w:rPr>
+          <w:rFonts w:ascii="Times New Roman" w:hAnsi="Times New Roman" w:cs="Times New Roman"/>
+          <w:b/>
+          <w:bCs/>
+          <w:sz w:val="32"/>
+          <w:szCs w:val="32"/>
+        </w:rPr>
+        <w:tab/>
+      </w:r>
+      <w:r>
+        <w:rPr>
+          <w:rFonts w:ascii="Times New Roman" w:hAnsi="Times New Roman" w:cs="Times New Roman"/>
+          <w:b/>
+          <w:bCs/>
+          <w:sz w:val="32"/>
+          <w:szCs w:val="32"/>
+        </w:rPr>
+        <w:tab/>
+      </w:r>
+      <w:r>
+        <w:rPr>
+          <w:rFonts w:ascii="Times New Roman" w:hAnsi="Times New Roman" w:cs="Times New Roman"/>
+          <w:b/>
+          <w:bCs/>
+          <w:sz w:val="32"/>
+          <w:szCs w:val="32"/>
+        </w:rPr>
+        <w:tab/>
+      </w:r>
+      <w:r>
+        <w:rPr>
+          <w:rFonts w:ascii="Times New Roman" w:hAnsi="Times New Roman" w:cs="Times New Roman"/>
+          <w:b/>
+          <w:bCs/>
+          <w:sz w:val="32"/>
+          <w:szCs w:val="32"/>
+        </w:rPr>
+        <w:tab/>
+      </w:r>
+      <w:r>
+        <w:rPr>
+          <w:rFonts w:ascii="Times New Roman" w:hAnsi="Times New Roman" w:cs="Times New Roman"/>
+          <w:b/>
+          <w:bCs/>
+          <w:sz w:val="32"/>
+          <w:szCs w:val="32"/>
+        </w:rPr>
+        <w:tab/>
+      </w:r>
+      <w:r>
+        <w:rPr>
+          <w:rFonts w:ascii="Times New Roman" w:hAnsi="Times New Roman" w:cs="Times New Roman"/>
+          <w:b/>
+          <w:bCs/>
+          <w:sz w:val="32"/>
+          <w:szCs w:val="32"/>
+        </w:rPr>
+        <w:tab/>
+      </w:r>
+      <w:r>
+        <w:rPr>
+          <w:rFonts w:ascii="Times New Roman" w:hAnsi="Times New Roman" w:cs="Times New Roman"/>
+          <w:b/>
+          <w:bCs/>
+          <w:sz w:val="32"/>
+          <w:szCs w:val="32"/>
+        </w:rPr>
+        <w:t>[3]</w:t>
+      </w:r>
     </w:p>
     <w:p>
       <w:pPr>
@@ -1293,13 +1246,13 @@
         <mc:AlternateContent>
           <mc:Choice Requires="wps">
             <w:drawing>
-              <wp:anchor distT="0" distB="0" distL="114300" distR="114300" simplePos="0" relativeHeight="251661312" behindDoc="0" locked="0" layoutInCell="1" allowOverlap="1" wp14:anchorId="43D4FC75" wp14:editId="5CE5EFEA">
+              <wp:anchor distT="0" distB="0" distL="114300" distR="114300" simplePos="0" relativeHeight="251661312" behindDoc="0" locked="0" layoutInCell="1" allowOverlap="1" wp14:anchorId="43D4FC75" wp14:editId="773B45CF">
                 <wp:simplePos x="0" y="0"/>
                 <wp:positionH relativeFrom="margin">
-                  <wp:align>right</wp:align>
+                  <wp:posOffset>5636260</wp:posOffset>
                 </wp:positionH>
                 <wp:positionV relativeFrom="paragraph">
-                  <wp:posOffset>6139</wp:posOffset>
+                  <wp:posOffset>61699</wp:posOffset>
                 </wp:positionV>
                 <wp:extent cx="982133" cy="872067"/>
                 <wp:effectExtent l="0" t="0" r="27940" b="23495"/>
@@ -1375,7 +1328,7 @@
           </mc:Choice>
           <mc:Fallback>
             <w:pict>
-              <v:oval w14:anchorId="43D4FC75" id="Oval 3" o:spid="_x0000_s1028" style="position:absolute;margin-left:26.15pt;margin-top:.5pt;width:77.35pt;height:68.65pt;z-index:251661312;visibility:visible;mso-wrap-style:square;mso-width-percent:0;mso-height-percent:0;mso-wrap-distance-left:9pt;mso-wrap-distance-top:0;mso-wrap-distance-right:9pt;mso-wrap-distance-bottom:0;mso-position-horizontal:right;mso-position-horizontal-relative:margin;mso-position-vertical:absolute;mso-position-vertical-relative:text;mso-width-percent:0;mso-height-percent:0;mso-width-relative:margin;mso-height-relative:margin;v-text-anchor:middle" o:gfxdata="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" fillcolor="white [3201]" strokecolor="black [3200]" strokeweight="1pt">
+              <v:oval w14:anchorId="43D4FC75" id="Oval 3" o:spid="_x0000_s1028" style="position:absolute;margin-left:443.8pt;margin-top:4.85pt;width:77.35pt;height:68.65pt;z-index:251661312;visibility:visible;mso-wrap-style:square;mso-width-percent:0;mso-height-percent:0;mso-wrap-distance-left:9pt;mso-wrap-distance-top:0;mso-wrap-distance-right:9pt;mso-wrap-distance-bottom:0;mso-position-horizontal:absolute;mso-position-horizontal-relative:margin;mso-position-vertical:absolute;mso-position-vertical-relative:text;mso-width-percent:0;mso-height-percent:0;mso-width-relative:margin;mso-height-relative:margin;v-text-anchor:middle" o:gfxdata="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" fillcolor="white [3201]" strokecolor="black [3200]" strokeweight="1pt">
                 <v:stroke joinstyle="miter"/>
                 <v:textbox>
                   <w:txbxContent>
@@ -1414,6 +1367,15 @@
           <w:szCs w:val="32"/>
         </w:rPr>
       </w:pPr>
+    </w:p>
+    <w:p>
+      <w:pPr>
+        <w:rPr>
+          <w:rFonts w:ascii="Times New Roman" w:hAnsi="Times New Roman" w:cs="Times New Roman"/>
+          <w:sz w:val="32"/>
+          <w:szCs w:val="32"/>
+        </w:rPr>
+      </w:pPr>
       <w:r>
         <w:rPr>
           <w:rFonts w:ascii="Times New Roman" w:hAnsi="Times New Roman" w:cs="Times New Roman"/>
@@ -1425,15 +1387,411 @@
         <mc:AlternateContent>
           <mc:Choice Requires="wps">
             <w:drawing>
-              <wp:anchor distT="0" distB="0" distL="114300" distR="114300" simplePos="0" relativeHeight="251667456" behindDoc="0" locked="0" layoutInCell="1" allowOverlap="1" wp14:anchorId="20AA37BB" wp14:editId="4B67104E">
+              <wp:anchor distT="0" distB="0" distL="114300" distR="114300" simplePos="0" relativeHeight="251663360" behindDoc="0" locked="0" layoutInCell="1" allowOverlap="1" wp14:anchorId="7C31D4EC" wp14:editId="1D860EA7">
                 <wp:simplePos x="0" y="0"/>
                 <wp:positionH relativeFrom="margin">
-                  <wp:align>right</wp:align>
+                  <wp:posOffset>0</wp:posOffset>
                 </wp:positionH>
                 <wp:positionV relativeFrom="paragraph">
-                  <wp:posOffset>2251075</wp:posOffset>
+                  <wp:posOffset>327055</wp:posOffset>
+                </wp:positionV>
+                <wp:extent cx="1219200" cy="872067"/>
+                <wp:effectExtent l="0" t="0" r="19050" b="23495"/>
+                <wp:wrapNone/>
+                <wp:docPr id="4" name="Oval 4"/>
+                <wp:cNvGraphicFramePr/>
+                <a:graphic xmlns:a="http://schemas.openxmlformats.org/drawingml/2006/main">
+                  <a:graphicData uri="http://schemas.microsoft.com/office/word/2010/wordprocessingShape">
+                    <wps:wsp>
+                      <wps:cNvSpPr/>
+                      <wps:spPr>
+                        <a:xfrm>
+                          <a:off x="0" y="0"/>
+                          <a:ext cx="1219200" cy="872067"/>
+                        </a:xfrm>
+                        <a:prstGeom prst="ellipse">
+                          <a:avLst/>
+                        </a:prstGeom>
+                      </wps:spPr>
+                      <wps:style>
+                        <a:lnRef idx="2">
+                          <a:schemeClr val="dk1"/>
+                        </a:lnRef>
+                        <a:fillRef idx="1">
+                          <a:schemeClr val="lt1"/>
+                        </a:fillRef>
+                        <a:effectRef idx="0">
+                          <a:schemeClr val="dk1"/>
+                        </a:effectRef>
+                        <a:fontRef idx="minor">
+                          <a:schemeClr val="dk1"/>
+                        </a:fontRef>
+                      </wps:style>
+                      <wps:txbx>
+                        <w:txbxContent>
+                          <w:p>
+                            <w:pPr>
+                              <w:jc w:val="center"/>
+                              <w:rPr>
+                                <w:rFonts w:ascii="Times New Roman" w:hAnsi="Times New Roman" w:cs="Times New Roman"/>
+                                <w:sz w:val="32"/>
+                                <w:szCs w:val="32"/>
+                              </w:rPr>
+                            </w:pPr>
+                            <w:r>
+                              <w:rPr>
+                                <w:rFonts w:ascii="Times New Roman" w:hAnsi="Times New Roman" w:cs="Times New Roman"/>
+                                <w:sz w:val="32"/>
+                                <w:szCs w:val="32"/>
+                              </w:rPr>
+                              <w:t>Yellow</w:t>
+                            </w:r>
+                          </w:p>
+                        </w:txbxContent>
+                      </wps:txbx>
+                      <wps:bodyPr rot="0" spcFirstLastPara="0" vertOverflow="overflow" horzOverflow="overflow" vert="horz" wrap="square" lIns="91440" tIns="45720" rIns="91440" bIns="45720" numCol="1" spcCol="0" rtlCol="0" fromWordArt="0" anchor="ctr" anchorCtr="0" forceAA="0" compatLnSpc="1">
+                        <a:prstTxWarp prst="textNoShape">
+                          <a:avLst/>
+                        </a:prstTxWarp>
+                        <a:noAutofit/>
+                      </wps:bodyPr>
+                    </wps:wsp>
+                  </a:graphicData>
+                </a:graphic>
+                <wp14:sizeRelH relativeFrom="margin">
+                  <wp14:pctWidth>0</wp14:pctWidth>
+                </wp14:sizeRelH>
+                <wp14:sizeRelV relativeFrom="margin">
+                  <wp14:pctHeight>0</wp14:pctHeight>
+                </wp14:sizeRelV>
+              </wp:anchor>
+            </w:drawing>
+          </mc:Choice>
+          <mc:Fallback>
+            <w:pict>
+              <v:oval w14:anchorId="7C31D4EC" id="Oval 4" o:spid="_x0000_s1029" style="position:absolute;margin-left:0;margin-top:25.75pt;width:96pt;height:68.65pt;z-index:251663360;visibility:visible;mso-wrap-style:square;mso-width-percent:0;mso-height-percent:0;mso-wrap-distance-left:9pt;mso-wrap-distance-top:0;mso-wrap-distance-right:9pt;mso-wrap-distance-bottom:0;mso-position-horizontal:absolute;mso-position-horizontal-relative:margin;mso-position-vertical:absolute;mso-position-vertical-relative:text;mso-width-percent:0;mso-height-percent:0;mso-width-relative:margin;mso-height-relative:margin;v-text-anchor:middle" o:gfxdata="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" fillcolor="white [3201]" strokecolor="black [3200]" strokeweight="1pt">
+                <v:stroke joinstyle="miter"/>
+                <v:textbox>
+                  <w:txbxContent>
+                    <w:p>
+                      <w:pPr>
+                        <w:jc w:val="center"/>
+                        <w:rPr>
+                          <w:rFonts w:ascii="Times New Roman" w:hAnsi="Times New Roman" w:cs="Times New Roman"/>
+                          <w:sz w:val="32"/>
+                          <w:szCs w:val="32"/>
+                        </w:rPr>
+                      </w:pPr>
+                      <w:r>
+                        <w:rPr>
+                          <w:rFonts w:ascii="Times New Roman" w:hAnsi="Times New Roman" w:cs="Times New Roman"/>
+                          <w:sz w:val="32"/>
+                          <w:szCs w:val="32"/>
+                        </w:rPr>
+                        <w:t>Yellow</w:t>
+                      </w:r>
+                    </w:p>
+                  </w:txbxContent>
+                </v:textbox>
+                <w10:wrap anchorx="margin"/>
+              </v:oval>
+            </w:pict>
+          </mc:Fallback>
+        </mc:AlternateContent>
+      </w:r>
+    </w:p>
+    <w:p>
+      <w:pPr>
+        <w:rPr>
+          <w:rFonts w:ascii="Times New Roman" w:hAnsi="Times New Roman" w:cs="Times New Roman"/>
+          <w:sz w:val="32"/>
+          <w:szCs w:val="32"/>
+        </w:rPr>
+      </w:pPr>
+      <w:r>
+        <w:rPr>
+          <w:rFonts w:ascii="Times New Roman" w:hAnsi="Times New Roman" w:cs="Times New Roman"/>
+          <w:noProof/>
+          <w:sz w:val="32"/>
+          <w:szCs w:val="32"/>
+          <w:lang w:val="en-US" w:bidi="ne-NP"/>
+        </w:rPr>
+        <mc:AlternateContent>
+          <mc:Choice Requires="wps">
+            <w:drawing>
+              <wp:anchor distT="0" distB="0" distL="114300" distR="114300" simplePos="0" relativeHeight="251669504" behindDoc="0" locked="0" layoutInCell="1" allowOverlap="1" wp14:anchorId="66E4C0BF" wp14:editId="5BA5235B">
+                <wp:simplePos x="0" y="0"/>
+                <wp:positionH relativeFrom="margin">
+                  <wp:posOffset>5636260</wp:posOffset>
+                </wp:positionH>
+                <wp:positionV relativeFrom="paragraph">
+                  <wp:posOffset>52100</wp:posOffset>
                 </wp:positionV>
                 <wp:extent cx="982133" cy="872067"/>
+                <wp:effectExtent l="0" t="0" r="27940" b="23495"/>
+                <wp:wrapNone/>
+                <wp:docPr id="7" name="Oval 7"/>
+                <wp:cNvGraphicFramePr/>
+                <a:graphic xmlns:a="http://schemas.openxmlformats.org/drawingml/2006/main">
+                  <a:graphicData uri="http://schemas.microsoft.com/office/word/2010/wordprocessingShape">
+                    <wps:wsp>
+                      <wps:cNvSpPr/>
+                      <wps:spPr>
+                        <a:xfrm>
+                          <a:off x="0" y="0"/>
+                          <a:ext cx="982133" cy="872067"/>
+                        </a:xfrm>
+                        <a:prstGeom prst="ellipse">
+                          <a:avLst/>
+                        </a:prstGeom>
+                      </wps:spPr>
+                      <wps:style>
+                        <a:lnRef idx="2">
+                          <a:schemeClr val="dk1"/>
+                        </a:lnRef>
+                        <a:fillRef idx="1">
+                          <a:schemeClr val="lt1"/>
+                        </a:fillRef>
+                        <a:effectRef idx="0">
+                          <a:schemeClr val="dk1"/>
+                        </a:effectRef>
+                        <a:fontRef idx="minor">
+                          <a:schemeClr val="dk1"/>
+                        </a:fontRef>
+                      </wps:style>
+                      <wps:txbx>
+                        <w:txbxContent>
+                          <w:p>
+                            <w:pPr>
+                              <w:jc w:val="center"/>
+                              <w:rPr>
+                                <w:rFonts w:ascii="Times New Roman" w:hAnsi="Times New Roman" w:cs="Times New Roman"/>
+                                <w:sz w:val="32"/>
+                                <w:szCs w:val="32"/>
+                              </w:rPr>
+                            </w:pPr>
+                            <w:r>
+                              <w:rPr>
+                                <w:rFonts w:ascii="Times New Roman" w:hAnsi="Times New Roman" w:cs="Times New Roman"/>
+                                <w:sz w:val="32"/>
+                                <w:szCs w:val="32"/>
+                              </w:rPr>
+                              <w:t>Stop</w:t>
+                            </w:r>
+                          </w:p>
+                        </w:txbxContent>
+                      </wps:txbx>
+                      <wps:bodyPr rot="0" spcFirstLastPara="0" vertOverflow="overflow" horzOverflow="overflow" vert="horz" wrap="square" lIns="91440" tIns="45720" rIns="91440" bIns="45720" numCol="1" spcCol="0" rtlCol="0" fromWordArt="0" anchor="ctr" anchorCtr="0" forceAA="0" compatLnSpc="1">
+                        <a:prstTxWarp prst="textNoShape">
+                          <a:avLst/>
+                        </a:prstTxWarp>
+                        <a:noAutofit/>
+                      </wps:bodyPr>
+                    </wps:wsp>
+                  </a:graphicData>
+                </a:graphic>
+                <wp14:sizeRelH relativeFrom="margin">
+                  <wp14:pctWidth>0</wp14:pctWidth>
+                </wp14:sizeRelH>
+                <wp14:sizeRelV relativeFrom="margin">
+                  <wp14:pctHeight>0</wp14:pctHeight>
+                </wp14:sizeRelV>
+              </wp:anchor>
+            </w:drawing>
+          </mc:Choice>
+          <mc:Fallback>
+            <w:pict>
+              <v:oval w14:anchorId="66E4C0BF" id="Oval 7" o:spid="_x0000_s1030" style="position:absolute;margin-left:443.8pt;margin-top:4.1pt;width:77.35pt;height:68.65pt;z-index:251669504;visibility:visible;mso-wrap-style:square;mso-width-percent:0;mso-height-percent:0;mso-wrap-distance-left:9pt;mso-wrap-distance-top:0;mso-wrap-distance-right:9pt;mso-wrap-distance-bottom:0;mso-position-horizontal:absolute;mso-position-horizontal-relative:margin;mso-position-vertical:absolute;mso-position-vertical-relative:text;mso-width-percent:0;mso-height-percent:0;mso-width-relative:margin;mso-height-relative:margin;v-text-anchor:middle" o:gfxdata="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" fillcolor="white [3201]" strokecolor="black [3200]" strokeweight="1pt">
+                <v:stroke joinstyle="miter"/>
+                <v:textbox>
+                  <w:txbxContent>
+                    <w:p>
+                      <w:pPr>
+                        <w:jc w:val="center"/>
+                        <w:rPr>
+                          <w:rFonts w:ascii="Times New Roman" w:hAnsi="Times New Roman" w:cs="Times New Roman"/>
+                          <w:sz w:val="32"/>
+                          <w:szCs w:val="32"/>
+                        </w:rPr>
+                      </w:pPr>
+                      <w:r>
+                        <w:rPr>
+                          <w:rFonts w:ascii="Times New Roman" w:hAnsi="Times New Roman" w:cs="Times New Roman"/>
+                          <w:sz w:val="32"/>
+                          <w:szCs w:val="32"/>
+                        </w:rPr>
+                        <w:t>Stop</w:t>
+                      </w:r>
+                    </w:p>
+                  </w:txbxContent>
+                </v:textbox>
+                <w10:wrap anchorx="margin"/>
+              </v:oval>
+            </w:pict>
+          </mc:Fallback>
+        </mc:AlternateContent>
+      </w:r>
+    </w:p>
+    <w:p>
+      <w:pPr>
+        <w:rPr>
+          <w:rFonts w:ascii="Times New Roman" w:hAnsi="Times New Roman" w:cs="Times New Roman"/>
+          <w:sz w:val="32"/>
+          <w:szCs w:val="32"/>
+        </w:rPr>
+      </w:pPr>
+    </w:p>
+    <w:p>
+      <w:pPr>
+        <w:rPr>
+          <w:rFonts w:ascii="Times New Roman" w:hAnsi="Times New Roman" w:cs="Times New Roman"/>
+          <w:sz w:val="32"/>
+          <w:szCs w:val="32"/>
+        </w:rPr>
+      </w:pPr>
+      <w:r>
+        <w:rPr>
+          <w:rFonts w:ascii="Times New Roman" w:hAnsi="Times New Roman" w:cs="Times New Roman"/>
+          <w:noProof/>
+          <w:sz w:val="32"/>
+          <w:szCs w:val="32"/>
+          <w:lang w:val="en-US" w:bidi="ne-NP"/>
+        </w:rPr>
+        <mc:AlternateContent>
+          <mc:Choice Requires="wps">
+            <w:drawing>
+              <wp:anchor distT="0" distB="0" distL="114300" distR="114300" simplePos="0" relativeHeight="251665408" behindDoc="0" locked="0" layoutInCell="1" allowOverlap="1" wp14:anchorId="5E028D4A" wp14:editId="111E4BC6">
+                <wp:simplePos x="0" y="0"/>
+                <wp:positionH relativeFrom="margin">
+                  <wp:posOffset>25400</wp:posOffset>
+                </wp:positionH>
+                <wp:positionV relativeFrom="paragraph">
+                  <wp:posOffset>345440</wp:posOffset>
+                </wp:positionV>
+                <wp:extent cx="981710" cy="871855"/>
+                <wp:effectExtent l="0" t="0" r="27940" b="23495"/>
+                <wp:wrapNone/>
+                <wp:docPr id="5" name="Oval 5"/>
+                <wp:cNvGraphicFramePr/>
+                <a:graphic xmlns:a="http://schemas.openxmlformats.org/drawingml/2006/main">
+                  <a:graphicData uri="http://schemas.microsoft.com/office/word/2010/wordprocessingShape">
+                    <wps:wsp>
+                      <wps:cNvSpPr/>
+                      <wps:spPr>
+                        <a:xfrm>
+                          <a:off x="0" y="0"/>
+                          <a:ext cx="981710" cy="871855"/>
+                        </a:xfrm>
+                        <a:prstGeom prst="ellipse">
+                          <a:avLst/>
+                        </a:prstGeom>
+                      </wps:spPr>
+                      <wps:style>
+                        <a:lnRef idx="2">
+                          <a:schemeClr val="dk1"/>
+                        </a:lnRef>
+                        <a:fillRef idx="1">
+                          <a:schemeClr val="lt1"/>
+                        </a:fillRef>
+                        <a:effectRef idx="0">
+                          <a:schemeClr val="dk1"/>
+                        </a:effectRef>
+                        <a:fontRef idx="minor">
+                          <a:schemeClr val="dk1"/>
+                        </a:fontRef>
+                      </wps:style>
+                      <wps:txbx>
+                        <w:txbxContent>
+                          <w:p>
+                            <w:pPr>
+                              <w:jc w:val="center"/>
+                              <w:rPr>
+                                <w:rFonts w:ascii="Times New Roman" w:hAnsi="Times New Roman" w:cs="Times New Roman"/>
+                                <w:sz w:val="32"/>
+                                <w:szCs w:val="32"/>
+                              </w:rPr>
+                            </w:pPr>
+                            <w:r>
+                              <w:rPr>
+                                <w:rFonts w:ascii="Times New Roman" w:hAnsi="Times New Roman" w:cs="Times New Roman"/>
+                                <w:sz w:val="32"/>
+                                <w:szCs w:val="32"/>
+                              </w:rPr>
+                              <w:t xml:space="preserve">Green </w:t>
+                            </w:r>
+                          </w:p>
+                        </w:txbxContent>
+                      </wps:txbx>
+                      <wps:bodyPr rot="0" spcFirstLastPara="0" vertOverflow="overflow" horzOverflow="overflow" vert="horz" wrap="square" lIns="91440" tIns="45720" rIns="91440" bIns="45720" numCol="1" spcCol="0" rtlCol="0" fromWordArt="0" anchor="ctr" anchorCtr="0" forceAA="0" compatLnSpc="1">
+                        <a:prstTxWarp prst="textNoShape">
+                          <a:avLst/>
+                        </a:prstTxWarp>
+                        <a:noAutofit/>
+                      </wps:bodyPr>
+                    </wps:wsp>
+                  </a:graphicData>
+                </a:graphic>
+                <wp14:sizeRelH relativeFrom="margin">
+                  <wp14:pctWidth>0</wp14:pctWidth>
+                </wp14:sizeRelH>
+                <wp14:sizeRelV relativeFrom="margin">
+                  <wp14:pctHeight>0</wp14:pctHeight>
+                </wp14:sizeRelV>
+              </wp:anchor>
+            </w:drawing>
+          </mc:Choice>
+          <mc:Fallback>
+            <w:pict>
+              <v:oval w14:anchorId="5E028D4A" id="Oval 5" o:spid="_x0000_s1031" style="position:absolute;margin-left:2pt;margin-top:27.2pt;width:77.3pt;height:68.65pt;z-index:251665408;visibility:visible;mso-wrap-style:square;mso-width-percent:0;mso-height-percent:0;mso-wrap-distance-left:9pt;mso-wrap-distance-top:0;mso-wrap-distance-right:9pt;mso-wrap-distance-bottom:0;mso-position-horizontal:absolute;mso-position-horizontal-relative:margin;mso-position-vertical:absolute;mso-position-vertical-relative:text;mso-width-percent:0;mso-height-percent:0;mso-width-relative:margin;mso-height-relative:margin;v-text-anchor:middle" o:gfxdata="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" fillcolor="white [3201]" strokecolor="black [3200]" strokeweight="1pt">
+                <v:stroke joinstyle="miter"/>
+                <v:textbox>
+                  <w:txbxContent>
+                    <w:p>
+                      <w:pPr>
+                        <w:jc w:val="center"/>
+                        <w:rPr>
+                          <w:rFonts w:ascii="Times New Roman" w:hAnsi="Times New Roman" w:cs="Times New Roman"/>
+                          <w:sz w:val="32"/>
+                          <w:szCs w:val="32"/>
+                        </w:rPr>
+                      </w:pPr>
+                      <w:r>
+                        <w:rPr>
+                          <w:rFonts w:ascii="Times New Roman" w:hAnsi="Times New Roman" w:cs="Times New Roman"/>
+                          <w:sz w:val="32"/>
+                          <w:szCs w:val="32"/>
+                        </w:rPr>
+                        <w:t xml:space="preserve">Green </w:t>
+                      </w:r>
+                    </w:p>
+                  </w:txbxContent>
+                </v:textbox>
+                <w10:wrap anchorx="margin"/>
+              </v:oval>
+            </w:pict>
+          </mc:Fallback>
+        </mc:AlternateContent>
+      </w:r>
+      <w:r>
+        <w:rPr>
+          <w:rFonts w:ascii="Times New Roman" w:hAnsi="Times New Roman" w:cs="Times New Roman"/>
+          <w:noProof/>
+          <w:sz w:val="32"/>
+          <w:szCs w:val="32"/>
+          <w:lang w:val="en-US" w:bidi="ne-NP"/>
+        </w:rPr>
+        <mc:AlternateContent>
+          <mc:Choice Requires="wps">
+            <w:drawing>
+              <wp:anchor distT="0" distB="0" distL="114300" distR="114300" simplePos="0" relativeHeight="251667456" behindDoc="0" locked="0" layoutInCell="1" allowOverlap="1" wp14:anchorId="20AA37BB" wp14:editId="65588CCC">
+                <wp:simplePos x="0" y="0"/>
+                <wp:positionH relativeFrom="margin">
+                  <wp:posOffset>5636260</wp:posOffset>
+                </wp:positionH>
+                <wp:positionV relativeFrom="paragraph">
+                  <wp:posOffset>412750</wp:posOffset>
+                </wp:positionV>
+                <wp:extent cx="981710" cy="871855"/>
                 <wp:effectExtent l="0" t="0" r="27940" b="23495"/>
                 <wp:wrapNone/>
                 <wp:docPr id="6" name="Oval 6"/>
@@ -1445,7 +1803,7 @@
                       <wps:spPr>
                         <a:xfrm>
                           <a:off x="0" y="0"/>
-                          <a:ext cx="982133" cy="872067"/>
+                          <a:ext cx="981710" cy="871855"/>
                         </a:xfrm>
                         <a:prstGeom prst="ellipse">
                           <a:avLst/>
@@ -1507,7 +1865,7 @@
           </mc:Choice>
           <mc:Fallback>
             <w:pict>
-              <v:oval w14:anchorId="20AA37BB" id="Oval 6" o:spid="_x0000_s1029" style="position:absolute;margin-left:26.15pt;margin-top:177.25pt;width:77.35pt;height:68.65pt;z-index:251667456;visibility:visible;mso-wrap-style:square;mso-width-percent:0;mso-height-percent:0;mso-wrap-distance-left:9pt;mso-wrap-distance-top:0;mso-wrap-distance-right:9pt;mso-wrap-distance-bottom:0;mso-position-horizontal:right;mso-position-horizontal-relative:margin;mso-position-vertical:absolute;mso-position-vertical-relative:text;mso-width-percent:0;mso-height-percent:0;mso-width-relative:margin;mso-height-relative:margin;v-text-anchor:middle" o:gfxdata="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" fillcolor="white [3201]" strokecolor="black [3200]" strokeweight="1pt">
+              <v:oval w14:anchorId="20AA37BB" id="Oval 6" o:spid="_x0000_s1032" style="position:absolute;margin-left:443.8pt;margin-top:32.5pt;width:77.3pt;height:68.65pt;z-index:251667456;visibility:visible;mso-wrap-style:square;mso-width-percent:0;mso-height-percent:0;mso-wrap-distance-left:9pt;mso-wrap-distance-top:0;mso-wrap-distance-right:9pt;mso-wrap-distance-bottom:0;mso-position-horizontal:absolute;mso-position-horizontal-relative:margin;mso-position-vertical:absolute;mso-position-vertical-relative:text;mso-width-percent:0;mso-height-percent:0;mso-width-relative:margin;mso-height-relative:margin;v-text-anchor:middle" o:gfxdata="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" fillcolor="white [3201]" strokecolor="black [3200]" strokeweight="1pt">
                 <v:stroke joinstyle="miter"/>
                 <v:textbox>
                   <w:txbxContent>
@@ -1537,252 +1895,6 @@
           </mc:Fallback>
         </mc:AlternateContent>
       </w:r>
-      <w:r>
-        <w:rPr>
-          <w:rFonts w:ascii="Times New Roman" w:hAnsi="Times New Roman" w:cs="Times New Roman"/>
-          <w:noProof/>
-          <w:sz w:val="32"/>
-          <w:szCs w:val="32"/>
-          <w:lang w:val="en-US" w:bidi="ne-NP"/>
-        </w:rPr>
-        <mc:AlternateContent>
-          <mc:Choice Requires="wps">
-            <w:drawing>
-              <wp:anchor distT="0" distB="0" distL="114300" distR="114300" simplePos="0" relativeHeight="251665408" behindDoc="0" locked="0" layoutInCell="1" allowOverlap="1" wp14:anchorId="5E028D4A" wp14:editId="22F3327E">
-                <wp:simplePos x="0" y="0"/>
-                <wp:positionH relativeFrom="margin">
-                  <wp:posOffset>25400</wp:posOffset>
-                </wp:positionH>
-                <wp:positionV relativeFrom="paragraph">
-                  <wp:posOffset>2184189</wp:posOffset>
-                </wp:positionV>
-                <wp:extent cx="982133" cy="872067"/>
-                <wp:effectExtent l="0" t="0" r="27940" b="23495"/>
-                <wp:wrapNone/>
-                <wp:docPr id="5" name="Oval 5"/>
-                <wp:cNvGraphicFramePr/>
-                <a:graphic xmlns:a="http://schemas.openxmlformats.org/drawingml/2006/main">
-                  <a:graphicData uri="http://schemas.microsoft.com/office/word/2010/wordprocessingShape">
-                    <wps:wsp>
-                      <wps:cNvSpPr/>
-                      <wps:spPr>
-                        <a:xfrm>
-                          <a:off x="0" y="0"/>
-                          <a:ext cx="982133" cy="872067"/>
-                        </a:xfrm>
-                        <a:prstGeom prst="ellipse">
-                          <a:avLst/>
-                        </a:prstGeom>
-                      </wps:spPr>
-                      <wps:style>
-                        <a:lnRef idx="2">
-                          <a:schemeClr val="dk1"/>
-                        </a:lnRef>
-                        <a:fillRef idx="1">
-                          <a:schemeClr val="lt1"/>
-                        </a:fillRef>
-                        <a:effectRef idx="0">
-                          <a:schemeClr val="dk1"/>
-                        </a:effectRef>
-                        <a:fontRef idx="minor">
-                          <a:schemeClr val="dk1"/>
-                        </a:fontRef>
-                      </wps:style>
-                      <wps:txbx>
-                        <w:txbxContent>
-                          <w:p>
-                            <w:pPr>
-                              <w:jc w:val="center"/>
-                              <w:rPr>
-                                <w:rFonts w:ascii="Times New Roman" w:hAnsi="Times New Roman" w:cs="Times New Roman"/>
-                                <w:sz w:val="32"/>
-                                <w:szCs w:val="32"/>
-                              </w:rPr>
-                            </w:pPr>
-                            <w:r>
-                              <w:rPr>
-                                <w:rFonts w:ascii="Times New Roman" w:hAnsi="Times New Roman" w:cs="Times New Roman"/>
-                                <w:sz w:val="32"/>
-                                <w:szCs w:val="32"/>
-                              </w:rPr>
-                              <w:t xml:space="preserve">Green </w:t>
-                            </w:r>
-                          </w:p>
-                        </w:txbxContent>
-                      </wps:txbx>
-                      <wps:bodyPr rot="0" spcFirstLastPara="0" vertOverflow="overflow" horzOverflow="overflow" vert="horz" wrap="square" lIns="91440" tIns="45720" rIns="91440" bIns="45720" numCol="1" spcCol="0" rtlCol="0" fromWordArt="0" anchor="ctr" anchorCtr="0" forceAA="0" compatLnSpc="1">
-                        <a:prstTxWarp prst="textNoShape">
-                          <a:avLst/>
-                        </a:prstTxWarp>
-                        <a:noAutofit/>
-                      </wps:bodyPr>
-                    </wps:wsp>
-                  </a:graphicData>
-                </a:graphic>
-                <wp14:sizeRelH relativeFrom="margin">
-                  <wp14:pctWidth>0</wp14:pctWidth>
-                </wp14:sizeRelH>
-                <wp14:sizeRelV relativeFrom="margin">
-                  <wp14:pctHeight>0</wp14:pctHeight>
-                </wp14:sizeRelV>
-              </wp:anchor>
-            </w:drawing>
-          </mc:Choice>
-          <mc:Fallback>
-            <w:pict>
-              <v:oval w14:anchorId="5E028D4A" id="Oval 5" o:spid="_x0000_s1030" style="position:absolute;margin-left:2pt;margin-top:172pt;width:77.35pt;height:68.65pt;z-index:251665408;visibility:visible;mso-wrap-style:square;mso-width-percent:0;mso-height-percent:0;mso-wrap-distance-left:9pt;mso-wrap-distance-top:0;mso-wrap-distance-right:9pt;mso-wrap-distance-bottom:0;mso-position-horizontal:absolute;mso-position-horizontal-relative:margin;mso-position-vertical:absolute;mso-position-vertical-relative:text;mso-width-percent:0;mso-height-percent:0;mso-width-relative:margin;mso-height-relative:margin;v-text-anchor:middle" o:gfxdata="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" fillcolor="white [3201]" strokecolor="black [3200]" strokeweight="1pt">
-                <v:stroke joinstyle="miter"/>
-                <v:textbox>
-                  <w:txbxContent>
-                    <w:p>
-                      <w:pPr>
-                        <w:jc w:val="center"/>
-                        <w:rPr>
-                          <w:rFonts w:ascii="Times New Roman" w:hAnsi="Times New Roman" w:cs="Times New Roman"/>
-                          <w:sz w:val="32"/>
-                          <w:szCs w:val="32"/>
-                        </w:rPr>
-                      </w:pPr>
-                      <w:r>
-                        <w:rPr>
-                          <w:rFonts w:ascii="Times New Roman" w:hAnsi="Times New Roman" w:cs="Times New Roman"/>
-                          <w:sz w:val="32"/>
-                          <w:szCs w:val="32"/>
-                        </w:rPr>
-                        <w:t xml:space="preserve">Green </w:t>
-                      </w:r>
-                    </w:p>
-                  </w:txbxContent>
-                </v:textbox>
-                <w10:wrap anchorx="margin"/>
-              </v:oval>
-            </w:pict>
-          </mc:Fallback>
-        </mc:AlternateContent>
-      </w:r>
-      <w:r>
-        <w:rPr>
-          <w:rFonts w:ascii="Times New Roman" w:hAnsi="Times New Roman" w:cs="Times New Roman"/>
-          <w:noProof/>
-          <w:sz w:val="32"/>
-          <w:szCs w:val="32"/>
-          <w:lang w:val="en-US" w:bidi="ne-NP"/>
-        </w:rPr>
-        <mc:AlternateContent>
-          <mc:Choice Requires="wps">
-            <w:drawing>
-              <wp:anchor distT="0" distB="0" distL="114300" distR="114300" simplePos="0" relativeHeight="251669504" behindDoc="0" locked="0" layoutInCell="1" allowOverlap="1" wp14:anchorId="66E4C0BF" wp14:editId="70C34955">
-                <wp:simplePos x="0" y="0"/>
-                <wp:positionH relativeFrom="margin">
-                  <wp:align>right</wp:align>
-                </wp:positionH>
-                <wp:positionV relativeFrom="paragraph">
-                  <wp:posOffset>948267</wp:posOffset>
-                </wp:positionV>
-                <wp:extent cx="982133" cy="872067"/>
-                <wp:effectExtent l="0" t="0" r="27940" b="23495"/>
-                <wp:wrapNone/>
-                <wp:docPr id="7" name="Oval 7"/>
-                <wp:cNvGraphicFramePr/>
-                <a:graphic xmlns:a="http://schemas.openxmlformats.org/drawingml/2006/main">
-                  <a:graphicData uri="http://schemas.microsoft.com/office/word/2010/wordprocessingShape">
-                    <wps:wsp>
-                      <wps:cNvSpPr/>
-                      <wps:spPr>
-                        <a:xfrm>
-                          <a:off x="0" y="0"/>
-                          <a:ext cx="982133" cy="872067"/>
-                        </a:xfrm>
-                        <a:prstGeom prst="ellipse">
-                          <a:avLst/>
-                        </a:prstGeom>
-                      </wps:spPr>
-                      <wps:style>
-                        <a:lnRef idx="2">
-                          <a:schemeClr val="dk1"/>
-                        </a:lnRef>
-                        <a:fillRef idx="1">
-                          <a:schemeClr val="lt1"/>
-                        </a:fillRef>
-                        <a:effectRef idx="0">
-                          <a:schemeClr val="dk1"/>
-                        </a:effectRef>
-                        <a:fontRef idx="minor">
-                          <a:schemeClr val="dk1"/>
-                        </a:fontRef>
-                      </wps:style>
-                      <wps:txbx>
-                        <w:txbxContent>
-                          <w:p>
-                            <w:pPr>
-                              <w:jc w:val="center"/>
-                              <w:rPr>
-                                <w:rFonts w:ascii="Times New Roman" w:hAnsi="Times New Roman" w:cs="Times New Roman"/>
-                                <w:sz w:val="32"/>
-                                <w:szCs w:val="32"/>
-                              </w:rPr>
-                            </w:pPr>
-                            <w:r>
-                              <w:rPr>
-                                <w:rFonts w:ascii="Times New Roman" w:hAnsi="Times New Roman" w:cs="Times New Roman"/>
-                                <w:sz w:val="32"/>
-                                <w:szCs w:val="32"/>
-                              </w:rPr>
-                              <w:t>Stop</w:t>
-                            </w:r>
-                          </w:p>
-                        </w:txbxContent>
-                      </wps:txbx>
-                      <wps:bodyPr rot="0" spcFirstLastPara="0" vertOverflow="overflow" horzOverflow="overflow" vert="horz" wrap="square" lIns="91440" tIns="45720" rIns="91440" bIns="45720" numCol="1" spcCol="0" rtlCol="0" fromWordArt="0" anchor="ctr" anchorCtr="0" forceAA="0" compatLnSpc="1">
-                        <a:prstTxWarp prst="textNoShape">
-                          <a:avLst/>
-                        </a:prstTxWarp>
-                        <a:noAutofit/>
-                      </wps:bodyPr>
-                    </wps:wsp>
-                  </a:graphicData>
-                </a:graphic>
-                <wp14:sizeRelH relativeFrom="margin">
-                  <wp14:pctWidth>0</wp14:pctWidth>
-                </wp14:sizeRelH>
-                <wp14:sizeRelV relativeFrom="margin">
-                  <wp14:pctHeight>0</wp14:pctHeight>
-                </wp14:sizeRelV>
-              </wp:anchor>
-            </w:drawing>
-          </mc:Choice>
-          <mc:Fallback>
-            <w:pict>
-              <v:oval w14:anchorId="66E4C0BF" id="Oval 7" o:spid="_x0000_s1031" style="position:absolute;margin-left:26.15pt;margin-top:74.65pt;width:77.35pt;height:68.65pt;z-index:251669504;visibility:visible;mso-wrap-style:square;mso-width-percent:0;mso-height-percent:0;mso-wrap-distance-left:9pt;mso-wrap-distance-top:0;mso-wrap-distance-right:9pt;mso-wrap-distance-bottom:0;mso-position-horizontal:right;mso-position-horizontal-relative:margin;mso-position-vertical:absolute;mso-position-vertical-relative:text;mso-width-percent:0;mso-height-percent:0;mso-width-relative:margin;mso-height-relative:margin;v-text-anchor:middle" o:gfxdata="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" fillcolor="white [3201]" strokecolor="black [3200]" strokeweight="1pt">
-                <v:stroke joinstyle="miter"/>
-                <v:textbox>
-                  <w:txbxContent>
-                    <w:p>
-                      <w:pPr>
-                        <w:jc w:val="center"/>
-                        <w:rPr>
-                          <w:rFonts w:ascii="Times New Roman" w:hAnsi="Times New Roman" w:cs="Times New Roman"/>
-                          <w:sz w:val="32"/>
-                          <w:szCs w:val="32"/>
-                        </w:rPr>
-                      </w:pPr>
-                      <w:r>
-                        <w:rPr>
-                          <w:rFonts w:ascii="Times New Roman" w:hAnsi="Times New Roman" w:cs="Times New Roman"/>
-                          <w:sz w:val="32"/>
-                          <w:szCs w:val="32"/>
-                        </w:rPr>
-                        <w:t>Stop</w:t>
-                      </w:r>
-                    </w:p>
-                  </w:txbxContent>
-                </v:textbox>
-                <w10:wrap anchorx="margin"/>
-              </v:oval>
-            </w:pict>
-          </mc:Fallback>
-        </mc:AlternateContent>
-      </w:r>
     </w:p>
     <w:p>
       <w:pPr>
@@ -1801,129 +1913,6 @@
           <w:szCs w:val="32"/>
         </w:rPr>
       </w:pPr>
-      <w:r>
-        <w:rPr>
-          <w:rFonts w:ascii="Times New Roman" w:hAnsi="Times New Roman" w:cs="Times New Roman"/>
-          <w:noProof/>
-          <w:sz w:val="32"/>
-          <w:szCs w:val="32"/>
-          <w:lang w:val="en-US" w:bidi="ne-NP"/>
-        </w:rPr>
-        <mc:AlternateContent>
-          <mc:Choice Requires="wps">
-            <w:drawing>
-              <wp:anchor distT="0" distB="0" distL="114300" distR="114300" simplePos="0" relativeHeight="251663360" behindDoc="0" locked="0" layoutInCell="1" allowOverlap="1" wp14:anchorId="7C31D4EC" wp14:editId="20C5D6E2">
-                <wp:simplePos x="0" y="0"/>
-                <wp:positionH relativeFrom="margin">
-                  <wp:posOffset>0</wp:posOffset>
-                </wp:positionH>
-                <wp:positionV relativeFrom="paragraph">
-                  <wp:posOffset>161290</wp:posOffset>
-                </wp:positionV>
-                <wp:extent cx="1219200" cy="872067"/>
-                <wp:effectExtent l="0" t="0" r="19050" b="23495"/>
-                <wp:wrapNone/>
-                <wp:docPr id="4" name="Oval 4"/>
-                <wp:cNvGraphicFramePr/>
-                <a:graphic xmlns:a="http://schemas.openxmlformats.org/drawingml/2006/main">
-                  <a:graphicData uri="http://schemas.microsoft.com/office/word/2010/wordprocessingShape">
-                    <wps:wsp>
-                      <wps:cNvSpPr/>
-                      <wps:spPr>
-                        <a:xfrm>
-                          <a:off x="0" y="0"/>
-                          <a:ext cx="1219200" cy="872067"/>
-                        </a:xfrm>
-                        <a:prstGeom prst="ellipse">
-                          <a:avLst/>
-                        </a:prstGeom>
-                      </wps:spPr>
-                      <wps:style>
-                        <a:lnRef idx="2">
-                          <a:schemeClr val="dk1"/>
-                        </a:lnRef>
-                        <a:fillRef idx="1">
-                          <a:schemeClr val="lt1"/>
-                        </a:fillRef>
-                        <a:effectRef idx="0">
-                          <a:schemeClr val="dk1"/>
-                        </a:effectRef>
-                        <a:fontRef idx="minor">
-                          <a:schemeClr val="dk1"/>
-                        </a:fontRef>
-                      </wps:style>
-                      <wps:txbx>
-                        <w:txbxContent>
-                          <w:p>
-                            <w:pPr>
-                              <w:jc w:val="center"/>
-                              <w:rPr>
-                                <w:rFonts w:ascii="Times New Roman" w:hAnsi="Times New Roman" w:cs="Times New Roman"/>
-                                <w:sz w:val="32"/>
-                                <w:szCs w:val="32"/>
-                              </w:rPr>
-                            </w:pPr>
-                            <w:r>
-                              <w:rPr>
-                                <w:rFonts w:ascii="Times New Roman" w:hAnsi="Times New Roman" w:cs="Times New Roman"/>
-                                <w:sz w:val="32"/>
-                                <w:szCs w:val="32"/>
-                              </w:rPr>
-                              <w:t>Yellow</w:t>
-                            </w:r>
-                          </w:p>
-                        </w:txbxContent>
-                      </wps:txbx>
-                      <wps:bodyPr rot="0" spcFirstLastPara="0" vertOverflow="overflow" horzOverflow="overflow" vert="horz" wrap="square" lIns="91440" tIns="45720" rIns="91440" bIns="45720" numCol="1" spcCol="0" rtlCol="0" fromWordArt="0" anchor="ctr" anchorCtr="0" forceAA="0" compatLnSpc="1">
-                        <a:prstTxWarp prst="textNoShape">
-                          <a:avLst/>
-                        </a:prstTxWarp>
-                        <a:noAutofit/>
-                      </wps:bodyPr>
-                    </wps:wsp>
-                  </a:graphicData>
-                </a:graphic>
-                <wp14:sizeRelH relativeFrom="margin">
-                  <wp14:pctWidth>0</wp14:pctWidth>
-                </wp14:sizeRelH>
-                <wp14:sizeRelV relativeFrom="margin">
-                  <wp14:pctHeight>0</wp14:pctHeight>
-                </wp14:sizeRelV>
-              </wp:anchor>
-            </w:drawing>
-          </mc:Choice>
-          <mc:Fallback>
-            <w:pict>
-              <v:oval w14:anchorId="7C31D4EC" id="Oval 4" o:spid="_x0000_s1032" style="position:absolute;margin-left:0;margin-top:12.7pt;width:96pt;height:68.65pt;z-index:251663360;visibility:visible;mso-wrap-style:square;mso-width-percent:0;mso-height-percent:0;mso-wrap-distance-left:9pt;mso-wrap-distance-top:0;mso-wrap-distance-right:9pt;mso-wrap-distance-bottom:0;mso-position-horizontal:absolute;mso-position-horizontal-relative:margin;mso-position-vertical:absolute;mso-position-vertical-relative:text;mso-width-percent:0;mso-height-percent:0;mso-width-relative:margin;mso-height-relative:margin;v-text-anchor:middle" o:gfxdata="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" fillcolor="white [3201]" strokecolor="black [3200]" strokeweight="1pt">
-                <v:stroke joinstyle="miter"/>
-                <v:textbox>
-                  <w:txbxContent>
-                    <w:p>
-                      <w:pPr>
-                        <w:jc w:val="center"/>
-                        <w:rPr>
-                          <w:rFonts w:ascii="Times New Roman" w:hAnsi="Times New Roman" w:cs="Times New Roman"/>
-                          <w:sz w:val="32"/>
-                          <w:szCs w:val="32"/>
-                        </w:rPr>
-                      </w:pPr>
-                      <w:r>
-                        <w:rPr>
-                          <w:rFonts w:ascii="Times New Roman" w:hAnsi="Times New Roman" w:cs="Times New Roman"/>
-                          <w:sz w:val="32"/>
-                          <w:szCs w:val="32"/>
-                        </w:rPr>
-                        <w:t>Yellow</w:t>
-                      </w:r>
-                    </w:p>
-                  </w:txbxContent>
-                </v:textbox>
-                <w10:wrap anchorx="margin"/>
-              </v:oval>
-            </w:pict>
-          </mc:Fallback>
-        </mc:AlternateContent>
-      </w:r>
     </w:p>
     <w:p>
       <w:pPr>
@@ -1938,58 +1927,13 @@
       <w:pPr>
         <w:rPr>
           <w:rFonts w:ascii="Times New Roman" w:hAnsi="Times New Roman" w:cs="Times New Roman"/>
+          <w:b/>
+          <w:bCs/>
           <w:sz w:val="32"/>
           <w:szCs w:val="32"/>
         </w:rPr>
       </w:pPr>
-    </w:p>
-    <w:p>
-      <w:pPr>
-        <w:rPr>
-          <w:rFonts w:ascii="Times New Roman" w:hAnsi="Times New Roman" w:cs="Times New Roman"/>
-          <w:sz w:val="32"/>
-          <w:szCs w:val="32"/>
-        </w:rPr>
-      </w:pPr>
-    </w:p>
-    <w:p>
-      <w:pPr>
-        <w:rPr>
-          <w:rFonts w:ascii="Times New Roman" w:hAnsi="Times New Roman" w:cs="Times New Roman"/>
-          <w:sz w:val="32"/>
-          <w:szCs w:val="32"/>
-        </w:rPr>
-      </w:pPr>
-    </w:p>
-    <w:p>
-      <w:pPr>
-        <w:rPr>
-          <w:rFonts w:ascii="Times New Roman" w:hAnsi="Times New Roman" w:cs="Times New Roman"/>
-          <w:sz w:val="32"/>
-          <w:szCs w:val="32"/>
-        </w:rPr>
-      </w:pPr>
-    </w:p>
-    <w:p>
-      <w:pPr>
-        <w:rPr>
-          <w:rFonts w:ascii="Times New Roman" w:hAnsi="Times New Roman" w:cs="Times New Roman"/>
-          <w:sz w:val="32"/>
-          <w:szCs w:val="32"/>
-        </w:rPr>
-      </w:pPr>
-    </w:p>
-    <w:p>
-      <w:pPr>
-        <w:rPr>
-          <w:rFonts w:ascii="Times New Roman" w:hAnsi="Times New Roman" w:cs="Times New Roman"/>
-          <w:sz w:val="32"/>
-          <w:szCs w:val="32"/>
-        </w:rPr>
-      </w:pPr>
-    </w:p>
-    <w:p>
-      <w:pPr>
+      <w:r>
         <w:rPr>
           <w:rFonts w:ascii="Times New Roman" w:hAnsi="Times New Roman" w:cs="Times New Roman"/>
           <w:b/>
@@ -1997,7 +1941,8 @@
           <w:sz w:val="32"/>
           <w:szCs w:val="32"/>
         </w:rPr>
-      </w:pPr>
+        <w:t xml:space="preserve">2. Write the name of any </w:t>
+      </w:r>
       <w:r>
         <w:rPr>
           <w:rFonts w:ascii="Times New Roman" w:hAnsi="Times New Roman" w:cs="Times New Roman"/>
@@ -2006,7 +1951,77 @@
           <w:sz w:val="32"/>
           <w:szCs w:val="32"/>
         </w:rPr>
-        <w:t>2. Write the name of any 3 domestic animals. [3]</w:t>
+        <w:t>three</w:t>
+      </w:r>
+      <w:r>
+        <w:rPr>
+          <w:rFonts w:ascii="Times New Roman" w:hAnsi="Times New Roman" w:cs="Times New Roman"/>
+          <w:b/>
+          <w:bCs/>
+          <w:sz w:val="32"/>
+          <w:szCs w:val="32"/>
+        </w:rPr>
+        <w:t xml:space="preserve"> domestic animals. </w:t>
+      </w:r>
+      <w:r>
+        <w:rPr>
+          <w:rFonts w:ascii="Times New Roman" w:hAnsi="Times New Roman" w:cs="Times New Roman"/>
+          <w:b/>
+          <w:bCs/>
+          <w:sz w:val="32"/>
+          <w:szCs w:val="32"/>
+        </w:rPr>
+        <w:tab/>
+      </w:r>
+      <w:r>
+        <w:rPr>
+          <w:rFonts w:ascii="Times New Roman" w:hAnsi="Times New Roman" w:cs="Times New Roman"/>
+          <w:b/>
+          <w:bCs/>
+          <w:sz w:val="32"/>
+          <w:szCs w:val="32"/>
+        </w:rPr>
+        <w:tab/>
+      </w:r>
+      <w:r>
+        <w:rPr>
+          <w:rFonts w:ascii="Times New Roman" w:hAnsi="Times New Roman" w:cs="Times New Roman"/>
+          <w:b/>
+          <w:bCs/>
+          <w:sz w:val="32"/>
+          <w:szCs w:val="32"/>
+        </w:rPr>
+        <w:tab/>
+      </w:r>
+      <w:r>
+        <w:rPr>
+          <w:rFonts w:ascii="Times New Roman" w:hAnsi="Times New Roman" w:cs="Times New Roman"/>
+          <w:b/>
+          <w:bCs/>
+          <w:sz w:val="32"/>
+          <w:szCs w:val="32"/>
+        </w:rPr>
+        <w:tab/>
+      </w:r>
+      <w:r>
+        <w:rPr>
+          <w:rFonts w:ascii="Times New Roman" w:hAnsi="Times New Roman" w:cs="Times New Roman"/>
+          <w:b/>
+          <w:bCs/>
+          <w:sz w:val="32"/>
+          <w:szCs w:val="32"/>
+        </w:rPr>
+        <w:tab/>
+      </w:r>
+      <w:r>
+        <w:rPr>
+          <w:rFonts w:ascii="Times New Roman" w:hAnsi="Times New Roman" w:cs="Times New Roman"/>
+          <w:b/>
+          <w:bCs/>
+          <w:sz w:val="32"/>
+          <w:szCs w:val="32"/>
+        </w:rPr>
+        <w:t>[3]</w:t>
       </w:r>
     </w:p>
     <w:p>
@@ -2276,7 +2291,7 @@
           <w:sz w:val="32"/>
           <w:szCs w:val="32"/>
         </w:rPr>
-        <w:t xml:space="preserve">3. Write the name of any 3 wild animals. </w:t>
+        <w:t xml:space="preserve">3. Write the name of any </w:t>
       </w:r>
       <w:r>
         <w:rPr>
@@ -2286,6 +2301,26 @@
           <w:sz w:val="32"/>
           <w:szCs w:val="32"/>
         </w:rPr>
+        <w:t>three</w:t>
+      </w:r>
+      <w:r>
+        <w:rPr>
+          <w:rFonts w:ascii="Times New Roman" w:hAnsi="Times New Roman" w:cs="Times New Roman"/>
+          <w:b/>
+          <w:bCs/>
+          <w:sz w:val="32"/>
+          <w:szCs w:val="32"/>
+        </w:rPr>
+        <w:t xml:space="preserve"> wild animals. </w:t>
+      </w:r>
+      <w:r>
+        <w:rPr>
+          <w:rFonts w:ascii="Times New Roman" w:hAnsi="Times New Roman" w:cs="Times New Roman"/>
+          <w:b/>
+          <w:bCs/>
+          <w:sz w:val="32"/>
+          <w:szCs w:val="32"/>
+        </w:rPr>
         <w:tab/>
       </w:r>
       <w:r>
@@ -2346,27 +2381,8 @@
           <w:sz w:val="32"/>
           <w:szCs w:val="32"/>
         </w:rPr>
-        <w:tab/>
-      </w:r>
-      <w:r>
-        <w:rPr>
-          <w:rFonts w:ascii="Times New Roman" w:hAnsi="Times New Roman" w:cs="Times New Roman"/>
-          <w:b/>
-          <w:bCs/>
-          <w:sz w:val="32"/>
-          <w:szCs w:val="32"/>
-        </w:rPr>
         <w:t>[3]</w:t>
       </w:r>
-    </w:p>
-    <w:p>
-      <w:pPr>
-        <w:rPr>
-          <w:rFonts w:ascii="Times New Roman" w:hAnsi="Times New Roman" w:cs="Times New Roman"/>
-          <w:sz w:val="32"/>
-          <w:szCs w:val="32"/>
-        </w:rPr>
-      </w:pPr>
     </w:p>
     <w:p>
       <w:pPr>
@@ -2626,8 +2642,7 @@
           <w:sz w:val="32"/>
           <w:szCs w:val="32"/>
         </w:rPr>
-        <w:lastRenderedPageBreak/>
-        <w:t xml:space="preserve">4. Write the name of any 3 colours. </w:t>
+        <w:t xml:space="preserve">4. Write the name of any </w:t>
       </w:r>
       <w:r>
         <w:rPr>
@@ -2637,7 +2652,17 @@
           <w:sz w:val="32"/>
           <w:szCs w:val="32"/>
         </w:rPr>
-        <w:tab/>
+        <w:t>three</w:t>
+      </w:r>
+      <w:r>
+        <w:rPr>
+          <w:rFonts w:ascii="Times New Roman" w:hAnsi="Times New Roman" w:cs="Times New Roman"/>
+          <w:b/>
+          <w:bCs/>
+          <w:sz w:val="32"/>
+          <w:szCs w:val="32"/>
+        </w:rPr>
+        <w:t xml:space="preserve"> colours. </w:t>
       </w:r>
       <w:r>
         <w:rPr>
@@ -2971,7 +2996,7 @@
     </w:p>
     <w:p>
       <w:pPr>
-        <w:spacing w:after="120" w:line="240" w:lineRule="auto"/>
+        <w:spacing w:after="0" w:line="240" w:lineRule="auto"/>
         <w:rPr>
           <w:rFonts w:ascii="Times New Roman" w:hAnsi="Times New Roman" w:cs="Times New Roman"/>
           <w:b/>
@@ -2988,6 +3013,7 @@
           <w:sz w:val="32"/>
           <w:szCs w:val="32"/>
         </w:rPr>
+        <w:lastRenderedPageBreak/>
         <w:t xml:space="preserve">5. Circle the similar words. </w:t>
       </w:r>
       <w:r>
@@ -3093,7 +3119,7 @@
     </w:p>
     <w:p>
       <w:pPr>
-        <w:spacing w:after="120" w:line="240" w:lineRule="auto"/>
+        <w:spacing w:after="0" w:line="240" w:lineRule="auto"/>
         <w:rPr>
           <w:rFonts w:ascii="Times New Roman" w:hAnsi="Times New Roman" w:cs="Times New Roman"/>
           <w:sz w:val="32"/>
@@ -3103,7 +3129,7 @@
     </w:p>
     <w:p>
       <w:pPr>
-        <w:spacing w:after="120" w:line="240" w:lineRule="auto"/>
+        <w:spacing w:after="0" w:line="240" w:lineRule="auto"/>
         <w:rPr>
           <w:rFonts w:ascii="Times New Roman" w:hAnsi="Times New Roman" w:cs="Times New Roman"/>
           <w:sz w:val="32"/>
@@ -3121,7 +3147,7 @@
     </w:p>
     <w:p>
       <w:pPr>
-        <w:spacing w:after="120" w:line="240" w:lineRule="auto"/>
+        <w:spacing w:after="0" w:line="240" w:lineRule="auto"/>
         <w:rPr>
           <w:rFonts w:ascii="Times New Roman" w:hAnsi="Times New Roman" w:cs="Times New Roman"/>
           <w:sz w:val="32"/>
@@ -3131,7 +3157,7 @@
     </w:p>
     <w:p>
       <w:pPr>
-        <w:spacing w:after="120" w:line="240" w:lineRule="auto"/>
+        <w:spacing w:after="0" w:line="240" w:lineRule="auto"/>
         <w:rPr>
           <w:rFonts w:ascii="Times New Roman" w:hAnsi="Times New Roman" w:cs="Times New Roman"/>
           <w:sz w:val="32"/>
@@ -3149,7 +3175,7 @@
     </w:p>
     <w:p>
       <w:pPr>
-        <w:spacing w:after="120" w:line="240" w:lineRule="auto"/>
+        <w:spacing w:after="0" w:line="240" w:lineRule="auto"/>
         <w:rPr>
           <w:rFonts w:ascii="Times New Roman" w:hAnsi="Times New Roman" w:cs="Times New Roman"/>
           <w:sz w:val="32"/>
@@ -3159,7 +3185,7 @@
     </w:p>
     <w:p>
       <w:pPr>
-        <w:spacing w:after="120" w:line="240" w:lineRule="auto"/>
+        <w:spacing w:after="0" w:line="240" w:lineRule="auto"/>
         <w:rPr>
           <w:rFonts w:ascii="Times New Roman" w:hAnsi="Times New Roman" w:cs="Times New Roman"/>
           <w:sz w:val="32"/>
@@ -3209,7 +3235,7 @@
     </w:p>
     <w:p>
       <w:pPr>
-        <w:spacing w:after="120" w:line="240" w:lineRule="auto"/>
+        <w:spacing w:after="0" w:line="240" w:lineRule="auto"/>
         <w:rPr>
           <w:rFonts w:ascii="Times New Roman" w:hAnsi="Times New Roman" w:cs="Times New Roman"/>
           <w:sz w:val="32"/>
@@ -3219,7 +3245,7 @@
     </w:p>
     <w:p>
       <w:pPr>
-        <w:spacing w:after="120" w:line="240" w:lineRule="auto"/>
+        <w:spacing w:after="0" w:line="240" w:lineRule="auto"/>
         <w:rPr>
           <w:rFonts w:ascii="Times New Roman" w:hAnsi="Times New Roman" w:cs="Times New Roman"/>
           <w:sz w:val="32"/>
@@ -3269,7 +3295,7 @@
     </w:p>
     <w:p>
       <w:pPr>
-        <w:spacing w:after="120" w:line="240" w:lineRule="auto"/>
+        <w:spacing w:after="0" w:line="240" w:lineRule="auto"/>
         <w:rPr>
           <w:rFonts w:ascii="Times New Roman" w:hAnsi="Times New Roman" w:cs="Times New Roman"/>
           <w:sz w:val="32"/>
@@ -3279,7 +3305,7 @@
     </w:p>
     <w:p>
       <w:pPr>
-        <w:spacing w:after="120" w:line="240" w:lineRule="auto"/>
+        <w:spacing w:after="0" w:line="240" w:lineRule="auto"/>
         <w:rPr>
           <w:rFonts w:ascii="Times New Roman" w:hAnsi="Times New Roman" w:cs="Times New Roman"/>
           <w:sz w:val="32"/>
@@ -3313,6 +3339,7 @@
     </w:p>
     <w:p>
       <w:pPr>
+        <w:spacing w:after="0" w:line="240" w:lineRule="auto"/>
         <w:rPr>
           <w:rFonts w:ascii="Times New Roman" w:hAnsi="Times New Roman" w:cs="Times New Roman"/>
           <w:sz w:val="32"/>
@@ -3331,6 +3358,168 @@
           <w:szCs w:val="32"/>
         </w:rPr>
       </w:pPr>
+      <w:r>
+        <w:rPr>
+          <w:rFonts w:ascii="Times New Roman" w:hAnsi="Times New Roman" w:cs="Times New Roman"/>
+          <w:noProof/>
+          <w:sz w:val="32"/>
+          <w:szCs w:val="32"/>
+          <w:lang w:val="en-US" w:bidi="ne-NP"/>
+        </w:rPr>
+        <mc:AlternateContent>
+          <mc:Choice Requires="wps">
+            <w:drawing>
+              <wp:anchor distT="0" distB="0" distL="114300" distR="114300" simplePos="0" relativeHeight="251855872" behindDoc="0" locked="0" layoutInCell="1" allowOverlap="1" wp14:anchorId="67767DCB" wp14:editId="3F240A3C">
+                <wp:simplePos x="0" y="0"/>
+                <wp:positionH relativeFrom="column">
+                  <wp:posOffset>3634105</wp:posOffset>
+                </wp:positionH>
+                <wp:positionV relativeFrom="paragraph">
+                  <wp:posOffset>312258</wp:posOffset>
+                </wp:positionV>
+                <wp:extent cx="2934586" cy="1316000"/>
+                <wp:effectExtent l="0" t="0" r="18415" b="17780"/>
+                <wp:wrapNone/>
+                <wp:docPr id="884688407" name="Rectangle 102"/>
+                <wp:cNvGraphicFramePr/>
+                <a:graphic xmlns:a="http://schemas.openxmlformats.org/drawingml/2006/main">
+                  <a:graphicData uri="http://schemas.microsoft.com/office/word/2010/wordprocessingShape">
+                    <wps:wsp>
+                      <wps:cNvSpPr/>
+                      <wps:spPr>
+                        <a:xfrm>
+                          <a:off x="0" y="0"/>
+                          <a:ext cx="2934586" cy="1316000"/>
+                        </a:xfrm>
+                        <a:prstGeom prst="rect">
+                          <a:avLst/>
+                        </a:prstGeom>
+                        <a:noFill/>
+                        <a:ln>
+                          <a:solidFill>
+                            <a:schemeClr val="tx1"/>
+                          </a:solidFill>
+                        </a:ln>
+                      </wps:spPr>
+                      <wps:style>
+                        <a:lnRef idx="2">
+                          <a:schemeClr val="accent1">
+                            <a:shade val="15000"/>
+                          </a:schemeClr>
+                        </a:lnRef>
+                        <a:fillRef idx="1">
+                          <a:schemeClr val="accent1"/>
+                        </a:fillRef>
+                        <a:effectRef idx="0">
+                          <a:schemeClr val="accent1"/>
+                        </a:effectRef>
+                        <a:fontRef idx="minor">
+                          <a:schemeClr val="lt1"/>
+                        </a:fontRef>
+                      </wps:style>
+                      <wps:bodyPr rot="0" spcFirstLastPara="0" vertOverflow="overflow" horzOverflow="overflow" vert="horz" wrap="square" lIns="91440" tIns="45720" rIns="91440" bIns="45720" numCol="1" spcCol="0" rtlCol="0" fromWordArt="0" anchor="ctr" anchorCtr="0" forceAA="0" compatLnSpc="1">
+                        <a:prstTxWarp prst="textNoShape">
+                          <a:avLst/>
+                        </a:prstTxWarp>
+                        <a:noAutofit/>
+                      </wps:bodyPr>
+                    </wps:wsp>
+                  </a:graphicData>
+                </a:graphic>
+                <wp14:sizeRelV relativeFrom="margin">
+                  <wp14:pctHeight>0</wp14:pctHeight>
+                </wp14:sizeRelV>
+              </wp:anchor>
+            </w:drawing>
+          </mc:Choice>
+          <mc:Fallback>
+            <w:pict>
+              <v:rect w14:anchorId="483D74BD" id="Rectangle 102" o:spid="_x0000_s1026" style="position:absolute;margin-left:286.15pt;margin-top:24.6pt;width:231.05pt;height:103.6pt;z-index:251855872;visibility:visible;mso-wrap-style:square;mso-height-percent:0;mso-wrap-distance-left:9pt;mso-wrap-distance-top:0;mso-wrap-distance-right:9pt;mso-wrap-distance-bottom:0;mso-position-horizontal:absolute;mso-position-horizontal-relative:text;mso-position-vertical:absolute;mso-position-vertical-relative:text;mso-height-percent:0;mso-height-relative:margin;v-text-anchor:middle" o:gfxdata="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" filled="f" strokecolor="black [3213]" strokeweight="1pt"/>
+            </w:pict>
+          </mc:Fallback>
+        </mc:AlternateContent>
+      </w:r>
+      <w:r>
+        <w:rPr>
+          <w:rFonts w:ascii="Times New Roman" w:hAnsi="Times New Roman" w:cs="Times New Roman"/>
+          <w:noProof/>
+          <w:sz w:val="32"/>
+          <w:szCs w:val="32"/>
+          <w:lang w:val="en-US" w:bidi="ne-NP"/>
+        </w:rPr>
+        <mc:AlternateContent>
+          <mc:Choice Requires="wps">
+            <w:drawing>
+              <wp:anchor distT="0" distB="0" distL="114300" distR="114300" simplePos="0" relativeHeight="251853824" behindDoc="0" locked="0" layoutInCell="1" allowOverlap="1" wp14:anchorId="0469E9DF" wp14:editId="4276BC5F">
+                <wp:simplePos x="0" y="0"/>
+                <wp:positionH relativeFrom="column">
+                  <wp:posOffset>233916</wp:posOffset>
+                </wp:positionH>
+                <wp:positionV relativeFrom="paragraph">
+                  <wp:posOffset>267365</wp:posOffset>
+                </wp:positionV>
+                <wp:extent cx="2934586" cy="1316000"/>
+                <wp:effectExtent l="0" t="0" r="18415" b="17780"/>
+                <wp:wrapNone/>
+                <wp:docPr id="920531730" name="Rectangle 102"/>
+                <wp:cNvGraphicFramePr/>
+                <a:graphic xmlns:a="http://schemas.openxmlformats.org/drawingml/2006/main">
+                  <a:graphicData uri="http://schemas.microsoft.com/office/word/2010/wordprocessingShape">
+                    <wps:wsp>
+                      <wps:cNvSpPr/>
+                      <wps:spPr>
+                        <a:xfrm>
+                          <a:off x="0" y="0"/>
+                          <a:ext cx="2934586" cy="1316000"/>
+                        </a:xfrm>
+                        <a:prstGeom prst="rect">
+                          <a:avLst/>
+                        </a:prstGeom>
+                        <a:noFill/>
+                        <a:ln>
+                          <a:solidFill>
+                            <a:schemeClr val="tx1"/>
+                          </a:solidFill>
+                        </a:ln>
+                      </wps:spPr>
+                      <wps:style>
+                        <a:lnRef idx="2">
+                          <a:schemeClr val="accent1">
+                            <a:shade val="15000"/>
+                          </a:schemeClr>
+                        </a:lnRef>
+                        <a:fillRef idx="1">
+                          <a:schemeClr val="accent1"/>
+                        </a:fillRef>
+                        <a:effectRef idx="0">
+                          <a:schemeClr val="accent1"/>
+                        </a:effectRef>
+                        <a:fontRef idx="minor">
+                          <a:schemeClr val="lt1"/>
+                        </a:fontRef>
+                      </wps:style>
+                      <wps:bodyPr rot="0" spcFirstLastPara="0" vertOverflow="overflow" horzOverflow="overflow" vert="horz" wrap="square" lIns="91440" tIns="45720" rIns="91440" bIns="45720" numCol="1" spcCol="0" rtlCol="0" fromWordArt="0" anchor="ctr" anchorCtr="0" forceAA="0" compatLnSpc="1">
+                        <a:prstTxWarp prst="textNoShape">
+                          <a:avLst/>
+                        </a:prstTxWarp>
+                        <a:noAutofit/>
+                      </wps:bodyPr>
+                    </wps:wsp>
+                  </a:graphicData>
+                </a:graphic>
+                <wp14:sizeRelV relativeFrom="margin">
+                  <wp14:pctHeight>0</wp14:pctHeight>
+                </wp14:sizeRelV>
+              </wp:anchor>
+            </w:drawing>
+          </mc:Choice>
+          <mc:Fallback>
+            <w:pict>
+              <v:rect w14:anchorId="14191614" id="Rectangle 102" o:spid="_x0000_s1026" style="position:absolute;margin-left:18.4pt;margin-top:21.05pt;width:231.05pt;height:103.6pt;z-index:251853824;visibility:visible;mso-wrap-style:square;mso-height-percent:0;mso-wrap-distance-left:9pt;mso-wrap-distance-top:0;mso-wrap-distance-right:9pt;mso-wrap-distance-bottom:0;mso-position-horizontal:absolute;mso-position-horizontal-relative:text;mso-position-vertical:absolute;mso-position-vertical-relative:text;mso-height-percent:0;mso-height-relative:margin;v-text-anchor:middle" o:gfxdata="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" filled="f" strokecolor="black [3213]" strokeweight="1pt"/>
+            </w:pict>
+          </mc:Fallback>
+        </mc:AlternateContent>
+      </w:r>
       <w:r>
         <w:rPr>
           <w:rFonts w:ascii="Times New Roman" w:hAnsi="Times New Roman" w:cs="Times New Roman"/>
@@ -3895,7 +4084,7 @@
         <mc:AlternateContent>
           <mc:Choice Requires="wps">
             <w:drawing>
-              <wp:anchor distT="0" distB="0" distL="114300" distR="114300" simplePos="0" relativeHeight="251711488" behindDoc="0" locked="0" layoutInCell="1" allowOverlap="1" wp14:anchorId="6655D33B" wp14:editId="4EA815CC">
+              <wp:anchor distT="0" distB="0" distL="114300" distR="114300" simplePos="0" relativeHeight="251711488" behindDoc="0" locked="0" layoutInCell="1" allowOverlap="1" wp14:anchorId="6655D33B" wp14:editId="36EEFAA8">
                 <wp:simplePos x="0" y="0"/>
                 <wp:positionH relativeFrom="column">
                   <wp:posOffset>5560695</wp:posOffset>
@@ -3949,7 +4138,7 @@
           </mc:Choice>
           <mc:Fallback>
             <w:pict>
-              <v:rect w14:anchorId="50D89E25" id="Rectangle 30" o:spid="_x0000_s1026" style="position:absolute;margin-left:437.85pt;margin-top:28.15pt;width:36pt;height:23.35pt;z-index:251711488;visibility:visible;mso-wrap-style:square;mso-wrap-distance-left:9pt;mso-wrap-distance-top:0;mso-wrap-distance-right:9pt;mso-wrap-distance-bottom:0;mso-position-horizontal:absolute;mso-position-horizontal-relative:text;mso-position-vertical:absolute;mso-position-vertical-relative:text;v-text-anchor:middle" o:gfxdata="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" fillcolor="white [3201]" strokecolor="black [3200]" strokeweight="1pt"/>
+              <v:rect w14:anchorId="25E6525B" id="Rectangle 30" o:spid="_x0000_s1026" style="position:absolute;margin-left:437.85pt;margin-top:28.15pt;width:36pt;height:23.35pt;z-index:251711488;visibility:visible;mso-wrap-style:square;mso-wrap-distance-left:9pt;mso-wrap-distance-top:0;mso-wrap-distance-right:9pt;mso-wrap-distance-bottom:0;mso-position-horizontal:absolute;mso-position-horizontal-relative:text;mso-position-vertical:absolute;mso-position-vertical-relative:text;v-text-anchor:middle" o:gfxdata="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" fillcolor="white [3201]" strokecolor="black [3200]" strokeweight="1pt"/>
             </w:pict>
           </mc:Fallback>
         </mc:AlternateContent>
@@ -4129,7 +4318,169 @@
         <mc:AlternateContent>
           <mc:Choice Requires="wps">
             <w:drawing>
-              <wp:anchor distT="0" distB="0" distL="114300" distR="114300" simplePos="0" relativeHeight="251705344" behindDoc="0" locked="0" layoutInCell="1" allowOverlap="1" wp14:anchorId="6FE3E0F2" wp14:editId="366A9A75">
+              <wp:anchor distT="0" distB="0" distL="114300" distR="114300" simplePos="0" relativeHeight="251859968" behindDoc="0" locked="0" layoutInCell="1" allowOverlap="1" wp14:anchorId="1B566C32" wp14:editId="70303438">
+                <wp:simplePos x="0" y="0"/>
+                <wp:positionH relativeFrom="column">
+                  <wp:posOffset>3636335</wp:posOffset>
+                </wp:positionH>
+                <wp:positionV relativeFrom="paragraph">
+                  <wp:posOffset>240207</wp:posOffset>
+                </wp:positionV>
+                <wp:extent cx="2934586" cy="1316000"/>
+                <wp:effectExtent l="0" t="0" r="18415" b="17780"/>
+                <wp:wrapNone/>
+                <wp:docPr id="143930550" name="Rectangle 102"/>
+                <wp:cNvGraphicFramePr/>
+                <a:graphic xmlns:a="http://schemas.openxmlformats.org/drawingml/2006/main">
+                  <a:graphicData uri="http://schemas.microsoft.com/office/word/2010/wordprocessingShape">
+                    <wps:wsp>
+                      <wps:cNvSpPr/>
+                      <wps:spPr>
+                        <a:xfrm>
+                          <a:off x="0" y="0"/>
+                          <a:ext cx="2934586" cy="1316000"/>
+                        </a:xfrm>
+                        <a:prstGeom prst="rect">
+                          <a:avLst/>
+                        </a:prstGeom>
+                        <a:noFill/>
+                        <a:ln>
+                          <a:solidFill>
+                            <a:schemeClr val="tx1"/>
+                          </a:solidFill>
+                        </a:ln>
+                      </wps:spPr>
+                      <wps:style>
+                        <a:lnRef idx="2">
+                          <a:schemeClr val="accent1">
+                            <a:shade val="15000"/>
+                          </a:schemeClr>
+                        </a:lnRef>
+                        <a:fillRef idx="1">
+                          <a:schemeClr val="accent1"/>
+                        </a:fillRef>
+                        <a:effectRef idx="0">
+                          <a:schemeClr val="accent1"/>
+                        </a:effectRef>
+                        <a:fontRef idx="minor">
+                          <a:schemeClr val="lt1"/>
+                        </a:fontRef>
+                      </wps:style>
+                      <wps:bodyPr rot="0" spcFirstLastPara="0" vertOverflow="overflow" horzOverflow="overflow" vert="horz" wrap="square" lIns="91440" tIns="45720" rIns="91440" bIns="45720" numCol="1" spcCol="0" rtlCol="0" fromWordArt="0" anchor="ctr" anchorCtr="0" forceAA="0" compatLnSpc="1">
+                        <a:prstTxWarp prst="textNoShape">
+                          <a:avLst/>
+                        </a:prstTxWarp>
+                        <a:noAutofit/>
+                      </wps:bodyPr>
+                    </wps:wsp>
+                  </a:graphicData>
+                </a:graphic>
+                <wp14:sizeRelV relativeFrom="margin">
+                  <wp14:pctHeight>0</wp14:pctHeight>
+                </wp14:sizeRelV>
+              </wp:anchor>
+            </w:drawing>
+          </mc:Choice>
+          <mc:Fallback>
+            <w:pict>
+              <v:rect w14:anchorId="4E38113C" id="Rectangle 102" o:spid="_x0000_s1026" style="position:absolute;margin-left:286.35pt;margin-top:18.9pt;width:231.05pt;height:103.6pt;z-index:251859968;visibility:visible;mso-wrap-style:square;mso-height-percent:0;mso-wrap-distance-left:9pt;mso-wrap-distance-top:0;mso-wrap-distance-right:9pt;mso-wrap-distance-bottom:0;mso-position-horizontal:absolute;mso-position-horizontal-relative:text;mso-position-vertical:absolute;mso-position-vertical-relative:text;mso-height-percent:0;mso-height-relative:margin;v-text-anchor:middle" o:gfxdata="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" filled="f" strokecolor="black [3213]" strokeweight="1pt"/>
+            </w:pict>
+          </mc:Fallback>
+        </mc:AlternateContent>
+      </w:r>
+      <w:r>
+        <w:rPr>
+          <w:rFonts w:ascii="Times New Roman" w:hAnsi="Times New Roman" w:cs="Times New Roman"/>
+          <w:noProof/>
+          <w:sz w:val="32"/>
+          <w:szCs w:val="32"/>
+          <w:lang w:val="en-US" w:bidi="ne-NP"/>
+        </w:rPr>
+        <mc:AlternateContent>
+          <mc:Choice Requires="wps">
+            <w:drawing>
+              <wp:anchor distT="0" distB="0" distL="114300" distR="114300" simplePos="0" relativeHeight="251857920" behindDoc="0" locked="0" layoutInCell="1" allowOverlap="1" wp14:anchorId="1A1344C2" wp14:editId="47EB850D">
+                <wp:simplePos x="0" y="0"/>
+                <wp:positionH relativeFrom="column">
+                  <wp:posOffset>225897</wp:posOffset>
+                </wp:positionH>
+                <wp:positionV relativeFrom="paragraph">
+                  <wp:posOffset>262771</wp:posOffset>
+                </wp:positionV>
+                <wp:extent cx="2934586" cy="1316000"/>
+                <wp:effectExtent l="0" t="0" r="18415" b="17780"/>
+                <wp:wrapNone/>
+                <wp:docPr id="2143570610" name="Rectangle 102"/>
+                <wp:cNvGraphicFramePr/>
+                <a:graphic xmlns:a="http://schemas.openxmlformats.org/drawingml/2006/main">
+                  <a:graphicData uri="http://schemas.microsoft.com/office/word/2010/wordprocessingShape">
+                    <wps:wsp>
+                      <wps:cNvSpPr/>
+                      <wps:spPr>
+                        <a:xfrm>
+                          <a:off x="0" y="0"/>
+                          <a:ext cx="2934586" cy="1316000"/>
+                        </a:xfrm>
+                        <a:prstGeom prst="rect">
+                          <a:avLst/>
+                        </a:prstGeom>
+                        <a:noFill/>
+                        <a:ln>
+                          <a:solidFill>
+                            <a:schemeClr val="tx1"/>
+                          </a:solidFill>
+                        </a:ln>
+                      </wps:spPr>
+                      <wps:style>
+                        <a:lnRef idx="2">
+                          <a:schemeClr val="accent1">
+                            <a:shade val="15000"/>
+                          </a:schemeClr>
+                        </a:lnRef>
+                        <a:fillRef idx="1">
+                          <a:schemeClr val="accent1"/>
+                        </a:fillRef>
+                        <a:effectRef idx="0">
+                          <a:schemeClr val="accent1"/>
+                        </a:effectRef>
+                        <a:fontRef idx="minor">
+                          <a:schemeClr val="lt1"/>
+                        </a:fontRef>
+                      </wps:style>
+                      <wps:bodyPr rot="0" spcFirstLastPara="0" vertOverflow="overflow" horzOverflow="overflow" vert="horz" wrap="square" lIns="91440" tIns="45720" rIns="91440" bIns="45720" numCol="1" spcCol="0" rtlCol="0" fromWordArt="0" anchor="ctr" anchorCtr="0" forceAA="0" compatLnSpc="1">
+                        <a:prstTxWarp prst="textNoShape">
+                          <a:avLst/>
+                        </a:prstTxWarp>
+                        <a:noAutofit/>
+                      </wps:bodyPr>
+                    </wps:wsp>
+                  </a:graphicData>
+                </a:graphic>
+                <wp14:sizeRelV relativeFrom="margin">
+                  <wp14:pctHeight>0</wp14:pctHeight>
+                </wp14:sizeRelV>
+              </wp:anchor>
+            </w:drawing>
+          </mc:Choice>
+          <mc:Fallback>
+            <w:pict>
+              <v:rect w14:anchorId="388F6CD5" id="Rectangle 102" o:spid="_x0000_s1026" style="position:absolute;margin-left:17.8pt;margin-top:20.7pt;width:231.05pt;height:103.6pt;z-index:251857920;visibility:visible;mso-wrap-style:square;mso-height-percent:0;mso-wrap-distance-left:9pt;mso-wrap-distance-top:0;mso-wrap-distance-right:9pt;mso-wrap-distance-bottom:0;mso-position-horizontal:absolute;mso-position-horizontal-relative:text;mso-position-vertical:absolute;mso-position-vertical-relative:text;mso-height-percent:0;mso-height-relative:margin;v-text-anchor:middle" o:gfxdata="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" filled="f" strokecolor="black [3213]" strokeweight="1pt"/>
+            </w:pict>
+          </mc:Fallback>
+        </mc:AlternateContent>
+      </w:r>
+      <w:r>
+        <w:rPr>
+          <w:rFonts w:ascii="Times New Roman" w:hAnsi="Times New Roman" w:cs="Times New Roman"/>
+          <w:noProof/>
+          <w:sz w:val="32"/>
+          <w:szCs w:val="32"/>
+          <w:lang w:val="en-US" w:bidi="ne-NP"/>
+        </w:rPr>
+        <mc:AlternateContent>
+          <mc:Choice Requires="wps">
+            <w:drawing>
+              <wp:anchor distT="0" distB="0" distL="114300" distR="114300" simplePos="0" relativeHeight="251705344" behindDoc="0" locked="0" layoutInCell="1" allowOverlap="1" wp14:anchorId="6FE3E0F2" wp14:editId="322F5E17">
                 <wp:simplePos x="0" y="0"/>
                 <wp:positionH relativeFrom="column">
                   <wp:posOffset>5563235</wp:posOffset>
@@ -4183,7 +4534,7 @@
           </mc:Choice>
           <mc:Fallback>
             <w:pict>
-              <v:rect w14:anchorId="3065702C" id="Rectangle 27" o:spid="_x0000_s1026" style="position:absolute;margin-left:438.05pt;margin-top:26.45pt;width:36pt;height:23.35pt;z-index:251705344;visibility:visible;mso-wrap-style:square;mso-wrap-distance-left:9pt;mso-wrap-distance-top:0;mso-wrap-distance-right:9pt;mso-wrap-distance-bottom:0;mso-position-horizontal:absolute;mso-position-horizontal-relative:text;mso-position-vertical:absolute;mso-position-vertical-relative:text;v-text-anchor:middle" o:gfxdata="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" fillcolor="white [3201]" strokecolor="black [3200]" strokeweight="1pt"/>
+              <v:rect w14:anchorId="698D5A60" id="Rectangle 27" o:spid="_x0000_s1026" style="position:absolute;margin-left:438.05pt;margin-top:26.45pt;width:36pt;height:23.35pt;z-index:251705344;visibility:visible;mso-wrap-style:square;mso-wrap-distance-left:9pt;mso-wrap-distance-top:0;mso-wrap-distance-right:9pt;mso-wrap-distance-bottom:0;mso-position-horizontal:absolute;mso-position-horizontal-relative:text;mso-position-vertical:absolute;mso-position-vertical-relative:text;v-text-anchor:middle" o:gfxdata="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" fillcolor="white [3201]" strokecolor="black [3200]" strokeweight="1pt"/>
             </w:pict>
           </mc:Fallback>
         </mc:AlternateContent>
@@ -4201,7 +4552,7 @@
         <mc:AlternateContent>
           <mc:Choice Requires="wps">
             <w:drawing>
-              <wp:anchor distT="0" distB="0" distL="114300" distR="114300" simplePos="0" relativeHeight="251701248" behindDoc="0" locked="0" layoutInCell="1" allowOverlap="1" wp14:anchorId="022626FA" wp14:editId="1F225167">
+              <wp:anchor distT="0" distB="0" distL="114300" distR="114300" simplePos="0" relativeHeight="251701248" behindDoc="0" locked="0" layoutInCell="1" allowOverlap="1" wp14:anchorId="022626FA" wp14:editId="4A35000D">
                 <wp:simplePos x="0" y="0"/>
                 <wp:positionH relativeFrom="column">
                   <wp:posOffset>3810000</wp:posOffset>
@@ -4277,7 +4628,7 @@
           </mc:Choice>
           <mc:Fallback>
             <w:pict>
-              <v:rect w14:anchorId="7D7EB395" id="Rectangle 25" o:spid="_x0000_s1026" style="position:absolute;margin-left:300pt;margin-top:20.6pt;width:78.65pt;height:75.3pt;z-index:251701248;visibility:visible;mso-wrap-style:square;mso-width-percent:0;mso-height-percent:0;mso-wrap-distance-left:9pt;mso-wrap-distance-top:0;mso-wrap-distance-right:9pt;mso-wrap-distance-bottom:0;mso-position-horizontal:absolute;mso-position-horizontal-relative:text;mso-position-vertical:absolute;mso-position-vertical-relative:text;mso-width-percent:0;mso-height-percent:0;mso-width-relative:margin;mso-height-relative:margin;v-text-anchor:middle" o:gfxdata="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" stroked="f" strokeweight="1pt">
+              <v:rect w14:anchorId="6740468B" id="Rectangle 25" o:spid="_x0000_s1026" style="position:absolute;margin-left:300pt;margin-top:20.6pt;width:78.65pt;height:75.3pt;z-index:251701248;visibility:visible;mso-wrap-style:square;mso-width-percent:0;mso-height-percent:0;mso-wrap-distance-left:9pt;mso-wrap-distance-top:0;mso-wrap-distance-right:9pt;mso-wrap-distance-bottom:0;mso-position-horizontal:absolute;mso-position-horizontal-relative:text;mso-position-vertical:absolute;mso-position-vertical-relative:text;mso-width-percent:0;mso-height-percent:0;mso-width-relative:margin;mso-height-relative:margin;v-text-anchor:middle" o:gfxdata="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" stroked="f" strokeweight="1pt">
                 <v:fill r:id="rId11" o:title="" recolor="t" rotate="t" type="frame"/>
               </v:rect>
             </w:pict>
@@ -4307,7 +4658,7 @@
         <mc:AlternateContent>
           <mc:Choice Requires="wps">
             <w:drawing>
-              <wp:anchor distT="0" distB="0" distL="114300" distR="114300" simplePos="0" relativeHeight="251691008" behindDoc="0" locked="0" layoutInCell="1" allowOverlap="1" wp14:anchorId="2327A66E" wp14:editId="7AF68C86">
+              <wp:anchor distT="0" distB="0" distL="114300" distR="114300" simplePos="0" relativeHeight="251691008" behindDoc="0" locked="0" layoutInCell="1" allowOverlap="1" wp14:anchorId="2327A66E" wp14:editId="7D75FF09">
                 <wp:simplePos x="0" y="0"/>
                 <wp:positionH relativeFrom="column">
                   <wp:posOffset>361950</wp:posOffset>
@@ -4383,7 +4734,7 @@
           </mc:Choice>
           <mc:Fallback>
             <w:pict>
-              <v:rect w14:anchorId="4CF2D4E9" id="Rectangle 20" o:spid="_x0000_s1026" style="position:absolute;margin-left:28.5pt;margin-top:13.85pt;width:81.3pt;height:76pt;z-index:251691008;visibility:visible;mso-wrap-style:square;mso-width-percent:0;mso-height-percent:0;mso-wrap-distance-left:9pt;mso-wrap-distance-top:0;mso-wrap-distance-right:9pt;mso-wrap-distance-bottom:0;mso-position-horizontal:absolute;mso-position-horizontal-relative:text;mso-position-vertical:absolute;mso-position-vertical-relative:text;mso-width-percent:0;mso-height-percent:0;mso-width-relative:margin;mso-height-relative:margin;v-text-anchor:middle" o:gfxdata="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" stroked="f" strokeweight="1pt">
+              <v:rect w14:anchorId="708DF11B" id="Rectangle 20" o:spid="_x0000_s1026" style="position:absolute;margin-left:28.5pt;margin-top:13.85pt;width:81.3pt;height:76pt;z-index:251691008;visibility:visible;mso-wrap-style:square;mso-width-percent:0;mso-height-percent:0;mso-wrap-distance-left:9pt;mso-wrap-distance-top:0;mso-wrap-distance-right:9pt;mso-wrap-distance-bottom:0;mso-position-horizontal:absolute;mso-position-horizontal-relative:text;mso-position-vertical:absolute;mso-position-vertical-relative:text;mso-width-percent:0;mso-height-percent:0;mso-width-relative:margin;mso-height-relative:margin;v-text-anchor:middle" o:gfxdata="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" stroked="f" strokeweight="1pt">
                 <v:fill r:id="rId13" o:title="" recolor="t" rotate="t" type="frame"/>
               </v:rect>
             </w:pict>
@@ -4401,7 +4752,7 @@
         <mc:AlternateContent>
           <mc:Choice Requires="wps">
             <w:drawing>
-              <wp:anchor distT="0" distB="0" distL="114300" distR="114300" simplePos="0" relativeHeight="251695104" behindDoc="0" locked="0" layoutInCell="1" allowOverlap="1" wp14:anchorId="08852C28" wp14:editId="717FEC3C">
+              <wp:anchor distT="0" distB="0" distL="114300" distR="114300" simplePos="0" relativeHeight="251695104" behindDoc="0" locked="0" layoutInCell="1" allowOverlap="1" wp14:anchorId="08852C28" wp14:editId="11EB6FB4">
                 <wp:simplePos x="0" y="0"/>
                 <wp:positionH relativeFrom="column">
                   <wp:posOffset>2521585</wp:posOffset>
@@ -4474,7 +4825,23 @@
           <w:sz w:val="32"/>
           <w:szCs w:val="32"/>
         </w:rPr>
-        <w:t>Frut</w:t>
+        <w:t>Fru</w:t>
+      </w:r>
+      <w:r>
+        <w:rPr>
+          <w:rFonts w:ascii="Times New Roman" w:hAnsi="Times New Roman" w:cs="Times New Roman"/>
+          <w:sz w:val="32"/>
+          <w:szCs w:val="32"/>
+        </w:rPr>
+        <w:t>i</w:t>
+      </w:r>
+      <w:r>
+        <w:rPr>
+          <w:rFonts w:ascii="Times New Roman" w:hAnsi="Times New Roman" w:cs="Times New Roman"/>
+          <w:sz w:val="32"/>
+          <w:szCs w:val="32"/>
+        </w:rPr>
+        <w:t>t</w:t>
       </w:r>
       <w:r>
         <w:rPr>
@@ -4505,7 +4872,7 @@
         <mc:AlternateContent>
           <mc:Choice Requires="wps">
             <w:drawing>
-              <wp:anchor distT="0" distB="0" distL="114300" distR="114300" simplePos="0" relativeHeight="251707392" behindDoc="0" locked="0" layoutInCell="1" allowOverlap="1" wp14:anchorId="0F2F5ECE" wp14:editId="669B5A95">
+              <wp:anchor distT="0" distB="0" distL="114300" distR="114300" simplePos="0" relativeHeight="251707392" behindDoc="0" locked="0" layoutInCell="1" allowOverlap="1" wp14:anchorId="0F2F5ECE" wp14:editId="74CB84E6">
                 <wp:simplePos x="0" y="0"/>
                 <wp:positionH relativeFrom="column">
                   <wp:posOffset>5561330</wp:posOffset>
@@ -4575,7 +4942,7 @@
         <mc:AlternateContent>
           <mc:Choice Requires="wps">
             <w:drawing>
-              <wp:anchor distT="0" distB="0" distL="114300" distR="114300" simplePos="0" relativeHeight="251697152" behindDoc="0" locked="0" layoutInCell="1" allowOverlap="1" wp14:anchorId="787A635E" wp14:editId="78689145">
+              <wp:anchor distT="0" distB="0" distL="114300" distR="114300" simplePos="0" relativeHeight="251697152" behindDoc="0" locked="0" layoutInCell="1" allowOverlap="1" wp14:anchorId="787A635E" wp14:editId="1028FA06">
                 <wp:simplePos x="0" y="0"/>
                 <wp:positionH relativeFrom="column">
                   <wp:posOffset>2520950</wp:posOffset>
@@ -4629,7 +4996,7 @@
           </mc:Choice>
           <mc:Fallback>
             <w:pict>
-              <v:rect w14:anchorId="549E8215" id="Rectangle 23" o:spid="_x0000_s1026" style="position:absolute;margin-left:198.5pt;margin-top:25.75pt;width:36pt;height:23.3pt;z-index:251697152;visibility:visible;mso-wrap-style:square;mso-wrap-distance-left:9pt;mso-wrap-distance-top:0;mso-wrap-distance-right:9pt;mso-wrap-distance-bottom:0;mso-position-horizontal:absolute;mso-position-horizontal-relative:text;mso-position-vertical:absolute;mso-position-vertical-relative:text;v-text-anchor:middle" o:gfxdata="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" fillcolor="white [3201]" strokecolor="black [3200]" strokeweight="1pt"/>
+              <v:rect w14:anchorId="0FFB9AB8" id="Rectangle 23" o:spid="_x0000_s1026" style="position:absolute;margin-left:198.5pt;margin-top:25.75pt;width:36pt;height:23.3pt;z-index:251697152;visibility:visible;mso-wrap-style:square;mso-wrap-distance-left:9pt;mso-wrap-distance-top:0;mso-wrap-distance-right:9pt;mso-wrap-distance-bottom:0;mso-position-horizontal:absolute;mso-position-horizontal-relative:text;mso-position-vertical:absolute;mso-position-vertical-relative:text;v-text-anchor:middle" o:gfxdata="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" fillcolor="white [3201]" strokecolor="black [3200]" strokeweight="1pt"/>
             </w:pict>
           </mc:Fallback>
         </mc:AlternateContent>
@@ -4713,6 +5080,87 @@
       <w:r>
         <w:rPr>
           <w:rFonts w:ascii="Times New Roman" w:hAnsi="Times New Roman" w:cs="Times New Roman"/>
+          <w:noProof/>
+          <w:sz w:val="32"/>
+          <w:szCs w:val="32"/>
+          <w:lang w:val="en-US" w:bidi="ne-NP"/>
+        </w:rPr>
+        <mc:AlternateContent>
+          <mc:Choice Requires="wps">
+            <w:drawing>
+              <wp:anchor distT="0" distB="0" distL="114300" distR="114300" simplePos="0" relativeHeight="251862016" behindDoc="0" locked="0" layoutInCell="1" allowOverlap="1" wp14:anchorId="56EF5FFA" wp14:editId="6C657A3C">
+                <wp:simplePos x="0" y="0"/>
+                <wp:positionH relativeFrom="column">
+                  <wp:posOffset>2264735</wp:posOffset>
+                </wp:positionH>
+                <wp:positionV relativeFrom="paragraph">
+                  <wp:posOffset>255831</wp:posOffset>
+                </wp:positionV>
+                <wp:extent cx="2934586" cy="1316000"/>
+                <wp:effectExtent l="0" t="0" r="18415" b="17780"/>
+                <wp:wrapNone/>
+                <wp:docPr id="1145465086" name="Rectangle 102"/>
+                <wp:cNvGraphicFramePr/>
+                <a:graphic xmlns:a="http://schemas.openxmlformats.org/drawingml/2006/main">
+                  <a:graphicData uri="http://schemas.microsoft.com/office/word/2010/wordprocessingShape">
+                    <wps:wsp>
+                      <wps:cNvSpPr/>
+                      <wps:spPr>
+                        <a:xfrm>
+                          <a:off x="0" y="0"/>
+                          <a:ext cx="2934586" cy="1316000"/>
+                        </a:xfrm>
+                        <a:prstGeom prst="rect">
+                          <a:avLst/>
+                        </a:prstGeom>
+                        <a:noFill/>
+                        <a:ln>
+                          <a:solidFill>
+                            <a:schemeClr val="tx1"/>
+                          </a:solidFill>
+                        </a:ln>
+                      </wps:spPr>
+                      <wps:style>
+                        <a:lnRef idx="2">
+                          <a:schemeClr val="accent1">
+                            <a:shade val="15000"/>
+                          </a:schemeClr>
+                        </a:lnRef>
+                        <a:fillRef idx="1">
+                          <a:schemeClr val="accent1"/>
+                        </a:fillRef>
+                        <a:effectRef idx="0">
+                          <a:schemeClr val="accent1"/>
+                        </a:effectRef>
+                        <a:fontRef idx="minor">
+                          <a:schemeClr val="lt1"/>
+                        </a:fontRef>
+                      </wps:style>
+                      <wps:bodyPr rot="0" spcFirstLastPara="0" vertOverflow="overflow" horzOverflow="overflow" vert="horz" wrap="square" lIns="91440" tIns="45720" rIns="91440" bIns="45720" numCol="1" spcCol="0" rtlCol="0" fromWordArt="0" anchor="ctr" anchorCtr="0" forceAA="0" compatLnSpc="1">
+                        <a:prstTxWarp prst="textNoShape">
+                          <a:avLst/>
+                        </a:prstTxWarp>
+                        <a:noAutofit/>
+                      </wps:bodyPr>
+                    </wps:wsp>
+                  </a:graphicData>
+                </a:graphic>
+                <wp14:sizeRelV relativeFrom="margin">
+                  <wp14:pctHeight>0</wp14:pctHeight>
+                </wp14:sizeRelV>
+              </wp:anchor>
+            </w:drawing>
+          </mc:Choice>
+          <mc:Fallback>
+            <w:pict>
+              <v:rect w14:anchorId="5795838B" id="Rectangle 102" o:spid="_x0000_s1026" style="position:absolute;margin-left:178.35pt;margin-top:20.15pt;width:231.05pt;height:103.6pt;z-index:251862016;visibility:visible;mso-wrap-style:square;mso-height-percent:0;mso-wrap-distance-left:9pt;mso-wrap-distance-top:0;mso-wrap-distance-right:9pt;mso-wrap-distance-bottom:0;mso-position-horizontal:absolute;mso-position-horizontal-relative:text;mso-position-vertical:absolute;mso-position-vertical-relative:text;mso-height-percent:0;mso-height-relative:margin;v-text-anchor:middle" o:gfxdata="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" filled="f" strokecolor="black [3213]" strokeweight="1pt"/>
+            </w:pict>
+          </mc:Fallback>
+        </mc:AlternateContent>
+      </w:r>
+      <w:r>
+        <w:rPr>
+          <w:rFonts w:ascii="Times New Roman" w:hAnsi="Times New Roman" w:cs="Times New Roman"/>
           <w:sz w:val="32"/>
           <w:szCs w:val="32"/>
         </w:rPr>
@@ -4727,6 +5175,76 @@
           <w:szCs w:val="32"/>
         </w:rPr>
       </w:pPr>
+      <w:r>
+        <w:rPr>
+          <w:rFonts w:ascii="Times New Roman" w:hAnsi="Times New Roman" w:cs="Times New Roman"/>
+          <w:noProof/>
+          <w:sz w:val="32"/>
+          <w:szCs w:val="32"/>
+          <w:lang w:val="en-US" w:bidi="ne-NP"/>
+        </w:rPr>
+        <mc:AlternateContent>
+          <mc:Choice Requires="wps">
+            <w:drawing>
+              <wp:anchor distT="0" distB="0" distL="114300" distR="114300" simplePos="0" relativeHeight="251713536" behindDoc="0" locked="0" layoutInCell="1" allowOverlap="1" wp14:anchorId="4A837A82" wp14:editId="63807B74">
+                <wp:simplePos x="0" y="0"/>
+                <wp:positionH relativeFrom="column">
+                  <wp:posOffset>4167490</wp:posOffset>
+                </wp:positionH>
+                <wp:positionV relativeFrom="paragraph">
+                  <wp:posOffset>31662</wp:posOffset>
+                </wp:positionV>
+                <wp:extent cx="457200" cy="296333"/>
+                <wp:effectExtent l="0" t="0" r="19050" b="27940"/>
+                <wp:wrapNone/>
+                <wp:docPr id="31" name="Rectangle 31"/>
+                <wp:cNvGraphicFramePr/>
+                <a:graphic xmlns:a="http://schemas.openxmlformats.org/drawingml/2006/main">
+                  <a:graphicData uri="http://schemas.microsoft.com/office/word/2010/wordprocessingShape">
+                    <wps:wsp>
+                      <wps:cNvSpPr/>
+                      <wps:spPr>
+                        <a:xfrm>
+                          <a:off x="0" y="0"/>
+                          <a:ext cx="457200" cy="296333"/>
+                        </a:xfrm>
+                        <a:prstGeom prst="rect">
+                          <a:avLst/>
+                        </a:prstGeom>
+                      </wps:spPr>
+                      <wps:style>
+                        <a:lnRef idx="2">
+                          <a:schemeClr val="dk1"/>
+                        </a:lnRef>
+                        <a:fillRef idx="1">
+                          <a:schemeClr val="lt1"/>
+                        </a:fillRef>
+                        <a:effectRef idx="0">
+                          <a:schemeClr val="dk1"/>
+                        </a:effectRef>
+                        <a:fontRef idx="minor">
+                          <a:schemeClr val="dk1"/>
+                        </a:fontRef>
+                      </wps:style>
+                      <wps:bodyPr rot="0" spcFirstLastPara="0" vertOverflow="overflow" horzOverflow="overflow" vert="horz" wrap="square" lIns="91440" tIns="45720" rIns="91440" bIns="45720" numCol="1" spcCol="0" rtlCol="0" fromWordArt="0" anchor="ctr" anchorCtr="0" forceAA="0" compatLnSpc="1">
+                        <a:prstTxWarp prst="textNoShape">
+                          <a:avLst/>
+                        </a:prstTxWarp>
+                        <a:noAutofit/>
+                      </wps:bodyPr>
+                    </wps:wsp>
+                  </a:graphicData>
+                </a:graphic>
+              </wp:anchor>
+            </w:drawing>
+          </mc:Choice>
+          <mc:Fallback>
+            <w:pict>
+              <v:rect w14:anchorId="50CF2F1B" id="Rectangle 31" o:spid="_x0000_s1026" style="position:absolute;margin-left:328.15pt;margin-top:2.5pt;width:36pt;height:23.35pt;z-index:251713536;visibility:visible;mso-wrap-style:square;mso-wrap-distance-left:9pt;mso-wrap-distance-top:0;mso-wrap-distance-right:9pt;mso-wrap-distance-bottom:0;mso-position-horizontal:absolute;mso-position-horizontal-relative:text;mso-position-vertical:absolute;mso-position-vertical-relative:text;v-text-anchor:middle" o:gfxdata="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" fillcolor="white [3201]" strokecolor="black [3200]" strokeweight="1pt"/>
+            </w:pict>
+          </mc:Fallback>
+        </mc:AlternateContent>
+      </w:r>
       <w:r>
         <w:rPr>
           <w:rFonts w:ascii="Times New Roman" w:eastAsiaTheme="majorEastAsia" w:hAnsi="Times New Roman" w:cs="Times New Roman"/>
@@ -4740,13 +5258,13 @@
         <mc:AlternateContent>
           <mc:Choice Requires="wps">
             <w:drawing>
-              <wp:anchor distT="0" distB="0" distL="114300" distR="114300" simplePos="0" relativeHeight="251703296" behindDoc="0" locked="0" layoutInCell="1" allowOverlap="1" wp14:anchorId="5D2E8C86" wp14:editId="62BD6647">
+              <wp:anchor distT="0" distB="0" distL="114300" distR="114300" simplePos="0" relativeHeight="251703296" behindDoc="0" locked="0" layoutInCell="1" allowOverlap="1" wp14:anchorId="5D2E8C86" wp14:editId="7E572950">
                 <wp:simplePos x="0" y="0"/>
                 <wp:positionH relativeFrom="column">
-                  <wp:posOffset>106680</wp:posOffset>
+                  <wp:posOffset>2520270</wp:posOffset>
                 </wp:positionH>
                 <wp:positionV relativeFrom="paragraph">
-                  <wp:posOffset>115570</wp:posOffset>
+                  <wp:posOffset>19877</wp:posOffset>
                 </wp:positionV>
                 <wp:extent cx="1032510" cy="965200"/>
                 <wp:effectExtent l="0" t="0" r="0" b="6350"/>
@@ -4816,7 +5334,7 @@
           </mc:Choice>
           <mc:Fallback>
             <w:pict>
-              <v:rect w14:anchorId="59580018" id="Rectangle 26" o:spid="_x0000_s1026" style="position:absolute;margin-left:8.4pt;margin-top:9.1pt;width:81.3pt;height:76pt;z-index:251703296;visibility:visible;mso-wrap-style:square;mso-width-percent:0;mso-height-percent:0;mso-wrap-distance-left:9pt;mso-wrap-distance-top:0;mso-wrap-distance-right:9pt;mso-wrap-distance-bottom:0;mso-position-horizontal:absolute;mso-position-horizontal-relative:text;mso-position-vertical:absolute;mso-position-vertical-relative:text;mso-width-percent:0;mso-height-percent:0;mso-width-relative:margin;mso-height-relative:margin;v-text-anchor:middle" o:gfxdata="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" stroked="f" strokeweight="1pt">
+              <v:rect w14:anchorId="150697DB" id="Rectangle 26" o:spid="_x0000_s1026" style="position:absolute;margin-left:198.45pt;margin-top:1.55pt;width:81.3pt;height:76pt;z-index:251703296;visibility:visible;mso-wrap-style:square;mso-width-percent:0;mso-height-percent:0;mso-wrap-distance-left:9pt;mso-wrap-distance-top:0;mso-wrap-distance-right:9pt;mso-wrap-distance-bottom:0;mso-position-horizontal:absolute;mso-position-horizontal-relative:text;mso-position-vertical:absolute;mso-position-vertical-relative:text;mso-width-percent:0;mso-height-percent:0;mso-width-relative:margin;mso-height-relative:margin;v-text-anchor:middle" o:gfxdata="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" stroked="f" strokeweight="1pt">
                 <v:fill r:id="rId15" o:title="" recolor="t" rotate="t" type="frame"/>
               </v:rect>
             </w:pict>
@@ -4826,6 +5344,87 @@
       <w:r>
         <w:rPr>
           <w:rFonts w:ascii="Times New Roman" w:hAnsi="Times New Roman" w:cs="Times New Roman"/>
+          <w:sz w:val="32"/>
+          <w:szCs w:val="32"/>
+        </w:rPr>
+        <w:tab/>
+      </w:r>
+      <w:r>
+        <w:rPr>
+          <w:rFonts w:ascii="Times New Roman" w:hAnsi="Times New Roman" w:cs="Times New Roman"/>
+          <w:sz w:val="32"/>
+          <w:szCs w:val="32"/>
+        </w:rPr>
+        <w:tab/>
+      </w:r>
+      <w:r>
+        <w:rPr>
+          <w:rFonts w:ascii="Times New Roman" w:hAnsi="Times New Roman" w:cs="Times New Roman"/>
+          <w:sz w:val="32"/>
+          <w:szCs w:val="32"/>
+        </w:rPr>
+        <w:tab/>
+      </w:r>
+      <w:r>
+        <w:rPr>
+          <w:rFonts w:ascii="Times New Roman" w:hAnsi="Times New Roman" w:cs="Times New Roman"/>
+          <w:sz w:val="32"/>
+          <w:szCs w:val="32"/>
+        </w:rPr>
+        <w:tab/>
+      </w:r>
+      <w:r>
+        <w:rPr>
+          <w:rFonts w:ascii="Times New Roman" w:hAnsi="Times New Roman" w:cs="Times New Roman"/>
+          <w:sz w:val="32"/>
+          <w:szCs w:val="32"/>
+        </w:rPr>
+        <w:tab/>
+      </w:r>
+      <w:r>
+        <w:rPr>
+          <w:rFonts w:ascii="Times New Roman" w:hAnsi="Times New Roman" w:cs="Times New Roman"/>
+          <w:sz w:val="32"/>
+          <w:szCs w:val="32"/>
+        </w:rPr>
+        <w:tab/>
+      </w:r>
+      <w:r>
+        <w:rPr>
+          <w:rFonts w:ascii="Times New Roman" w:hAnsi="Times New Roman" w:cs="Times New Roman"/>
+          <w:sz w:val="32"/>
+          <w:szCs w:val="32"/>
+        </w:rPr>
+        <w:tab/>
+      </w:r>
+      <w:r>
+        <w:rPr>
+          <w:rFonts w:ascii="Times New Roman" w:hAnsi="Times New Roman" w:cs="Times New Roman"/>
+          <w:sz w:val="32"/>
+          <w:szCs w:val="32"/>
+        </w:rPr>
+        <w:tab/>
+      </w:r>
+      <w:r>
+        <w:rPr>
+          <w:rFonts w:ascii="Times New Roman" w:hAnsi="Times New Roman" w:cs="Times New Roman"/>
+          <w:sz w:val="32"/>
+          <w:szCs w:val="32"/>
+        </w:rPr>
+        <w:t>Bud</w:t>
+      </w:r>
+    </w:p>
+    <w:p>
+      <w:pPr>
+        <w:rPr>
+          <w:rFonts w:ascii="Times New Roman" w:hAnsi="Times New Roman" w:cs="Times New Roman"/>
+          <w:sz w:val="32"/>
+          <w:szCs w:val="32"/>
+        </w:rPr>
+      </w:pPr>
+      <w:r>
+        <w:rPr>
+          <w:rFonts w:ascii="Times New Roman" w:hAnsi="Times New Roman" w:cs="Times New Roman"/>
           <w:noProof/>
           <w:sz w:val="32"/>
           <w:szCs w:val="32"/>
@@ -4834,124 +5433,13 @@
         <mc:AlternateContent>
           <mc:Choice Requires="wps">
             <w:drawing>
-              <wp:anchor distT="0" distB="0" distL="114300" distR="114300" simplePos="0" relativeHeight="251713536" behindDoc="0" locked="0" layoutInCell="1" allowOverlap="1" wp14:anchorId="4A837A82" wp14:editId="11DE09CA">
+              <wp:anchor distT="0" distB="0" distL="114300" distR="114300" simplePos="0" relativeHeight="251715584" behindDoc="0" locked="0" layoutInCell="1" allowOverlap="1" wp14:anchorId="56FC6356" wp14:editId="31ED0D5D">
                 <wp:simplePos x="0" y="0"/>
                 <wp:positionH relativeFrom="column">
-                  <wp:posOffset>1838960</wp:posOffset>
+                  <wp:posOffset>4164950</wp:posOffset>
                 </wp:positionH>
                 <wp:positionV relativeFrom="paragraph">
-                  <wp:posOffset>21590</wp:posOffset>
-                </wp:positionV>
-                <wp:extent cx="457200" cy="296333"/>
-                <wp:effectExtent l="0" t="0" r="19050" b="27940"/>
-                <wp:wrapNone/>
-                <wp:docPr id="31" name="Rectangle 31"/>
-                <wp:cNvGraphicFramePr/>
-                <a:graphic xmlns:a="http://schemas.openxmlformats.org/drawingml/2006/main">
-                  <a:graphicData uri="http://schemas.microsoft.com/office/word/2010/wordprocessingShape">
-                    <wps:wsp>
-                      <wps:cNvSpPr/>
-                      <wps:spPr>
-                        <a:xfrm>
-                          <a:off x="0" y="0"/>
-                          <a:ext cx="457200" cy="296333"/>
-                        </a:xfrm>
-                        <a:prstGeom prst="rect">
-                          <a:avLst/>
-                        </a:prstGeom>
-                      </wps:spPr>
-                      <wps:style>
-                        <a:lnRef idx="2">
-                          <a:schemeClr val="dk1"/>
-                        </a:lnRef>
-                        <a:fillRef idx="1">
-                          <a:schemeClr val="lt1"/>
-                        </a:fillRef>
-                        <a:effectRef idx="0">
-                          <a:schemeClr val="dk1"/>
-                        </a:effectRef>
-                        <a:fontRef idx="minor">
-                          <a:schemeClr val="dk1"/>
-                        </a:fontRef>
-                      </wps:style>
-                      <wps:bodyPr rot="0" spcFirstLastPara="0" vertOverflow="overflow" horzOverflow="overflow" vert="horz" wrap="square" lIns="91440" tIns="45720" rIns="91440" bIns="45720" numCol="1" spcCol="0" rtlCol="0" fromWordArt="0" anchor="ctr" anchorCtr="0" forceAA="0" compatLnSpc="1">
-                        <a:prstTxWarp prst="textNoShape">
-                          <a:avLst/>
-                        </a:prstTxWarp>
-                        <a:noAutofit/>
-                      </wps:bodyPr>
-                    </wps:wsp>
-                  </a:graphicData>
-                </a:graphic>
-              </wp:anchor>
-            </w:drawing>
-          </mc:Choice>
-          <mc:Fallback>
-            <w:pict>
-              <v:rect w14:anchorId="3C62D1DA" id="Rectangle 31" o:spid="_x0000_s1026" style="position:absolute;margin-left:144.8pt;margin-top:1.7pt;width:36pt;height:23.35pt;z-index:251713536;visibility:visible;mso-wrap-style:square;mso-wrap-distance-left:9pt;mso-wrap-distance-top:0;mso-wrap-distance-right:9pt;mso-wrap-distance-bottom:0;mso-position-horizontal:absolute;mso-position-horizontal-relative:text;mso-position-vertical:absolute;mso-position-vertical-relative:text;v-text-anchor:middle" o:gfxdata="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" fillcolor="white [3201]" strokecolor="black [3200]" strokeweight="1pt"/>
-            </w:pict>
-          </mc:Fallback>
-        </mc:AlternateContent>
-      </w:r>
-      <w:r>
-        <w:rPr>
-          <w:rFonts w:ascii="Times New Roman" w:hAnsi="Times New Roman" w:cs="Times New Roman"/>
-          <w:sz w:val="32"/>
-          <w:szCs w:val="32"/>
-        </w:rPr>
-        <w:tab/>
-      </w:r>
-      <w:r>
-        <w:rPr>
-          <w:rFonts w:ascii="Times New Roman" w:hAnsi="Times New Roman" w:cs="Times New Roman"/>
-          <w:sz w:val="32"/>
-          <w:szCs w:val="32"/>
-        </w:rPr>
-        <w:tab/>
-      </w:r>
-      <w:r>
-        <w:rPr>
-          <w:rFonts w:ascii="Times New Roman" w:hAnsi="Times New Roman" w:cs="Times New Roman"/>
-          <w:sz w:val="32"/>
-          <w:szCs w:val="32"/>
-        </w:rPr>
-        <w:tab/>
-      </w:r>
-      <w:r>
-        <w:rPr>
-          <w:rFonts w:ascii="Times New Roman" w:hAnsi="Times New Roman" w:cs="Times New Roman"/>
-          <w:sz w:val="32"/>
-          <w:szCs w:val="32"/>
-        </w:rPr>
-        <w:t>Bud</w:t>
-      </w:r>
-    </w:p>
-    <w:p>
-      <w:pPr>
-        <w:rPr>
-          <w:rFonts w:ascii="Times New Roman" w:hAnsi="Times New Roman" w:cs="Times New Roman"/>
-          <w:sz w:val="32"/>
-          <w:szCs w:val="32"/>
-        </w:rPr>
-      </w:pPr>
-      <w:r>
-        <w:rPr>
-          <w:rFonts w:ascii="Times New Roman" w:hAnsi="Times New Roman" w:cs="Times New Roman"/>
-          <w:noProof/>
-          <w:sz w:val="32"/>
-          <w:szCs w:val="32"/>
-          <w:lang w:val="en-US" w:bidi="ne-NP"/>
-        </w:rPr>
-        <mc:AlternateContent>
-          <mc:Choice Requires="wps">
-            <w:drawing>
-              <wp:anchor distT="0" distB="0" distL="114300" distR="114300" simplePos="0" relativeHeight="251715584" behindDoc="0" locked="0" layoutInCell="1" allowOverlap="1" wp14:anchorId="56FC6356" wp14:editId="29D4FE5D">
-                <wp:simplePos x="0" y="0"/>
-                <wp:positionH relativeFrom="column">
-                  <wp:posOffset>1836420</wp:posOffset>
-                </wp:positionH>
-                <wp:positionV relativeFrom="paragraph">
-                  <wp:posOffset>330835</wp:posOffset>
+                  <wp:posOffset>340907</wp:posOffset>
                 </wp:positionV>
                 <wp:extent cx="457200" cy="296333"/>
                 <wp:effectExtent l="0" t="0" r="19050" b="27940"/>
@@ -4999,7 +5487,7 @@
           </mc:Choice>
           <mc:Fallback>
             <w:pict>
-              <v:rect w14:anchorId="00AA63A8" id="Rectangle 32" o:spid="_x0000_s1026" style="position:absolute;margin-left:144.6pt;margin-top:26.05pt;width:36pt;height:23.35pt;z-index:251715584;visibility:visible;mso-wrap-style:square;mso-wrap-distance-left:9pt;mso-wrap-distance-top:0;mso-wrap-distance-right:9pt;mso-wrap-distance-bottom:0;mso-position-horizontal:absolute;mso-position-horizontal-relative:text;mso-position-vertical:absolute;mso-position-vertical-relative:text;v-text-anchor:middle" o:gfxdata="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" fillcolor="white [3201]" strokecolor="black [3200]" strokeweight="1pt"/>
+              <v:rect w14:anchorId="30878F22" id="Rectangle 32" o:spid="_x0000_s1026" style="position:absolute;margin-left:327.95pt;margin-top:26.85pt;width:36pt;height:23.35pt;z-index:251715584;visibility:visible;mso-wrap-style:square;mso-wrap-distance-left:9pt;mso-wrap-distance-top:0;mso-wrap-distance-right:9pt;mso-wrap-distance-bottom:0;mso-position-horizontal:absolute;mso-position-horizontal-relative:text;mso-position-vertical:absolute;mso-position-vertical-relative:text;v-text-anchor:middle" o:gfxdata="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" fillcolor="white [3201]" strokecolor="black [3200]" strokeweight="1pt"/>
             </w:pict>
           </mc:Fallback>
         </mc:AlternateContent>
@@ -5031,7 +5519,7 @@
     </w:p>
     <w:p>
       <w:pPr>
-        <w:ind w:left="1440" w:firstLine="720"/>
+        <w:ind w:left="5760"/>
         <w:rPr>
           <w:rFonts w:ascii="Times New Roman" w:hAnsi="Times New Roman" w:cs="Times New Roman"/>
           <w:sz w:val="32"/>
@@ -5051,34 +5539,12 @@
       <w:pPr>
         <w:rPr>
           <w:rFonts w:ascii="Times New Roman" w:hAnsi="Times New Roman" w:cs="Times New Roman"/>
+          <w:b/>
+          <w:bCs/>
           <w:sz w:val="32"/>
           <w:szCs w:val="32"/>
         </w:rPr>
       </w:pPr>
-      <w:r>
-        <w:rPr>
-          <w:rFonts w:ascii="Times New Roman" w:hAnsi="Times New Roman" w:cs="Times New Roman"/>
-          <w:sz w:val="32"/>
-          <w:szCs w:val="32"/>
-        </w:rPr>
-        <w:t xml:space="preserve">           </w:t>
-      </w:r>
-      <w:r>
-        <w:rPr>
-          <w:rFonts w:ascii="Times New Roman" w:hAnsi="Times New Roman" w:cs="Times New Roman"/>
-          <w:sz w:val="32"/>
-          <w:szCs w:val="32"/>
-        </w:rPr>
-        <w:t xml:space="preserve">                              </w:t>
-      </w:r>
-      <w:r>
-        <w:rPr>
-          <w:rFonts w:ascii="Times New Roman" w:hAnsi="Times New Roman" w:cs="Times New Roman"/>
-          <w:sz w:val="32"/>
-          <w:szCs w:val="32"/>
-        </w:rPr>
-        <w:t xml:space="preserve"> </w:t>
-      </w:r>
     </w:p>
     <w:p>
       <w:pPr>
@@ -5098,8 +5564,1406 @@
           <w:sz w:val="32"/>
           <w:szCs w:val="32"/>
         </w:rPr>
+        <w:t>7</w:t>
+      </w:r>
+      <w:r>
+        <w:rPr>
+          <w:rFonts w:ascii="Times New Roman" w:hAnsi="Times New Roman" w:cs="Times New Roman"/>
+          <w:b/>
+          <w:bCs/>
+          <w:sz w:val="32"/>
+          <w:szCs w:val="32"/>
+        </w:rPr>
+        <w:t xml:space="preserve">. Write the missing </w:t>
+      </w:r>
+      <w:r>
+        <w:rPr>
+          <w:rFonts w:ascii="Times New Roman" w:hAnsi="Times New Roman" w:cs="Times New Roman"/>
+          <w:b/>
+          <w:bCs/>
+          <w:sz w:val="32"/>
+          <w:szCs w:val="32"/>
+        </w:rPr>
+        <w:t>l</w:t>
+      </w:r>
+      <w:r>
+        <w:rPr>
+          <w:rFonts w:ascii="Times New Roman" w:hAnsi="Times New Roman" w:cs="Times New Roman"/>
+          <w:b/>
+          <w:bCs/>
+          <w:sz w:val="32"/>
+          <w:szCs w:val="32"/>
+        </w:rPr>
+        <w:t>etter</w:t>
+      </w:r>
+      <w:r>
+        <w:rPr>
+          <w:rFonts w:ascii="Times New Roman" w:hAnsi="Times New Roman" w:cs="Times New Roman"/>
+          <w:b/>
+          <w:bCs/>
+          <w:sz w:val="32"/>
+          <w:szCs w:val="32"/>
+        </w:rPr>
+        <w:t>s</w:t>
+      </w:r>
+      <w:r>
+        <w:rPr>
+          <w:rFonts w:ascii="Times New Roman" w:hAnsi="Times New Roman" w:cs="Times New Roman"/>
+          <w:b/>
+          <w:bCs/>
+          <w:sz w:val="32"/>
+          <w:szCs w:val="32"/>
+        </w:rPr>
+        <w:t>.</w:t>
+      </w:r>
+      <w:r>
+        <w:rPr>
+          <w:rFonts w:ascii="Times New Roman" w:hAnsi="Times New Roman" w:cs="Times New Roman"/>
+          <w:b/>
+          <w:bCs/>
+          <w:sz w:val="32"/>
+          <w:szCs w:val="32"/>
+        </w:rPr>
+        <w:tab/>
+      </w:r>
+      <w:r>
+        <w:rPr>
+          <w:rFonts w:ascii="Times New Roman" w:hAnsi="Times New Roman" w:cs="Times New Roman"/>
+          <w:b/>
+          <w:bCs/>
+          <w:sz w:val="32"/>
+          <w:szCs w:val="32"/>
+        </w:rPr>
+        <w:tab/>
+      </w:r>
+      <w:r>
+        <w:rPr>
+          <w:rFonts w:ascii="Times New Roman" w:hAnsi="Times New Roman" w:cs="Times New Roman"/>
+          <w:b/>
+          <w:bCs/>
+          <w:sz w:val="32"/>
+          <w:szCs w:val="32"/>
+        </w:rPr>
+        <w:tab/>
+      </w:r>
+      <w:r>
+        <w:rPr>
+          <w:rFonts w:ascii="Times New Roman" w:hAnsi="Times New Roman" w:cs="Times New Roman"/>
+          <w:b/>
+          <w:bCs/>
+          <w:sz w:val="32"/>
+          <w:szCs w:val="32"/>
+        </w:rPr>
+        <w:tab/>
+      </w:r>
+      <w:r>
+        <w:rPr>
+          <w:rFonts w:ascii="Times New Roman" w:hAnsi="Times New Roman" w:cs="Times New Roman"/>
+          <w:b/>
+          <w:bCs/>
+          <w:sz w:val="32"/>
+          <w:szCs w:val="32"/>
+        </w:rPr>
+        <w:tab/>
+      </w:r>
+      <w:r>
+        <w:rPr>
+          <w:rFonts w:ascii="Times New Roman" w:hAnsi="Times New Roman" w:cs="Times New Roman"/>
+          <w:b/>
+          <w:bCs/>
+          <w:sz w:val="32"/>
+          <w:szCs w:val="32"/>
+        </w:rPr>
+        <w:tab/>
+      </w:r>
+      <w:r>
+        <w:rPr>
+          <w:rFonts w:ascii="Times New Roman" w:hAnsi="Times New Roman" w:cs="Times New Roman"/>
+          <w:b/>
+          <w:bCs/>
+          <w:sz w:val="32"/>
+          <w:szCs w:val="32"/>
+        </w:rPr>
+        <w:tab/>
+      </w:r>
+      <w:r>
+        <w:rPr>
+          <w:rFonts w:ascii="Times New Roman" w:hAnsi="Times New Roman" w:cs="Times New Roman"/>
+          <w:b/>
+          <w:bCs/>
+          <w:sz w:val="32"/>
+          <w:szCs w:val="32"/>
+        </w:rPr>
+        <w:tab/>
+      </w:r>
+      <w:r>
+        <w:rPr>
+          <w:rFonts w:ascii="Times New Roman" w:hAnsi="Times New Roman" w:cs="Times New Roman"/>
+          <w:b/>
+          <w:bCs/>
+          <w:sz w:val="32"/>
+          <w:szCs w:val="32"/>
+        </w:rPr>
+        <w:t>[5]</w:t>
+      </w:r>
+    </w:p>
+    <w:p>
+      <w:pPr>
+        <w:rPr>
+          <w:rFonts w:ascii="Times New Roman" w:hAnsi="Times New Roman" w:cs="Times New Roman"/>
+          <w:sz w:val="32"/>
+          <w:szCs w:val="32"/>
+        </w:rPr>
+      </w:pPr>
+      <w:r>
+        <w:rPr>
+          <w:rFonts w:ascii="Times New Roman" w:eastAsiaTheme="majorEastAsia" w:hAnsi="Times New Roman" w:cs="Times New Roman"/>
+          <w:noProof/>
+          <w:spacing w:val="-10"/>
+          <w:kern w:val="28"/>
+          <w:sz w:val="32"/>
+          <w:szCs w:val="32"/>
+          <w:lang w:val="en-US" w:bidi="ne-NP"/>
+        </w:rPr>
+        <mc:AlternateContent>
+          <mc:Choice Requires="wps">
+            <w:drawing>
+              <wp:anchor distT="0" distB="0" distL="114300" distR="114300" simplePos="0" relativeHeight="251865088" behindDoc="0" locked="0" layoutInCell="1" allowOverlap="1" wp14:anchorId="28D9380B" wp14:editId="30DE7CD4">
+                <wp:simplePos x="0" y="0"/>
+                <wp:positionH relativeFrom="margin">
+                  <wp:posOffset>4625555</wp:posOffset>
+                </wp:positionH>
+                <wp:positionV relativeFrom="paragraph">
+                  <wp:posOffset>83820</wp:posOffset>
+                </wp:positionV>
+                <wp:extent cx="739775" cy="560717"/>
+                <wp:effectExtent l="0" t="0" r="3175" b="0"/>
+                <wp:wrapNone/>
+                <wp:docPr id="45" name="Rectangle 45"/>
+                <wp:cNvGraphicFramePr/>
+                <a:graphic xmlns:a="http://schemas.openxmlformats.org/drawingml/2006/main">
+                  <a:graphicData uri="http://schemas.microsoft.com/office/word/2010/wordprocessingShape">
+                    <wps:wsp>
+                      <wps:cNvSpPr/>
+                      <wps:spPr>
+                        <a:xfrm>
+                          <a:off x="0" y="0"/>
+                          <a:ext cx="739775" cy="560717"/>
+                        </a:xfrm>
+                        <a:prstGeom prst="rect">
+                          <a:avLst/>
+                        </a:prstGeom>
+                        <a:blipFill dpi="0" rotWithShape="1">
+                          <a:blip r:embed="rId16" cstate="print">
+                            <a:extLst>
+                              <a:ext uri="{28A0092B-C50C-407E-A947-70E740481C1C}">
+                                <a14:useLocalDpi xmlns:a14="http://schemas.microsoft.com/office/drawing/2010/main" val="0"/>
+                              </a:ext>
+                            </a:extLst>
+                          </a:blip>
+                          <a:srcRect/>
+                          <a:stretch>
+                            <a:fillRect r="-61" b="-23278"/>
+                          </a:stretch>
+                        </a:blipFill>
+                        <a:ln>
+                          <a:noFill/>
+                        </a:ln>
+                      </wps:spPr>
+                      <wps:style>
+                        <a:lnRef idx="2">
+                          <a:schemeClr val="dk1"/>
+                        </a:lnRef>
+                        <a:fillRef idx="1">
+                          <a:schemeClr val="lt1"/>
+                        </a:fillRef>
+                        <a:effectRef idx="0">
+                          <a:schemeClr val="dk1"/>
+                        </a:effectRef>
+                        <a:fontRef idx="minor">
+                          <a:schemeClr val="dk1"/>
+                        </a:fontRef>
+                      </wps:style>
+                      <wps:bodyPr rot="0" spcFirstLastPara="0" vertOverflow="overflow" horzOverflow="overflow" vert="horz" wrap="square" lIns="91440" tIns="45720" rIns="91440" bIns="45720" numCol="1" spcCol="0" rtlCol="0" fromWordArt="0" anchor="ctr" anchorCtr="0" forceAA="0" compatLnSpc="1">
+                        <a:prstTxWarp prst="textNoShape">
+                          <a:avLst/>
+                        </a:prstTxWarp>
+                        <a:noAutofit/>
+                      </wps:bodyPr>
+                    </wps:wsp>
+                  </a:graphicData>
+                </a:graphic>
+                <wp14:sizeRelH relativeFrom="margin">
+                  <wp14:pctWidth>0</wp14:pctWidth>
+                </wp14:sizeRelH>
+                <wp14:sizeRelV relativeFrom="margin">
+                  <wp14:pctHeight>0</wp14:pctHeight>
+                </wp14:sizeRelV>
+              </wp:anchor>
+            </w:drawing>
+          </mc:Choice>
+          <mc:Fallback>
+            <w:pict>
+              <v:rect w14:anchorId="75C2355B" id="Rectangle 45" o:spid="_x0000_s1026" style="position:absolute;margin-left:364.2pt;margin-top:6.6pt;width:58.25pt;height:44.15pt;z-index:251865088;visibility:visible;mso-wrap-style:square;mso-width-percent:0;mso-height-percent:0;mso-wrap-distance-left:9pt;mso-wrap-distance-top:0;mso-wrap-distance-right:9pt;mso-wrap-distance-bottom:0;mso-position-horizontal:absolute;mso-position-horizontal-relative:margin;mso-position-vertical:absolute;mso-position-vertical-relative:text;mso-width-percent:0;mso-height-percent:0;mso-width-relative:margin;mso-height-relative:margin;v-text-anchor:middle" o:gfxdata="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" stroked="f" strokeweight="1pt">
+                <v:fill r:id="rId17" o:title="" recolor="t" rotate="t" type="frame"/>
+                <w10:wrap anchorx="margin"/>
+              </v:rect>
+            </w:pict>
+          </mc:Fallback>
+        </mc:AlternateContent>
+      </w:r>
+      <w:r>
+        <w:rPr>
+          <w:rFonts w:ascii="Times New Roman" w:eastAsiaTheme="majorEastAsia" w:hAnsi="Times New Roman" w:cs="Times New Roman"/>
+          <w:noProof/>
+          <w:spacing w:val="-10"/>
+          <w:kern w:val="28"/>
+          <w:sz w:val="32"/>
+          <w:szCs w:val="32"/>
+          <w:lang w:val="en-US" w:bidi="ne-NP"/>
+        </w:rPr>
+        <mc:AlternateContent>
+          <mc:Choice Requires="wps">
+            <w:drawing>
+              <wp:anchor distT="0" distB="0" distL="114300" distR="114300" simplePos="0" relativeHeight="251864064" behindDoc="0" locked="0" layoutInCell="1" allowOverlap="1" wp14:anchorId="4E7526D2" wp14:editId="7F5F1F00">
+                <wp:simplePos x="0" y="0"/>
+                <wp:positionH relativeFrom="margin">
+                  <wp:posOffset>1247286</wp:posOffset>
+                </wp:positionH>
+                <wp:positionV relativeFrom="paragraph">
+                  <wp:posOffset>84406</wp:posOffset>
+                </wp:positionV>
+                <wp:extent cx="740228" cy="691243"/>
+                <wp:effectExtent l="0" t="0" r="3175" b="0"/>
+                <wp:wrapNone/>
+                <wp:docPr id="44" name="Rectangle 44"/>
+                <wp:cNvGraphicFramePr/>
+                <a:graphic xmlns:a="http://schemas.openxmlformats.org/drawingml/2006/main">
+                  <a:graphicData uri="http://schemas.microsoft.com/office/word/2010/wordprocessingShape">
+                    <wps:wsp>
+                      <wps:cNvSpPr/>
+                      <wps:spPr>
+                        <a:xfrm>
+                          <a:off x="0" y="0"/>
+                          <a:ext cx="740228" cy="691243"/>
+                        </a:xfrm>
+                        <a:prstGeom prst="rect">
+                          <a:avLst/>
+                        </a:prstGeom>
+                        <a:blipFill dpi="0" rotWithShape="1">
+                          <a:blip r:embed="rId18" cstate="print">
+                            <a:extLst>
+                              <a:ext uri="{28A0092B-C50C-407E-A947-70E740481C1C}">
+                                <a14:useLocalDpi xmlns:a14="http://schemas.microsoft.com/office/drawing/2010/main" val="0"/>
+                              </a:ext>
+                            </a:extLst>
+                          </a:blip>
+                          <a:srcRect/>
+                          <a:stretch>
+                            <a:fillRect/>
+                          </a:stretch>
+                        </a:blipFill>
+                        <a:ln>
+                          <a:noFill/>
+                        </a:ln>
+                      </wps:spPr>
+                      <wps:style>
+                        <a:lnRef idx="2">
+                          <a:schemeClr val="dk1"/>
+                        </a:lnRef>
+                        <a:fillRef idx="1">
+                          <a:schemeClr val="lt1"/>
+                        </a:fillRef>
+                        <a:effectRef idx="0">
+                          <a:schemeClr val="dk1"/>
+                        </a:effectRef>
+                        <a:fontRef idx="minor">
+                          <a:schemeClr val="dk1"/>
+                        </a:fontRef>
+                      </wps:style>
+                      <wps:bodyPr rot="0" spcFirstLastPara="0" vertOverflow="overflow" horzOverflow="overflow" vert="horz" wrap="square" lIns="91440" tIns="45720" rIns="91440" bIns="45720" numCol="1" spcCol="0" rtlCol="0" fromWordArt="0" anchor="ctr" anchorCtr="0" forceAA="0" compatLnSpc="1">
+                        <a:prstTxWarp prst="textNoShape">
+                          <a:avLst/>
+                        </a:prstTxWarp>
+                        <a:noAutofit/>
+                      </wps:bodyPr>
+                    </wps:wsp>
+                  </a:graphicData>
+                </a:graphic>
+                <wp14:sizeRelH relativeFrom="margin">
+                  <wp14:pctWidth>0</wp14:pctWidth>
+                </wp14:sizeRelH>
+                <wp14:sizeRelV relativeFrom="margin">
+                  <wp14:pctHeight>0</wp14:pctHeight>
+                </wp14:sizeRelV>
+              </wp:anchor>
+            </w:drawing>
+          </mc:Choice>
+          <mc:Fallback>
+            <w:pict>
+              <v:rect w14:anchorId="0BF14FF7" id="Rectangle 44" o:spid="_x0000_s1026" style="position:absolute;margin-left:98.2pt;margin-top:6.65pt;width:58.3pt;height:54.45pt;z-index:251864064;visibility:visible;mso-wrap-style:square;mso-width-percent:0;mso-height-percent:0;mso-wrap-distance-left:9pt;mso-wrap-distance-top:0;mso-wrap-distance-right:9pt;mso-wrap-distance-bottom:0;mso-position-horizontal:absolute;mso-position-horizontal-relative:margin;mso-position-vertical:absolute;mso-position-vertical-relative:text;mso-width-percent:0;mso-height-percent:0;mso-width-relative:margin;mso-height-relative:margin;v-text-anchor:middle" o:gfxdata="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" stroked="f" strokeweight="1pt">
+                <v:fill r:id="rId19" o:title="" recolor="t" rotate="t" type="frame"/>
+                <w10:wrap anchorx="margin"/>
+              </v:rect>
+            </w:pict>
+          </mc:Fallback>
+        </mc:AlternateContent>
+      </w:r>
+    </w:p>
+    <w:p>
+      <w:pPr>
+        <w:rPr>
+          <w:rFonts w:ascii="Times New Roman" w:hAnsi="Times New Roman" w:cs="Times New Roman"/>
+          <w:sz w:val="32"/>
+          <w:szCs w:val="32"/>
+        </w:rPr>
+      </w:pPr>
+      <w:r>
+        <w:rPr>
+          <w:rFonts w:ascii="Times New Roman" w:hAnsi="Times New Roman" w:cs="Times New Roman"/>
+          <w:noProof/>
+          <w:sz w:val="32"/>
+          <w:szCs w:val="32"/>
+          <w:lang w:val="en-US" w:bidi="ne-NP"/>
+        </w:rPr>
+        <mc:AlternateContent>
+          <mc:Choice Requires="wps">
+            <w:drawing>
+              <wp:anchor distT="0" distB="0" distL="114300" distR="114300" simplePos="0" relativeHeight="251875328" behindDoc="0" locked="0" layoutInCell="1" allowOverlap="1" wp14:anchorId="0F07BE35" wp14:editId="32CF882C">
+                <wp:simplePos x="0" y="0"/>
+                <wp:positionH relativeFrom="column">
+                  <wp:posOffset>3502660</wp:posOffset>
+                </wp:positionH>
+                <wp:positionV relativeFrom="paragraph">
+                  <wp:posOffset>196505</wp:posOffset>
+                </wp:positionV>
+                <wp:extent cx="207645" cy="0"/>
+                <wp:effectExtent l="0" t="0" r="0" b="0"/>
+                <wp:wrapNone/>
+                <wp:docPr id="55" name="Straight Connector 55"/>
+                <wp:cNvGraphicFramePr/>
+                <a:graphic xmlns:a="http://schemas.openxmlformats.org/drawingml/2006/main">
+                  <a:graphicData uri="http://schemas.microsoft.com/office/word/2010/wordprocessingShape">
+                    <wps:wsp>
+                      <wps:cNvCnPr/>
+                      <wps:spPr>
+                        <a:xfrm>
+                          <a:off x="0" y="0"/>
+                          <a:ext cx="207645" cy="0"/>
+                        </a:xfrm>
+                        <a:prstGeom prst="line">
+                          <a:avLst/>
+                        </a:prstGeom>
+                      </wps:spPr>
+                      <wps:style>
+                        <a:lnRef idx="1">
+                          <a:schemeClr val="dk1"/>
+                        </a:lnRef>
+                        <a:fillRef idx="0">
+                          <a:schemeClr val="dk1"/>
+                        </a:fillRef>
+                        <a:effectRef idx="0">
+                          <a:schemeClr val="dk1"/>
+                        </a:effectRef>
+                        <a:fontRef idx="minor">
+                          <a:schemeClr val="tx1"/>
+                        </a:fontRef>
+                      </wps:style>
+                      <wps:bodyPr/>
+                    </wps:wsp>
+                  </a:graphicData>
+                </a:graphic>
+              </wp:anchor>
+            </w:drawing>
+          </mc:Choice>
+          <mc:Fallback>
+            <w:pict>
+              <v:line w14:anchorId="1E3A2F0A" id="Straight Connector 55" o:spid="_x0000_s1026" style="position:absolute;z-index:251875328;visibility:visible;mso-wrap-style:square;mso-wrap-distance-left:9pt;mso-wrap-distance-top:0;mso-wrap-distance-right:9pt;mso-wrap-distance-bottom:0;mso-position-horizontal:absolute;mso-position-horizontal-relative:text;mso-position-vertical:absolute;mso-position-vertical-relative:text" from="275.8pt,15.45pt" to="292.15pt,15.45pt" o:gfxdata="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" strokecolor="black [3200]" strokeweight=".5pt">
+                <v:stroke joinstyle="miter"/>
+              </v:line>
+            </w:pict>
+          </mc:Fallback>
+        </mc:AlternateContent>
+      </w:r>
+      <w:r>
+        <w:rPr>
+          <w:rFonts w:ascii="Times New Roman" w:hAnsi="Times New Roman" w:cs="Times New Roman"/>
+          <w:noProof/>
+          <w:sz w:val="32"/>
+          <w:szCs w:val="32"/>
+          <w:lang w:val="en-US" w:bidi="ne-NP"/>
+        </w:rPr>
+        <mc:AlternateContent>
+          <mc:Choice Requires="wps">
+            <w:drawing>
+              <wp:anchor distT="0" distB="0" distL="114300" distR="114300" simplePos="0" relativeHeight="251876352" behindDoc="0" locked="0" layoutInCell="1" allowOverlap="1" wp14:anchorId="79DFD125" wp14:editId="41324494">
+                <wp:simplePos x="0" y="0"/>
+                <wp:positionH relativeFrom="column">
+                  <wp:posOffset>4027170</wp:posOffset>
+                </wp:positionH>
+                <wp:positionV relativeFrom="paragraph">
+                  <wp:posOffset>203545</wp:posOffset>
+                </wp:positionV>
+                <wp:extent cx="207645" cy="0"/>
+                <wp:effectExtent l="0" t="0" r="0" b="0"/>
+                <wp:wrapNone/>
+                <wp:docPr id="56" name="Straight Connector 56"/>
+                <wp:cNvGraphicFramePr/>
+                <a:graphic xmlns:a="http://schemas.openxmlformats.org/drawingml/2006/main">
+                  <a:graphicData uri="http://schemas.microsoft.com/office/word/2010/wordprocessingShape">
+                    <wps:wsp>
+                      <wps:cNvCnPr/>
+                      <wps:spPr>
+                        <a:xfrm>
+                          <a:off x="0" y="0"/>
+                          <a:ext cx="207645" cy="0"/>
+                        </a:xfrm>
+                        <a:prstGeom prst="line">
+                          <a:avLst/>
+                        </a:prstGeom>
+                      </wps:spPr>
+                      <wps:style>
+                        <a:lnRef idx="1">
+                          <a:schemeClr val="dk1"/>
+                        </a:lnRef>
+                        <a:fillRef idx="0">
+                          <a:schemeClr val="dk1"/>
+                        </a:fillRef>
+                        <a:effectRef idx="0">
+                          <a:schemeClr val="dk1"/>
+                        </a:effectRef>
+                        <a:fontRef idx="minor">
+                          <a:schemeClr val="tx1"/>
+                        </a:fontRef>
+                      </wps:style>
+                      <wps:bodyPr/>
+                    </wps:wsp>
+                  </a:graphicData>
+                </a:graphic>
+              </wp:anchor>
+            </w:drawing>
+          </mc:Choice>
+          <mc:Fallback>
+            <w:pict>
+              <v:line w14:anchorId="6E7925B8" id="Straight Connector 56" o:spid="_x0000_s1026" style="position:absolute;z-index:251876352;visibility:visible;mso-wrap-style:square;mso-wrap-distance-left:9pt;mso-wrap-distance-top:0;mso-wrap-distance-right:9pt;mso-wrap-distance-bottom:0;mso-position-horizontal:absolute;mso-position-horizontal-relative:text;mso-position-vertical:absolute;mso-position-vertical-relative:text" from="317.1pt,16.05pt" to="333.45pt,16.05pt" o:gfxdata="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" strokecolor="black [3200]" strokeweight=".5pt">
+                <v:stroke joinstyle="miter"/>
+              </v:line>
+            </w:pict>
+          </mc:Fallback>
+        </mc:AlternateContent>
+      </w:r>
+      <w:r>
+        <w:rPr>
+          <w:rFonts w:ascii="Times New Roman" w:hAnsi="Times New Roman" w:cs="Times New Roman"/>
+          <w:noProof/>
+          <w:sz w:val="32"/>
+          <w:szCs w:val="32"/>
+          <w:lang w:val="en-US" w:bidi="ne-NP"/>
+        </w:rPr>
+        <mc:AlternateContent>
+          <mc:Choice Requires="wps">
+            <w:drawing>
+              <wp:anchor distT="0" distB="0" distL="114300" distR="114300" simplePos="0" relativeHeight="251870208" behindDoc="0" locked="0" layoutInCell="1" allowOverlap="1" wp14:anchorId="7F354599" wp14:editId="47BD44C6">
+                <wp:simplePos x="0" y="0"/>
+                <wp:positionH relativeFrom="column">
+                  <wp:posOffset>758190</wp:posOffset>
+                </wp:positionH>
+                <wp:positionV relativeFrom="paragraph">
+                  <wp:posOffset>161769</wp:posOffset>
+                </wp:positionV>
+                <wp:extent cx="207818" cy="0"/>
+                <wp:effectExtent l="0" t="0" r="20955" b="19050"/>
+                <wp:wrapNone/>
+                <wp:docPr id="50" name="Straight Connector 50"/>
+                <wp:cNvGraphicFramePr/>
+                <a:graphic xmlns:a="http://schemas.openxmlformats.org/drawingml/2006/main">
+                  <a:graphicData uri="http://schemas.microsoft.com/office/word/2010/wordprocessingShape">
+                    <wps:wsp>
+                      <wps:cNvCnPr/>
+                      <wps:spPr>
+                        <a:xfrm>
+                          <a:off x="0" y="0"/>
+                          <a:ext cx="207818" cy="0"/>
+                        </a:xfrm>
+                        <a:prstGeom prst="line">
+                          <a:avLst/>
+                        </a:prstGeom>
+                      </wps:spPr>
+                      <wps:style>
+                        <a:lnRef idx="1">
+                          <a:schemeClr val="dk1"/>
+                        </a:lnRef>
+                        <a:fillRef idx="0">
+                          <a:schemeClr val="dk1"/>
+                        </a:fillRef>
+                        <a:effectRef idx="0">
+                          <a:schemeClr val="dk1"/>
+                        </a:effectRef>
+                        <a:fontRef idx="minor">
+                          <a:schemeClr val="tx1"/>
+                        </a:fontRef>
+                      </wps:style>
+                      <wps:bodyPr/>
+                    </wps:wsp>
+                  </a:graphicData>
+                </a:graphic>
+              </wp:anchor>
+            </w:drawing>
+          </mc:Choice>
+          <mc:Fallback>
+            <w:pict>
+              <v:line w14:anchorId="06635D2F" id="Straight Connector 50" o:spid="_x0000_s1026" style="position:absolute;z-index:251870208;visibility:visible;mso-wrap-style:square;mso-wrap-distance-left:9pt;mso-wrap-distance-top:0;mso-wrap-distance-right:9pt;mso-wrap-distance-bottom:0;mso-position-horizontal:absolute;mso-position-horizontal-relative:text;mso-position-vertical:absolute;mso-position-vertical-relative:text" from="59.7pt,12.75pt" to="76.05pt,12.75pt" o:gfxdata="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" strokecolor="black [3200]" strokeweight=".5pt">
+                <v:stroke joinstyle="miter"/>
+              </v:line>
+            </w:pict>
+          </mc:Fallback>
+        </mc:AlternateContent>
+      </w:r>
+      <w:r>
+        <w:rPr>
+          <w:rFonts w:ascii="Times New Roman" w:hAnsi="Times New Roman" w:cs="Times New Roman"/>
+          <w:noProof/>
+          <w:sz w:val="32"/>
+          <w:szCs w:val="32"/>
+          <w:lang w:val="en-US" w:bidi="ne-NP"/>
+        </w:rPr>
+        <mc:AlternateContent>
+          <mc:Choice Requires="wps">
+            <w:drawing>
+              <wp:anchor distT="0" distB="0" distL="114300" distR="114300" simplePos="0" relativeHeight="251869184" behindDoc="0" locked="0" layoutInCell="1" allowOverlap="1" wp14:anchorId="46D0CB53" wp14:editId="5314FDAD">
+                <wp:simplePos x="0" y="0"/>
+                <wp:positionH relativeFrom="column">
+                  <wp:posOffset>160997</wp:posOffset>
+                </wp:positionH>
+                <wp:positionV relativeFrom="paragraph">
+                  <wp:posOffset>131152</wp:posOffset>
+                </wp:positionV>
+                <wp:extent cx="207818" cy="0"/>
+                <wp:effectExtent l="0" t="0" r="20955" b="19050"/>
+                <wp:wrapNone/>
+                <wp:docPr id="49" name="Straight Connector 49"/>
+                <wp:cNvGraphicFramePr/>
+                <a:graphic xmlns:a="http://schemas.openxmlformats.org/drawingml/2006/main">
+                  <a:graphicData uri="http://schemas.microsoft.com/office/word/2010/wordprocessingShape">
+                    <wps:wsp>
+                      <wps:cNvCnPr/>
+                      <wps:spPr>
+                        <a:xfrm>
+                          <a:off x="0" y="0"/>
+                          <a:ext cx="207818" cy="0"/>
+                        </a:xfrm>
+                        <a:prstGeom prst="line">
+                          <a:avLst/>
+                        </a:prstGeom>
+                      </wps:spPr>
+                      <wps:style>
+                        <a:lnRef idx="1">
+                          <a:schemeClr val="dk1"/>
+                        </a:lnRef>
+                        <a:fillRef idx="0">
+                          <a:schemeClr val="dk1"/>
+                        </a:fillRef>
+                        <a:effectRef idx="0">
+                          <a:schemeClr val="dk1"/>
+                        </a:effectRef>
+                        <a:fontRef idx="minor">
+                          <a:schemeClr val="tx1"/>
+                        </a:fontRef>
+                      </wps:style>
+                      <wps:bodyPr/>
+                    </wps:wsp>
+                  </a:graphicData>
+                </a:graphic>
+              </wp:anchor>
+            </w:drawing>
+          </mc:Choice>
+          <mc:Fallback>
+            <w:pict>
+              <v:line w14:anchorId="0F39FC7F" id="Straight Connector 49" o:spid="_x0000_s1026" style="position:absolute;z-index:251869184;visibility:visible;mso-wrap-style:square;mso-wrap-distance-left:9pt;mso-wrap-distance-top:0;mso-wrap-distance-right:9pt;mso-wrap-distance-bottom:0;mso-position-horizontal:absolute;mso-position-horizontal-relative:text;mso-position-vertical:absolute;mso-position-vertical-relative:text" from="12.7pt,10.35pt" to="29.05pt,10.35pt" o:gfxdata="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" strokecolor="black [3200]" strokeweight=".5pt">
+                <v:stroke joinstyle="miter"/>
+              </v:line>
+            </w:pict>
+          </mc:Fallback>
+        </mc:AlternateContent>
+      </w:r>
+      <w:r>
+        <w:rPr>
+          <w:rFonts w:ascii="Times New Roman" w:hAnsi="Times New Roman" w:cs="Times New Roman"/>
+          <w:sz w:val="32"/>
+          <w:szCs w:val="32"/>
+        </w:rPr>
+        <w:t xml:space="preserve">L         t         s                                         Br       nj       l          </w:t>
+      </w:r>
+    </w:p>
+    <w:p>
+      <w:pPr>
+        <w:rPr>
+          <w:rFonts w:ascii="Times New Roman" w:hAnsi="Times New Roman" w:cs="Times New Roman"/>
+          <w:sz w:val="32"/>
+          <w:szCs w:val="32"/>
+        </w:rPr>
+      </w:pPr>
+      <w:r>
+        <w:rPr>
+          <w:rFonts w:ascii="Times New Roman" w:eastAsiaTheme="majorEastAsia" w:hAnsi="Times New Roman" w:cs="Times New Roman"/>
+          <w:noProof/>
+          <w:spacing w:val="-10"/>
+          <w:kern w:val="28"/>
+          <w:sz w:val="32"/>
+          <w:szCs w:val="32"/>
+          <w:lang w:val="en-US" w:bidi="ne-NP"/>
+        </w:rPr>
+        <mc:AlternateContent>
+          <mc:Choice Requires="wps">
+            <w:drawing>
+              <wp:anchor distT="0" distB="0" distL="114300" distR="114300" simplePos="0" relativeHeight="251866112" behindDoc="0" locked="0" layoutInCell="1" allowOverlap="1" wp14:anchorId="43F389F2" wp14:editId="0ED28D6A">
+                <wp:simplePos x="0" y="0"/>
+                <wp:positionH relativeFrom="margin">
+                  <wp:posOffset>1390781</wp:posOffset>
+                </wp:positionH>
+                <wp:positionV relativeFrom="paragraph">
+                  <wp:posOffset>63955</wp:posOffset>
+                </wp:positionV>
+                <wp:extent cx="739775" cy="690880"/>
+                <wp:effectExtent l="0" t="0" r="3175" b="0"/>
+                <wp:wrapNone/>
+                <wp:docPr id="46" name="Rectangle 46"/>
+                <wp:cNvGraphicFramePr/>
+                <a:graphic xmlns:a="http://schemas.openxmlformats.org/drawingml/2006/main">
+                  <a:graphicData uri="http://schemas.microsoft.com/office/word/2010/wordprocessingShape">
+                    <wps:wsp>
+                      <wps:cNvSpPr/>
+                      <wps:spPr>
+                        <a:xfrm>
+                          <a:off x="0" y="0"/>
+                          <a:ext cx="739775" cy="690880"/>
+                        </a:xfrm>
+                        <a:prstGeom prst="rect">
+                          <a:avLst/>
+                        </a:prstGeom>
+                        <a:blipFill dpi="0" rotWithShape="1">
+                          <a:blip r:embed="rId20" cstate="print">
+                            <a:extLst>
+                              <a:ext uri="{BEBA8EAE-BF5A-486C-A8C5-ECC9F3942E4B}">
+                                <a14:imgProps xmlns:a14="http://schemas.microsoft.com/office/drawing/2010/main">
+                                  <a14:imgLayer r:embed="rId21">
+                                    <a14:imgEffect>
+                                      <a14:sharpenSoften amount="50000"/>
+                                    </a14:imgEffect>
+                                    <a14:imgEffect>
+                                      <a14:brightnessContrast bright="40000" contrast="-40000"/>
+                                    </a14:imgEffect>
+                                  </a14:imgLayer>
+                                </a14:imgProps>
+                              </a:ext>
+                              <a:ext uri="{28A0092B-C50C-407E-A947-70E740481C1C}">
+                                <a14:useLocalDpi xmlns:a14="http://schemas.microsoft.com/office/drawing/2010/main" val="0"/>
+                              </a:ext>
+                            </a:extLst>
+                          </a:blip>
+                          <a:srcRect/>
+                          <a:stretch>
+                            <a:fillRect/>
+                          </a:stretch>
+                        </a:blipFill>
+                        <a:ln>
+                          <a:noFill/>
+                        </a:ln>
+                      </wps:spPr>
+                      <wps:style>
+                        <a:lnRef idx="2">
+                          <a:schemeClr val="dk1"/>
+                        </a:lnRef>
+                        <a:fillRef idx="1">
+                          <a:schemeClr val="lt1"/>
+                        </a:fillRef>
+                        <a:effectRef idx="0">
+                          <a:schemeClr val="dk1"/>
+                        </a:effectRef>
+                        <a:fontRef idx="minor">
+                          <a:schemeClr val="dk1"/>
+                        </a:fontRef>
+                      </wps:style>
+                      <wps:bodyPr rot="0" spcFirstLastPara="0" vertOverflow="overflow" horzOverflow="overflow" vert="horz" wrap="square" lIns="91440" tIns="45720" rIns="91440" bIns="45720" numCol="1" spcCol="0" rtlCol="0" fromWordArt="0" anchor="ctr" anchorCtr="0" forceAA="0" compatLnSpc="1">
+                        <a:prstTxWarp prst="textNoShape">
+                          <a:avLst/>
+                        </a:prstTxWarp>
+                        <a:noAutofit/>
+                      </wps:bodyPr>
+                    </wps:wsp>
+                  </a:graphicData>
+                </a:graphic>
+                <wp14:sizeRelH relativeFrom="margin">
+                  <wp14:pctWidth>0</wp14:pctWidth>
+                </wp14:sizeRelH>
+                <wp14:sizeRelV relativeFrom="margin">
+                  <wp14:pctHeight>0</wp14:pctHeight>
+                </wp14:sizeRelV>
+              </wp:anchor>
+            </w:drawing>
+          </mc:Choice>
+          <mc:Fallback>
+            <w:pict>
+              <v:rect w14:anchorId="17DAD32E" id="Rectangle 46" o:spid="_x0000_s1026" style="position:absolute;margin-left:109.5pt;margin-top:5.05pt;width:58.25pt;height:54.4pt;z-index:251866112;visibility:visible;mso-wrap-style:square;mso-width-percent:0;mso-height-percent:0;mso-wrap-distance-left:9pt;mso-wrap-distance-top:0;mso-wrap-distance-right:9pt;mso-wrap-distance-bottom:0;mso-position-horizontal:absolute;mso-position-horizontal-relative:margin;mso-position-vertical:absolute;mso-position-vertical-relative:text;mso-width-percent:0;mso-height-percent:0;mso-width-relative:margin;mso-height-relative:margin;v-text-anchor:middle" o:gfxdata="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" stroked="f" strokeweight="1pt">
+                <v:fill r:id="rId22" o:title="" recolor="t" rotate="t" type="frame"/>
+                <w10:wrap anchorx="margin"/>
+              </v:rect>
+            </w:pict>
+          </mc:Fallback>
+        </mc:AlternateContent>
+      </w:r>
+      <w:r>
+        <w:rPr>
+          <w:rFonts w:ascii="Times New Roman" w:eastAsiaTheme="majorEastAsia" w:hAnsi="Times New Roman" w:cs="Times New Roman"/>
+          <w:noProof/>
+          <w:spacing w:val="-10"/>
+          <w:kern w:val="28"/>
+          <w:sz w:val="32"/>
+          <w:szCs w:val="32"/>
+          <w:lang w:val="en-US" w:bidi="ne-NP"/>
+        </w:rPr>
+        <mc:AlternateContent>
+          <mc:Choice Requires="wps">
+            <w:drawing>
+              <wp:anchor distT="0" distB="0" distL="114300" distR="114300" simplePos="0" relativeHeight="251868160" behindDoc="0" locked="0" layoutInCell="1" allowOverlap="1" wp14:anchorId="6754BD79" wp14:editId="165A295A">
+                <wp:simplePos x="0" y="0"/>
+                <wp:positionH relativeFrom="margin">
+                  <wp:posOffset>4741713</wp:posOffset>
+                </wp:positionH>
+                <wp:positionV relativeFrom="paragraph">
+                  <wp:posOffset>11430</wp:posOffset>
+                </wp:positionV>
+                <wp:extent cx="740228" cy="691243"/>
+                <wp:effectExtent l="0" t="0" r="0" b="0"/>
+                <wp:wrapNone/>
+                <wp:docPr id="48" name="Rectangle 48"/>
+                <wp:cNvGraphicFramePr/>
+                <a:graphic xmlns:a="http://schemas.openxmlformats.org/drawingml/2006/main">
+                  <a:graphicData uri="http://schemas.microsoft.com/office/word/2010/wordprocessingShape">
+                    <wps:wsp>
+                      <wps:cNvSpPr/>
+                      <wps:spPr>
+                        <a:xfrm>
+                          <a:off x="0" y="0"/>
+                          <a:ext cx="740228" cy="691243"/>
+                        </a:xfrm>
+                        <a:prstGeom prst="rect">
+                          <a:avLst/>
+                        </a:prstGeom>
+                        <a:blipFill dpi="0" rotWithShape="1">
+                          <a:blip r:embed="rId23" cstate="print">
+                            <a:extLst>
+                              <a:ext uri="{28A0092B-C50C-407E-A947-70E740481C1C}">
+                                <a14:useLocalDpi xmlns:a14="http://schemas.microsoft.com/office/drawing/2010/main" val="0"/>
+                              </a:ext>
+                            </a:extLst>
+                          </a:blip>
+                          <a:srcRect/>
+                          <a:stretch>
+                            <a:fillRect/>
+                          </a:stretch>
+                        </a:blipFill>
+                        <a:ln>
+                          <a:noFill/>
+                        </a:ln>
+                      </wps:spPr>
+                      <wps:style>
+                        <a:lnRef idx="2">
+                          <a:schemeClr val="dk1"/>
+                        </a:lnRef>
+                        <a:fillRef idx="1">
+                          <a:schemeClr val="lt1"/>
+                        </a:fillRef>
+                        <a:effectRef idx="0">
+                          <a:schemeClr val="dk1"/>
+                        </a:effectRef>
+                        <a:fontRef idx="minor">
+                          <a:schemeClr val="dk1"/>
+                        </a:fontRef>
+                      </wps:style>
+                      <wps:bodyPr rot="0" spcFirstLastPara="0" vertOverflow="overflow" horzOverflow="overflow" vert="horz" wrap="square" lIns="91440" tIns="45720" rIns="91440" bIns="45720" numCol="1" spcCol="0" rtlCol="0" fromWordArt="0" anchor="ctr" anchorCtr="0" forceAA="0" compatLnSpc="1">
+                        <a:prstTxWarp prst="textNoShape">
+                          <a:avLst/>
+                        </a:prstTxWarp>
+                        <a:noAutofit/>
+                      </wps:bodyPr>
+                    </wps:wsp>
+                  </a:graphicData>
+                </a:graphic>
+                <wp14:sizeRelH relativeFrom="margin">
+                  <wp14:pctWidth>0</wp14:pctWidth>
+                </wp14:sizeRelH>
+                <wp14:sizeRelV relativeFrom="margin">
+                  <wp14:pctHeight>0</wp14:pctHeight>
+                </wp14:sizeRelV>
+              </wp:anchor>
+            </w:drawing>
+          </mc:Choice>
+          <mc:Fallback>
+            <w:pict>
+              <v:rect w14:anchorId="263E8DC5" id="Rectangle 48" o:spid="_x0000_s1026" style="position:absolute;margin-left:373.35pt;margin-top:.9pt;width:58.3pt;height:54.45pt;z-index:251868160;visibility:visible;mso-wrap-style:square;mso-width-percent:0;mso-height-percent:0;mso-wrap-distance-left:9pt;mso-wrap-distance-top:0;mso-wrap-distance-right:9pt;mso-wrap-distance-bottom:0;mso-position-horizontal:absolute;mso-position-horizontal-relative:margin;mso-position-vertical:absolute;mso-position-vertical-relative:text;mso-width-percent:0;mso-height-percent:0;mso-width-relative:margin;mso-height-relative:margin;v-text-anchor:middle" o:gfxdata="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" stroked="f" strokeweight="1pt">
+                <v:fill r:id="rId24" o:title="" recolor="t" rotate="t" type="frame"/>
+                <w10:wrap anchorx="margin"/>
+              </v:rect>
+            </w:pict>
+          </mc:Fallback>
+        </mc:AlternateContent>
+      </w:r>
+    </w:p>
+    <w:p>
+      <w:pPr>
+        <w:rPr>
+          <w:rFonts w:ascii="Times New Roman" w:hAnsi="Times New Roman" w:cs="Times New Roman"/>
+          <w:sz w:val="32"/>
+          <w:szCs w:val="32"/>
+        </w:rPr>
+      </w:pPr>
+      <w:r>
+        <w:rPr>
+          <w:rFonts w:ascii="Times New Roman" w:eastAsiaTheme="majorEastAsia" w:hAnsi="Times New Roman" w:cs="Times New Roman"/>
+          <w:noProof/>
+          <w:spacing w:val="-10"/>
+          <w:kern w:val="28"/>
+          <w:sz w:val="32"/>
+          <w:szCs w:val="32"/>
+          <w:lang w:val="en-US" w:bidi="ne-NP"/>
+        </w:rPr>
+        <mc:AlternateContent>
+          <mc:Choice Requires="wps">
+            <w:drawing>
+              <wp:anchor distT="0" distB="0" distL="114300" distR="114300" simplePos="0" relativeHeight="251867136" behindDoc="0" locked="0" layoutInCell="1" allowOverlap="1" wp14:anchorId="156D72B5" wp14:editId="78ACAAC7">
+                <wp:simplePos x="0" y="0"/>
+                <wp:positionH relativeFrom="margin">
+                  <wp:posOffset>1597025</wp:posOffset>
+                </wp:positionH>
+                <wp:positionV relativeFrom="paragraph">
+                  <wp:posOffset>357505</wp:posOffset>
+                </wp:positionV>
+                <wp:extent cx="448310" cy="758825"/>
+                <wp:effectExtent l="114300" t="57150" r="104140" b="60325"/>
+                <wp:wrapNone/>
+                <wp:docPr id="47" name="Rectangle 47"/>
+                <wp:cNvGraphicFramePr/>
+                <a:graphic xmlns:a="http://schemas.openxmlformats.org/drawingml/2006/main">
+                  <a:graphicData uri="http://schemas.microsoft.com/office/word/2010/wordprocessingShape">
+                    <wps:wsp>
+                      <wps:cNvSpPr/>
+                      <wps:spPr>
+                        <a:xfrm rot="1150904">
+                          <a:off x="0" y="0"/>
+                          <a:ext cx="448310" cy="758825"/>
+                        </a:xfrm>
+                        <a:prstGeom prst="rect">
+                          <a:avLst/>
+                        </a:prstGeom>
+                        <a:blipFill dpi="0" rotWithShape="1">
+                          <a:blip r:embed="rId25" cstate="print">
+                            <a:extLst>
+                              <a:ext uri="{28A0092B-C50C-407E-A947-70E740481C1C}">
+                                <a14:useLocalDpi xmlns:a14="http://schemas.microsoft.com/office/drawing/2010/main" val="0"/>
+                              </a:ext>
+                            </a:extLst>
+                          </a:blip>
+                          <a:srcRect/>
+                          <a:stretch>
+                            <a:fillRect l="-42307" t="1" r="-49999" b="-40"/>
+                          </a:stretch>
+                        </a:blipFill>
+                        <a:ln>
+                          <a:noFill/>
+                        </a:ln>
+                      </wps:spPr>
+                      <wps:style>
+                        <a:lnRef idx="2">
+                          <a:schemeClr val="dk1"/>
+                        </a:lnRef>
+                        <a:fillRef idx="1">
+                          <a:schemeClr val="lt1"/>
+                        </a:fillRef>
+                        <a:effectRef idx="0">
+                          <a:schemeClr val="dk1"/>
+                        </a:effectRef>
+                        <a:fontRef idx="minor">
+                          <a:schemeClr val="dk1"/>
+                        </a:fontRef>
+                      </wps:style>
+                      <wps:bodyPr rot="0" spcFirstLastPara="0" vertOverflow="overflow" horzOverflow="overflow" vert="horz" wrap="square" lIns="91440" tIns="45720" rIns="91440" bIns="45720" numCol="1" spcCol="0" rtlCol="0" fromWordArt="0" anchor="ctr" anchorCtr="0" forceAA="0" compatLnSpc="1">
+                        <a:prstTxWarp prst="textNoShape">
+                          <a:avLst/>
+                        </a:prstTxWarp>
+                        <a:noAutofit/>
+                      </wps:bodyPr>
+                    </wps:wsp>
+                  </a:graphicData>
+                </a:graphic>
+                <wp14:sizeRelH relativeFrom="margin">
+                  <wp14:pctWidth>0</wp14:pctWidth>
+                </wp14:sizeRelH>
+                <wp14:sizeRelV relativeFrom="margin">
+                  <wp14:pctHeight>0</wp14:pctHeight>
+                </wp14:sizeRelV>
+              </wp:anchor>
+            </w:drawing>
+          </mc:Choice>
+          <mc:Fallback>
+            <w:pict>
+              <v:rect w14:anchorId="70D2031C" id="Rectangle 47" o:spid="_x0000_s1026" style="position:absolute;margin-left:125.75pt;margin-top:28.15pt;width:35.3pt;height:59.75pt;rotation:1257094fd;z-index:251867136;visibility:visible;mso-wrap-style:square;mso-width-percent:0;mso-height-percent:0;mso-wrap-distance-left:9pt;mso-wrap-distance-top:0;mso-wrap-distance-right:9pt;mso-wrap-distance-bottom:0;mso-position-horizontal:absolute;mso-position-horizontal-relative:margin;mso-position-vertical:absolute;mso-position-vertical-relative:text;mso-width-percent:0;mso-height-percent:0;mso-width-relative:margin;mso-height-relative:margin;v-text-anchor:middle" o:gfxdata="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" stroked="f" strokeweight="1pt">
+                <v:fill r:id="rId26" o:title="" recolor="t" rotate="t" type="frame"/>
+                <w10:wrap anchorx="margin"/>
+              </v:rect>
+            </w:pict>
+          </mc:Fallback>
+        </mc:AlternateContent>
+      </w:r>
+      <w:r>
+        <w:rPr>
+          <w:rFonts w:ascii="Times New Roman" w:hAnsi="Times New Roman" w:cs="Times New Roman"/>
+          <w:noProof/>
+          <w:sz w:val="32"/>
+          <w:szCs w:val="32"/>
+          <w:lang w:val="en-US" w:bidi="ne-NP"/>
+        </w:rPr>
+        <mc:AlternateContent>
+          <mc:Choice Requires="wps">
+            <w:drawing>
+              <wp:anchor distT="0" distB="0" distL="114300" distR="114300" simplePos="0" relativeHeight="251878400" behindDoc="0" locked="0" layoutInCell="1" allowOverlap="1" wp14:anchorId="0F342CBA" wp14:editId="24348338">
+                <wp:simplePos x="0" y="0"/>
+                <wp:positionH relativeFrom="column">
+                  <wp:posOffset>3952571</wp:posOffset>
+                </wp:positionH>
+                <wp:positionV relativeFrom="paragraph">
+                  <wp:posOffset>192405</wp:posOffset>
+                </wp:positionV>
+                <wp:extent cx="207645" cy="0"/>
+                <wp:effectExtent l="0" t="0" r="0" b="0"/>
+                <wp:wrapNone/>
+                <wp:docPr id="58" name="Straight Connector 58"/>
+                <wp:cNvGraphicFramePr/>
+                <a:graphic xmlns:a="http://schemas.openxmlformats.org/drawingml/2006/main">
+                  <a:graphicData uri="http://schemas.microsoft.com/office/word/2010/wordprocessingShape">
+                    <wps:wsp>
+                      <wps:cNvCnPr/>
+                      <wps:spPr>
+                        <a:xfrm>
+                          <a:off x="0" y="0"/>
+                          <a:ext cx="207645" cy="0"/>
+                        </a:xfrm>
+                        <a:prstGeom prst="line">
+                          <a:avLst/>
+                        </a:prstGeom>
+                      </wps:spPr>
+                      <wps:style>
+                        <a:lnRef idx="1">
+                          <a:schemeClr val="dk1"/>
+                        </a:lnRef>
+                        <a:fillRef idx="0">
+                          <a:schemeClr val="dk1"/>
+                        </a:fillRef>
+                        <a:effectRef idx="0">
+                          <a:schemeClr val="dk1"/>
+                        </a:effectRef>
+                        <a:fontRef idx="minor">
+                          <a:schemeClr val="tx1"/>
+                        </a:fontRef>
+                      </wps:style>
+                      <wps:bodyPr/>
+                    </wps:wsp>
+                  </a:graphicData>
+                </a:graphic>
+              </wp:anchor>
+            </w:drawing>
+          </mc:Choice>
+          <mc:Fallback>
+            <w:pict>
+              <v:line w14:anchorId="12208BD3" id="Straight Connector 58" o:spid="_x0000_s1026" style="position:absolute;z-index:251878400;visibility:visible;mso-wrap-style:square;mso-wrap-distance-left:9pt;mso-wrap-distance-top:0;mso-wrap-distance-right:9pt;mso-wrap-distance-bottom:0;mso-position-horizontal:absolute;mso-position-horizontal-relative:text;mso-position-vertical:absolute;mso-position-vertical-relative:text" from="311.25pt,15.15pt" to="327.6pt,15.15pt" o:gfxdata="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" strokecolor="black [3200]" strokeweight=".5pt">
+                <v:stroke joinstyle="miter"/>
+              </v:line>
+            </w:pict>
+          </mc:Fallback>
+        </mc:AlternateContent>
+      </w:r>
+      <w:r>
+        <w:rPr>
+          <w:rFonts w:ascii="Times New Roman" w:hAnsi="Times New Roman" w:cs="Times New Roman"/>
+          <w:noProof/>
+          <w:sz w:val="32"/>
+          <w:szCs w:val="32"/>
+          <w:lang w:val="en-US" w:bidi="ne-NP"/>
+        </w:rPr>
+        <mc:AlternateContent>
+          <mc:Choice Requires="wps">
+            <w:drawing>
+              <wp:anchor distT="0" distB="0" distL="114300" distR="114300" simplePos="0" relativeHeight="251877376" behindDoc="0" locked="0" layoutInCell="1" allowOverlap="1" wp14:anchorId="48CB3D1D" wp14:editId="792E9E8C">
+                <wp:simplePos x="0" y="0"/>
+                <wp:positionH relativeFrom="column">
+                  <wp:posOffset>3472180</wp:posOffset>
+                </wp:positionH>
+                <wp:positionV relativeFrom="paragraph">
+                  <wp:posOffset>181306</wp:posOffset>
+                </wp:positionV>
+                <wp:extent cx="207645" cy="0"/>
+                <wp:effectExtent l="0" t="0" r="0" b="0"/>
+                <wp:wrapNone/>
+                <wp:docPr id="57" name="Straight Connector 57"/>
+                <wp:cNvGraphicFramePr/>
+                <a:graphic xmlns:a="http://schemas.openxmlformats.org/drawingml/2006/main">
+                  <a:graphicData uri="http://schemas.microsoft.com/office/word/2010/wordprocessingShape">
+                    <wps:wsp>
+                      <wps:cNvCnPr/>
+                      <wps:spPr>
+                        <a:xfrm>
+                          <a:off x="0" y="0"/>
+                          <a:ext cx="207645" cy="0"/>
+                        </a:xfrm>
+                        <a:prstGeom prst="line">
+                          <a:avLst/>
+                        </a:prstGeom>
+                      </wps:spPr>
+                      <wps:style>
+                        <a:lnRef idx="1">
+                          <a:schemeClr val="dk1"/>
+                        </a:lnRef>
+                        <a:fillRef idx="0">
+                          <a:schemeClr val="dk1"/>
+                        </a:fillRef>
+                        <a:effectRef idx="0">
+                          <a:schemeClr val="dk1"/>
+                        </a:effectRef>
+                        <a:fontRef idx="minor">
+                          <a:schemeClr val="tx1"/>
+                        </a:fontRef>
+                      </wps:style>
+                      <wps:bodyPr/>
+                    </wps:wsp>
+                  </a:graphicData>
+                </a:graphic>
+              </wp:anchor>
+            </w:drawing>
+          </mc:Choice>
+          <mc:Fallback>
+            <w:pict>
+              <v:line w14:anchorId="2A41E519" id="Straight Connector 57" o:spid="_x0000_s1026" style="position:absolute;z-index:251877376;visibility:visible;mso-wrap-style:square;mso-wrap-distance-left:9pt;mso-wrap-distance-top:0;mso-wrap-distance-right:9pt;mso-wrap-distance-bottom:0;mso-position-horizontal:absolute;mso-position-horizontal-relative:text;mso-position-vertical:absolute;mso-position-vertical-relative:text" from="273.4pt,14.3pt" to="289.75pt,14.3pt" o:gfxdata="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" strokecolor="black [3200]" strokeweight=".5pt">
+                <v:stroke joinstyle="miter"/>
+              </v:line>
+            </w:pict>
+          </mc:Fallback>
+        </mc:AlternateContent>
+      </w:r>
+      <w:r>
+        <w:rPr>
+          <w:rFonts w:ascii="Times New Roman" w:hAnsi="Times New Roman" w:cs="Times New Roman"/>
+          <w:noProof/>
+          <w:sz w:val="32"/>
+          <w:szCs w:val="32"/>
+          <w:lang w:val="en-US" w:bidi="ne-NP"/>
+        </w:rPr>
+        <mc:AlternateContent>
+          <mc:Choice Requires="wps">
+            <w:drawing>
+              <wp:anchor distT="0" distB="0" distL="114300" distR="114300" simplePos="0" relativeHeight="251871232" behindDoc="0" locked="0" layoutInCell="1" allowOverlap="1" wp14:anchorId="20C25948" wp14:editId="606FA005">
+                <wp:simplePos x="0" y="0"/>
+                <wp:positionH relativeFrom="column">
+                  <wp:posOffset>760802</wp:posOffset>
+                </wp:positionH>
+                <wp:positionV relativeFrom="paragraph">
+                  <wp:posOffset>160020</wp:posOffset>
+                </wp:positionV>
+                <wp:extent cx="207818" cy="0"/>
+                <wp:effectExtent l="0" t="0" r="20955" b="19050"/>
+                <wp:wrapNone/>
+                <wp:docPr id="51" name="Straight Connector 51"/>
+                <wp:cNvGraphicFramePr/>
+                <a:graphic xmlns:a="http://schemas.openxmlformats.org/drawingml/2006/main">
+                  <a:graphicData uri="http://schemas.microsoft.com/office/word/2010/wordprocessingShape">
+                    <wps:wsp>
+                      <wps:cNvCnPr/>
+                      <wps:spPr>
+                        <a:xfrm>
+                          <a:off x="0" y="0"/>
+                          <a:ext cx="207818" cy="0"/>
+                        </a:xfrm>
+                        <a:prstGeom prst="line">
+                          <a:avLst/>
+                        </a:prstGeom>
+                      </wps:spPr>
+                      <wps:style>
+                        <a:lnRef idx="1">
+                          <a:schemeClr val="dk1"/>
+                        </a:lnRef>
+                        <a:fillRef idx="0">
+                          <a:schemeClr val="dk1"/>
+                        </a:fillRef>
+                        <a:effectRef idx="0">
+                          <a:schemeClr val="dk1"/>
+                        </a:effectRef>
+                        <a:fontRef idx="minor">
+                          <a:schemeClr val="tx1"/>
+                        </a:fontRef>
+                      </wps:style>
+                      <wps:bodyPr/>
+                    </wps:wsp>
+                  </a:graphicData>
+                </a:graphic>
+              </wp:anchor>
+            </w:drawing>
+          </mc:Choice>
+          <mc:Fallback>
+            <w:pict>
+              <v:line w14:anchorId="572D50F0" id="Straight Connector 51" o:spid="_x0000_s1026" style="position:absolute;z-index:251871232;visibility:visible;mso-wrap-style:square;mso-wrap-distance-left:9pt;mso-wrap-distance-top:0;mso-wrap-distance-right:9pt;mso-wrap-distance-bottom:0;mso-position-horizontal:absolute;mso-position-horizontal-relative:text;mso-position-vertical:absolute;mso-position-vertical-relative:text" from="59.9pt,12.6pt" to="76.25pt,12.6pt" o:gfxdata="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" strokecolor="black [3200]" strokeweight=".5pt">
+                <v:stroke joinstyle="miter"/>
+              </v:line>
+            </w:pict>
+          </mc:Fallback>
+        </mc:AlternateContent>
+      </w:r>
+      <w:r>
+        <w:rPr>
+          <w:rFonts w:ascii="Times New Roman" w:hAnsi="Times New Roman" w:cs="Times New Roman"/>
+          <w:noProof/>
+          <w:sz w:val="32"/>
+          <w:szCs w:val="32"/>
+          <w:lang w:val="en-US" w:bidi="ne-NP"/>
+        </w:rPr>
+        <mc:AlternateContent>
+          <mc:Choice Requires="wps">
+            <w:drawing>
+              <wp:anchor distT="0" distB="0" distL="114300" distR="114300" simplePos="0" relativeHeight="251872256" behindDoc="0" locked="0" layoutInCell="1" allowOverlap="1" wp14:anchorId="36F1A610" wp14:editId="6F7C7A51">
+                <wp:simplePos x="0" y="0"/>
+                <wp:positionH relativeFrom="column">
+                  <wp:posOffset>157822</wp:posOffset>
+                </wp:positionH>
+                <wp:positionV relativeFrom="paragraph">
+                  <wp:posOffset>154500</wp:posOffset>
+                </wp:positionV>
+                <wp:extent cx="207818" cy="0"/>
+                <wp:effectExtent l="0" t="0" r="20955" b="19050"/>
+                <wp:wrapNone/>
+                <wp:docPr id="52" name="Straight Connector 52"/>
+                <wp:cNvGraphicFramePr/>
+                <a:graphic xmlns:a="http://schemas.openxmlformats.org/drawingml/2006/main">
+                  <a:graphicData uri="http://schemas.microsoft.com/office/word/2010/wordprocessingShape">
+                    <wps:wsp>
+                      <wps:cNvCnPr/>
+                      <wps:spPr>
+                        <a:xfrm>
+                          <a:off x="0" y="0"/>
+                          <a:ext cx="207818" cy="0"/>
+                        </a:xfrm>
+                        <a:prstGeom prst="line">
+                          <a:avLst/>
+                        </a:prstGeom>
+                      </wps:spPr>
+                      <wps:style>
+                        <a:lnRef idx="1">
+                          <a:schemeClr val="dk1"/>
+                        </a:lnRef>
+                        <a:fillRef idx="0">
+                          <a:schemeClr val="dk1"/>
+                        </a:fillRef>
+                        <a:effectRef idx="0">
+                          <a:schemeClr val="dk1"/>
+                        </a:effectRef>
+                        <a:fontRef idx="minor">
+                          <a:schemeClr val="tx1"/>
+                        </a:fontRef>
+                      </wps:style>
+                      <wps:bodyPr/>
+                    </wps:wsp>
+                  </a:graphicData>
+                </a:graphic>
+              </wp:anchor>
+            </w:drawing>
+          </mc:Choice>
+          <mc:Fallback>
+            <w:pict>
+              <v:line w14:anchorId="2EC4FEA0" id="Straight Connector 52" o:spid="_x0000_s1026" style="position:absolute;z-index:251872256;visibility:visible;mso-wrap-style:square;mso-wrap-distance-left:9pt;mso-wrap-distance-top:0;mso-wrap-distance-right:9pt;mso-wrap-distance-bottom:0;mso-position-horizontal:absolute;mso-position-horizontal-relative:text;mso-position-vertical:absolute;mso-position-vertical-relative:text" from="12.45pt,12.15pt" to="28.8pt,12.15pt" o:gfxdata="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" strokecolor="black [3200]" strokeweight=".5pt">
+                <v:stroke joinstyle="miter"/>
+              </v:line>
+            </w:pict>
+          </mc:Fallback>
+        </mc:AlternateContent>
+      </w:r>
+      <w:r>
+        <w:rPr>
+          <w:rFonts w:ascii="Times New Roman" w:hAnsi="Times New Roman" w:cs="Times New Roman"/>
+          <w:sz w:val="32"/>
+          <w:szCs w:val="32"/>
+        </w:rPr>
+        <w:t xml:space="preserve">T          l          p                                       R      di       h                        </w:t>
+      </w:r>
+    </w:p>
+    <w:p>
+      <w:pPr>
+        <w:spacing w:before="600" w:after="0"/>
+        <w:rPr>
+          <w:rFonts w:ascii="Times New Roman" w:hAnsi="Times New Roman" w:cs="Times New Roman"/>
+          <w:sz w:val="32"/>
+          <w:szCs w:val="32"/>
+        </w:rPr>
+      </w:pPr>
+      <w:r>
+        <w:rPr>
+          <w:rFonts w:ascii="Times New Roman" w:hAnsi="Times New Roman" w:cs="Times New Roman"/>
+          <w:noProof/>
+          <w:sz w:val="32"/>
+          <w:szCs w:val="32"/>
+          <w:lang w:val="en-US" w:bidi="ne-NP"/>
+        </w:rPr>
+        <mc:AlternateContent>
+          <mc:Choice Requires="wps">
+            <w:drawing>
+              <wp:anchor distT="0" distB="0" distL="114300" distR="114300" simplePos="0" relativeHeight="251873280" behindDoc="0" locked="0" layoutInCell="1" allowOverlap="1" wp14:anchorId="1402A38D" wp14:editId="4AB2E696">
+                <wp:simplePos x="0" y="0"/>
+                <wp:positionH relativeFrom="column">
+                  <wp:posOffset>214630</wp:posOffset>
+                </wp:positionH>
+                <wp:positionV relativeFrom="paragraph">
+                  <wp:posOffset>532130</wp:posOffset>
+                </wp:positionV>
+                <wp:extent cx="207645" cy="0"/>
+                <wp:effectExtent l="0" t="0" r="0" b="0"/>
+                <wp:wrapNone/>
+                <wp:docPr id="53" name="Straight Connector 53"/>
+                <wp:cNvGraphicFramePr/>
+                <a:graphic xmlns:a="http://schemas.openxmlformats.org/drawingml/2006/main">
+                  <a:graphicData uri="http://schemas.microsoft.com/office/word/2010/wordprocessingShape">
+                    <wps:wsp>
+                      <wps:cNvCnPr/>
+                      <wps:spPr>
+                        <a:xfrm>
+                          <a:off x="0" y="0"/>
+                          <a:ext cx="207645" cy="0"/>
+                        </a:xfrm>
+                        <a:prstGeom prst="line">
+                          <a:avLst/>
+                        </a:prstGeom>
+                      </wps:spPr>
+                      <wps:style>
+                        <a:lnRef idx="1">
+                          <a:schemeClr val="dk1"/>
+                        </a:lnRef>
+                        <a:fillRef idx="0">
+                          <a:schemeClr val="dk1"/>
+                        </a:fillRef>
+                        <a:effectRef idx="0">
+                          <a:schemeClr val="dk1"/>
+                        </a:effectRef>
+                        <a:fontRef idx="minor">
+                          <a:schemeClr val="tx1"/>
+                        </a:fontRef>
+                      </wps:style>
+                      <wps:bodyPr/>
+                    </wps:wsp>
+                  </a:graphicData>
+                </a:graphic>
+              </wp:anchor>
+            </w:drawing>
+          </mc:Choice>
+          <mc:Fallback>
+            <w:pict>
+              <v:line w14:anchorId="03E52150" id="Straight Connector 53" o:spid="_x0000_s1026" style="position:absolute;z-index:251873280;visibility:visible;mso-wrap-style:square;mso-wrap-distance-left:9pt;mso-wrap-distance-top:0;mso-wrap-distance-right:9pt;mso-wrap-distance-bottom:0;mso-position-horizontal:absolute;mso-position-horizontal-relative:text;mso-position-vertical:absolute;mso-position-vertical-relative:text" from="16.9pt,41.9pt" to="33.25pt,41.9pt" o:gfxdata="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" strokecolor="black [3200]" strokeweight=".5pt">
+                <v:stroke joinstyle="miter"/>
+              </v:line>
+            </w:pict>
+          </mc:Fallback>
+        </mc:AlternateContent>
+      </w:r>
+      <w:r>
+        <w:rPr>
+          <w:rFonts w:ascii="Times New Roman" w:hAnsi="Times New Roman" w:cs="Times New Roman"/>
+          <w:noProof/>
+          <w:sz w:val="32"/>
+          <w:szCs w:val="32"/>
+          <w:lang w:val="en-US" w:bidi="ne-NP"/>
+        </w:rPr>
+        <mc:AlternateContent>
+          <mc:Choice Requires="wps">
+            <w:drawing>
+              <wp:anchor distT="0" distB="0" distL="114300" distR="114300" simplePos="0" relativeHeight="251874304" behindDoc="0" locked="0" layoutInCell="1" allowOverlap="1" wp14:anchorId="43244EC0" wp14:editId="0D171F38">
+                <wp:simplePos x="0" y="0"/>
+                <wp:positionH relativeFrom="column">
+                  <wp:posOffset>809625</wp:posOffset>
+                </wp:positionH>
+                <wp:positionV relativeFrom="paragraph">
+                  <wp:posOffset>535144</wp:posOffset>
+                </wp:positionV>
+                <wp:extent cx="207645" cy="0"/>
+                <wp:effectExtent l="0" t="0" r="0" b="0"/>
+                <wp:wrapNone/>
+                <wp:docPr id="54" name="Straight Connector 54"/>
+                <wp:cNvGraphicFramePr/>
+                <a:graphic xmlns:a="http://schemas.openxmlformats.org/drawingml/2006/main">
+                  <a:graphicData uri="http://schemas.microsoft.com/office/word/2010/wordprocessingShape">
+                    <wps:wsp>
+                      <wps:cNvCnPr/>
+                      <wps:spPr>
+                        <a:xfrm>
+                          <a:off x="0" y="0"/>
+                          <a:ext cx="207645" cy="0"/>
+                        </a:xfrm>
+                        <a:prstGeom prst="line">
+                          <a:avLst/>
+                        </a:prstGeom>
+                      </wps:spPr>
+                      <wps:style>
+                        <a:lnRef idx="1">
+                          <a:schemeClr val="dk1"/>
+                        </a:lnRef>
+                        <a:fillRef idx="0">
+                          <a:schemeClr val="dk1"/>
+                        </a:fillRef>
+                        <a:effectRef idx="0">
+                          <a:schemeClr val="dk1"/>
+                        </a:effectRef>
+                        <a:fontRef idx="minor">
+                          <a:schemeClr val="tx1"/>
+                        </a:fontRef>
+                      </wps:style>
+                      <wps:bodyPr/>
+                    </wps:wsp>
+                  </a:graphicData>
+                </a:graphic>
+              </wp:anchor>
+            </w:drawing>
+          </mc:Choice>
+          <mc:Fallback>
+            <w:pict>
+              <v:line w14:anchorId="78AF353C" id="Straight Connector 54" o:spid="_x0000_s1026" style="position:absolute;z-index:251874304;visibility:visible;mso-wrap-style:square;mso-wrap-distance-left:9pt;mso-wrap-distance-top:0;mso-wrap-distance-right:9pt;mso-wrap-distance-bottom:0;mso-position-horizontal:absolute;mso-position-horizontal-relative:text;mso-position-vertical:absolute;mso-position-vertical-relative:text" from="63.75pt,42.15pt" to="80.1pt,42.15pt" o:gfxdata="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" strokecolor="black [3200]" strokeweight=".5pt">
+                <v:stroke joinstyle="miter"/>
+              </v:line>
+            </w:pict>
+          </mc:Fallback>
+        </mc:AlternateContent>
+      </w:r>
+      <w:r>
+        <w:rPr>
+          <w:rFonts w:ascii="Times New Roman" w:hAnsi="Times New Roman" w:cs="Times New Roman"/>
+          <w:sz w:val="32"/>
+          <w:szCs w:val="32"/>
+        </w:rPr>
+        <w:t xml:space="preserve">R          s            </w:t>
+      </w:r>
+    </w:p>
+    <w:p>
+      <w:pPr>
+        <w:rPr>
+          <w:rFonts w:ascii="Times New Roman" w:hAnsi="Times New Roman" w:cs="Times New Roman"/>
+          <w:b/>
+          <w:bCs/>
+          <w:sz w:val="32"/>
+          <w:szCs w:val="32"/>
+        </w:rPr>
+      </w:pPr>
+      <w:r>
+        <w:rPr>
+          <w:rFonts w:ascii="Times New Roman" w:hAnsi="Times New Roman" w:cs="Times New Roman"/>
+          <w:b/>
+          <w:bCs/>
+          <w:sz w:val="32"/>
+          <w:szCs w:val="32"/>
+        </w:rPr>
         <w:lastRenderedPageBreak/>
-        <w:t>7. Name the given picture.</w:t>
+        <w:t>8</w:t>
       </w:r>
       <w:r>
         <w:rPr>
@@ -5109,7 +6973,27 @@
           <w:sz w:val="32"/>
           <w:szCs w:val="32"/>
         </w:rPr>
-        <w:tab/>
+        <w:t>. Name the given picture</w:t>
+      </w:r>
+      <w:r>
+        <w:rPr>
+          <w:rFonts w:ascii="Times New Roman" w:hAnsi="Times New Roman" w:cs="Times New Roman"/>
+          <w:b/>
+          <w:bCs/>
+          <w:sz w:val="32"/>
+          <w:szCs w:val="32"/>
+        </w:rPr>
+        <w:t>s</w:t>
+      </w:r>
+      <w:r>
+        <w:rPr>
+          <w:rFonts w:ascii="Times New Roman" w:hAnsi="Times New Roman" w:cs="Times New Roman"/>
+          <w:b/>
+          <w:bCs/>
+          <w:sz w:val="32"/>
+          <w:szCs w:val="32"/>
+        </w:rPr>
+        <w:t>.</w:t>
       </w:r>
       <w:r>
         <w:rPr>
@@ -5259,7 +7143,7 @@
                           <a:avLst/>
                         </a:prstGeom>
                         <a:blipFill dpi="0" rotWithShape="1">
-                          <a:blip r:embed="rId16" cstate="print">
+                          <a:blip r:embed="rId27" cstate="print">
                             <a:extLst>
                               <a:ext uri="{28A0092B-C50C-407E-A947-70E740481C1C}">
                                 <a14:useLocalDpi xmlns:a14="http://schemas.microsoft.com/office/drawing/2010/main" val="0"/>
@@ -5356,7 +7240,7 @@
                           <a:avLst/>
                         </a:prstGeom>
                         <a:blipFill dpi="0" rotWithShape="1">
-                          <a:blip r:embed="rId17" cstate="print">
+                          <a:blip r:embed="rId28" cstate="print">
                             <a:extLst>
                               <a:ext uri="{28A0092B-C50C-407E-A947-70E740481C1C}">
                                 <a14:useLocalDpi xmlns:a14="http://schemas.microsoft.com/office/drawing/2010/main" val="0"/>
@@ -5407,7 +7291,7 @@
           <mc:Fallback>
             <w:pict>
               <v:rect w14:anchorId="13A55555" id="Rectangle 34" o:spid="_x0000_s1026" style="position:absolute;margin-left:229.2pt;margin-top:.65pt;width:89.7pt;height:96pt;z-index:251719680;visibility:visible;mso-wrap-style:square;mso-width-percent:0;mso-height-percent:0;mso-wrap-distance-left:9pt;mso-wrap-distance-top:0;mso-wrap-distance-right:9pt;mso-wrap-distance-bottom:0;mso-position-horizontal:absolute;mso-position-horizontal-relative:margin;mso-position-vertical:absolute;mso-position-vertical-relative:text;mso-width-percent:0;mso-height-percent:0;mso-width-relative:margin;mso-height-relative:margin;v-text-anchor:middle" o:gfxdata="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" stroked="f" strokeweight="1pt">
-                <v:fill r:id="rId18" o:title="" recolor="t" rotate="t" type="frame"/>
+                <v:fill r:id="rId29" o:title="" recolor="t" rotate="t" type="frame"/>
                 <w10:wrap anchorx="margin"/>
               </v:rect>
             </w:pict>
@@ -5453,7 +7337,7 @@
                           <a:avLst/>
                         </a:prstGeom>
                         <a:blipFill dpi="0" rotWithShape="1">
-                          <a:blip r:embed="rId19" cstate="print">
+                          <a:blip r:embed="rId30" cstate="print">
                             <a:extLst>
                               <a:ext uri="{28A0092B-C50C-407E-A947-70E740481C1C}">
                                 <a14:useLocalDpi xmlns:a14="http://schemas.microsoft.com/office/drawing/2010/main" val="0"/>
@@ -5504,7 +7388,7 @@
           <mc:Fallback>
             <w:pict>
               <v:rect w14:anchorId="072A85E1" id="Rectangle 33" o:spid="_x0000_s1026" style="position:absolute;margin-left:18pt;margin-top:.65pt;width:87.3pt;height:91.5pt;z-index:251717632;visibility:visible;mso-wrap-style:square;mso-width-percent:0;mso-height-percent:0;mso-wrap-distance-left:9pt;mso-wrap-distance-top:0;mso-wrap-distance-right:9pt;mso-wrap-distance-bottom:0;mso-position-horizontal:absolute;mso-position-horizontal-relative:margin;mso-position-vertical:absolute;mso-position-vertical-relative:text;mso-width-percent:0;mso-height-percent:0;mso-width-relative:margin;mso-height-relative:margin;v-text-anchor:middle" o:gfxdata="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" stroked="f" strokeweight="1pt">
-                <v:fill r:id="rId20" o:title="" recolor="t" rotate="t" type="frame"/>
+                <v:fill r:id="rId31" o:title="" recolor="t" rotate="t" type="frame"/>
                 <w10:wrap anchorx="margin"/>
               </v:rect>
             </w:pict>
@@ -5772,33 +7656,6 @@
           <w:szCs w:val="32"/>
         </w:rPr>
       </w:pPr>
-    </w:p>
-    <w:p>
-      <w:pPr>
-        <w:rPr>
-          <w:rFonts w:ascii="Times New Roman" w:hAnsi="Times New Roman" w:cs="Times New Roman"/>
-          <w:sz w:val="32"/>
-          <w:szCs w:val="32"/>
-        </w:rPr>
-      </w:pPr>
-    </w:p>
-    <w:p>
-      <w:pPr>
-        <w:rPr>
-          <w:rFonts w:ascii="Times New Roman" w:hAnsi="Times New Roman" w:cs="Times New Roman"/>
-          <w:sz w:val="32"/>
-          <w:szCs w:val="32"/>
-        </w:rPr>
-      </w:pPr>
-    </w:p>
-    <w:p>
-      <w:pPr>
-        <w:rPr>
-          <w:rFonts w:ascii="Times New Roman" w:hAnsi="Times New Roman" w:cs="Times New Roman"/>
-          <w:sz w:val="32"/>
-          <w:szCs w:val="32"/>
-        </w:rPr>
-      </w:pPr>
       <w:r>
         <w:rPr>
           <w:rFonts w:ascii="Times New Roman" w:eastAsiaTheme="majorEastAsia" w:hAnsi="Times New Roman" w:cs="Times New Roman"/>
@@ -5812,13 +7669,13 @@
         <mc:AlternateContent>
           <mc:Choice Requires="wps">
             <w:drawing>
-              <wp:anchor distT="0" distB="0" distL="114300" distR="114300" simplePos="0" relativeHeight="251725824" behindDoc="0" locked="0" layoutInCell="1" allowOverlap="1" wp14:anchorId="437A623F" wp14:editId="3BBB1601">
+              <wp:anchor distT="0" distB="0" distL="114300" distR="114300" simplePos="0" relativeHeight="251725824" behindDoc="0" locked="0" layoutInCell="1" allowOverlap="1" wp14:anchorId="437A623F" wp14:editId="218CC998">
                 <wp:simplePos x="0" y="0"/>
                 <wp:positionH relativeFrom="margin">
-                  <wp:posOffset>2976880</wp:posOffset>
+                  <wp:posOffset>2929113</wp:posOffset>
                 </wp:positionH>
                 <wp:positionV relativeFrom="paragraph">
-                  <wp:posOffset>73660</wp:posOffset>
+                  <wp:posOffset>342350</wp:posOffset>
                 </wp:positionV>
                 <wp:extent cx="1228725" cy="1143000"/>
                 <wp:effectExtent l="0" t="0" r="9525" b="0"/>
@@ -5838,11 +7695,11 @@
                           <a:avLst/>
                         </a:prstGeom>
                         <a:blipFill dpi="0" rotWithShape="1">
-                          <a:blip r:embed="rId21" cstate="print">
+                          <a:blip r:embed="rId32" cstate="print">
                             <a:extLst>
                               <a:ext uri="{BEBA8EAE-BF5A-486C-A8C5-ECC9F3942E4B}">
                                 <a14:imgProps xmlns:a14="http://schemas.microsoft.com/office/drawing/2010/main">
-                                  <a14:imgLayer r:embed="rId22">
+                                  <a14:imgLayer r:embed="rId33">
                                     <a14:imgEffect>
                                       <a14:sharpenSoften amount="50000"/>
                                     </a14:imgEffect>
@@ -5900,8 +7757,8 @@
           </mc:Choice>
           <mc:Fallback>
             <w:pict>
-              <v:rect w14:anchorId="4E876B0A" id="Rectangle 37" o:spid="_x0000_s1026" style="position:absolute;margin-left:234.4pt;margin-top:5.8pt;width:96.75pt;height:90pt;z-index:251725824;visibility:visible;mso-wrap-style:square;mso-width-percent:0;mso-height-percent:0;mso-wrap-distance-left:9pt;mso-wrap-distance-top:0;mso-wrap-distance-right:9pt;mso-wrap-distance-bottom:0;mso-position-horizontal:absolute;mso-position-horizontal-relative:margin;mso-position-vertical:absolute;mso-position-vertical-relative:text;mso-width-percent:0;mso-height-percent:0;mso-width-relative:margin;mso-height-relative:margin;v-text-anchor:middle" o:gfxdata="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" stroked="f" strokeweight="1pt">
-                <v:fill r:id="rId23" o:title="" recolor="t" rotate="t" type="frame"/>
+              <v:rect w14:anchorId="02974F26" id="Rectangle 37" o:spid="_x0000_s1026" style="position:absolute;margin-left:230.65pt;margin-top:26.95pt;width:96.75pt;height:90pt;z-index:251725824;visibility:visible;mso-wrap-style:square;mso-width-percent:0;mso-height-percent:0;mso-wrap-distance-left:9pt;mso-wrap-distance-top:0;mso-wrap-distance-right:9pt;mso-wrap-distance-bottom:0;mso-position-horizontal:absolute;mso-position-horizontal-relative:margin;mso-position-vertical:absolute;mso-position-vertical-relative:text;mso-width-percent:0;mso-height-percent:0;mso-width-relative:margin;mso-height-relative:margin;v-text-anchor:middle" o:gfxdata="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" stroked="f" strokeweight="1pt">
+                <v:fill r:id="rId34" o:title="" recolor="t" rotate="t" type="frame"/>
                 <w10:wrap anchorx="margin"/>
               </v:rect>
             </w:pict>
@@ -5921,13 +7778,13 @@
         <mc:AlternateContent>
           <mc:Choice Requires="wps">
             <w:drawing>
-              <wp:anchor distT="0" distB="0" distL="114300" distR="114300" simplePos="0" relativeHeight="251723776" behindDoc="0" locked="0" layoutInCell="1" allowOverlap="1" wp14:anchorId="21821B56" wp14:editId="2D9B562A">
+              <wp:anchor distT="0" distB="0" distL="114300" distR="114300" simplePos="0" relativeHeight="251723776" behindDoc="0" locked="0" layoutInCell="1" allowOverlap="1" wp14:anchorId="21821B56" wp14:editId="49F0C854">
                 <wp:simplePos x="0" y="0"/>
                 <wp:positionH relativeFrom="margin">
                   <wp:posOffset>304800</wp:posOffset>
                 </wp:positionH>
                 <wp:positionV relativeFrom="paragraph">
-                  <wp:posOffset>73660</wp:posOffset>
+                  <wp:posOffset>289199</wp:posOffset>
                 </wp:positionV>
                 <wp:extent cx="1295400" cy="1200150"/>
                 <wp:effectExtent l="0" t="0" r="0" b="0"/>
@@ -5947,7 +7804,7 @@
                           <a:avLst/>
                         </a:prstGeom>
                         <a:blipFill dpi="0" rotWithShape="1">
-                          <a:blip r:embed="rId24" cstate="print">
+                          <a:blip r:embed="rId35" cstate="print">
                             <a:extLst>
                               <a:ext uri="{28A0092B-C50C-407E-A947-70E740481C1C}">
                                 <a14:useLocalDpi xmlns:a14="http://schemas.microsoft.com/office/drawing/2010/main" val="0"/>
@@ -5997,8 +7854,8 @@
           </mc:Choice>
           <mc:Fallback>
             <w:pict>
-              <v:rect w14:anchorId="02A86ADF" id="Rectangle 36" o:spid="_x0000_s1026" style="position:absolute;margin-left:24pt;margin-top:5.8pt;width:102pt;height:94.5pt;z-index:251723776;visibility:visible;mso-wrap-style:square;mso-width-percent:0;mso-height-percent:0;mso-wrap-distance-left:9pt;mso-wrap-distance-top:0;mso-wrap-distance-right:9pt;mso-wrap-distance-bottom:0;mso-position-horizontal:absolute;mso-position-horizontal-relative:margin;mso-position-vertical:absolute;mso-position-vertical-relative:text;mso-width-percent:0;mso-height-percent:0;mso-width-relative:margin;mso-height-relative:margin;v-text-anchor:middle" o:gfxdata="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" stroked="f" strokeweight="1pt">
-                <v:fill r:id="rId25" o:title="" recolor="t" rotate="t" type="frame"/>
+              <v:rect w14:anchorId="09B7870D" id="Rectangle 36" o:spid="_x0000_s1026" style="position:absolute;margin-left:24pt;margin-top:22.75pt;width:102pt;height:94.5pt;z-index:251723776;visibility:visible;mso-wrap-style:square;mso-width-percent:0;mso-height-percent:0;mso-wrap-distance-left:9pt;mso-wrap-distance-top:0;mso-wrap-distance-right:9pt;mso-wrap-distance-bottom:0;mso-position-horizontal:absolute;mso-position-horizontal-relative:margin;mso-position-vertical:absolute;mso-position-vertical-relative:text;mso-width-percent:0;mso-height-percent:0;mso-width-relative:margin;mso-height-relative:margin;v-text-anchor:middle" o:gfxdata="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" stroked="f" strokeweight="1pt">
+                <v:fill r:id="rId36" o:title="" recolor="t" rotate="t" type="frame"/>
                 <w10:wrap anchorx="margin"/>
               </v:rect>
             </w:pict>
@@ -6052,7 +7909,79 @@
         <mc:AlternateContent>
           <mc:Choice Requires="wps">
             <w:drawing>
-              <wp:anchor distT="0" distB="0" distL="114300" distR="114300" simplePos="0" relativeHeight="251732992" behindDoc="0" locked="0" layoutInCell="1" allowOverlap="1" wp14:anchorId="0DF53169" wp14:editId="493B21BB">
+              <wp:anchor distT="0" distB="0" distL="114300" distR="114300" simplePos="0" relativeHeight="251735040" behindDoc="0" locked="0" layoutInCell="1" allowOverlap="1" wp14:anchorId="3494A668" wp14:editId="79C16D82">
+                <wp:simplePos x="0" y="0"/>
+                <wp:positionH relativeFrom="margin">
+                  <wp:posOffset>304800</wp:posOffset>
+                </wp:positionH>
+                <wp:positionV relativeFrom="paragraph">
+                  <wp:posOffset>214744</wp:posOffset>
+                </wp:positionV>
+                <wp:extent cx="1295400" cy="550334"/>
+                <wp:effectExtent l="0" t="0" r="19050" b="21590"/>
+                <wp:wrapNone/>
+                <wp:docPr id="42" name="Rectangle 42"/>
+                <wp:cNvGraphicFramePr/>
+                <a:graphic xmlns:a="http://schemas.openxmlformats.org/drawingml/2006/main">
+                  <a:graphicData uri="http://schemas.microsoft.com/office/word/2010/wordprocessingShape">
+                    <wps:wsp>
+                      <wps:cNvSpPr/>
+                      <wps:spPr>
+                        <a:xfrm>
+                          <a:off x="0" y="0"/>
+                          <a:ext cx="1295400" cy="550334"/>
+                        </a:xfrm>
+                        <a:prstGeom prst="rect">
+                          <a:avLst/>
+                        </a:prstGeom>
+                      </wps:spPr>
+                      <wps:style>
+                        <a:lnRef idx="2">
+                          <a:schemeClr val="dk1"/>
+                        </a:lnRef>
+                        <a:fillRef idx="1">
+                          <a:schemeClr val="lt1"/>
+                        </a:fillRef>
+                        <a:effectRef idx="0">
+                          <a:schemeClr val="dk1"/>
+                        </a:effectRef>
+                        <a:fontRef idx="minor">
+                          <a:schemeClr val="dk1"/>
+                        </a:fontRef>
+                      </wps:style>
+                      <wps:bodyPr rot="0" spcFirstLastPara="0" vertOverflow="overflow" horzOverflow="overflow" vert="horz" wrap="square" lIns="91440" tIns="45720" rIns="91440" bIns="45720" numCol="1" spcCol="0" rtlCol="0" fromWordArt="0" anchor="ctr" anchorCtr="0" forceAA="0" compatLnSpc="1">
+                        <a:prstTxWarp prst="textNoShape">
+                          <a:avLst/>
+                        </a:prstTxWarp>
+                        <a:noAutofit/>
+                      </wps:bodyPr>
+                    </wps:wsp>
+                  </a:graphicData>
+                </a:graphic>
+              </wp:anchor>
+            </w:drawing>
+          </mc:Choice>
+          <mc:Fallback>
+            <w:pict>
+              <v:rect w14:anchorId="5D8C549D" id="Rectangle 42" o:spid="_x0000_s1026" style="position:absolute;margin-left:24pt;margin-top:16.9pt;width:102pt;height:43.35pt;z-index:251735040;visibility:visible;mso-wrap-style:square;mso-wrap-distance-left:9pt;mso-wrap-distance-top:0;mso-wrap-distance-right:9pt;mso-wrap-distance-bottom:0;mso-position-horizontal:absolute;mso-position-horizontal-relative:margin;mso-position-vertical:absolute;mso-position-vertical-relative:text;v-text-anchor:middle" o:gfxdata="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" fillcolor="white [3201]" strokecolor="black [3200]" strokeweight="1pt">
+                <w10:wrap anchorx="margin"/>
+              </v:rect>
+            </w:pict>
+          </mc:Fallback>
+        </mc:AlternateContent>
+      </w:r>
+      <w:r>
+        <w:rPr>
+          <w:rFonts w:ascii="Times New Roman" w:hAnsi="Times New Roman" w:cs="Times New Roman"/>
+          <w:noProof/>
+          <w:sz w:val="32"/>
+          <w:szCs w:val="32"/>
+          <w:lang w:val="en-US" w:bidi="ne-NP"/>
+        </w:rPr>
+        <mc:AlternateContent>
+          <mc:Choice Requires="wps">
+            <w:drawing>
+              <wp:anchor distT="0" distB="0" distL="114300" distR="114300" simplePos="0" relativeHeight="251732992" behindDoc="0" locked="0" layoutInCell="1" allowOverlap="1" wp14:anchorId="0DF53169" wp14:editId="3D9E0B66">
                 <wp:simplePos x="0" y="0"/>
                 <wp:positionH relativeFrom="margin">
                   <wp:posOffset>2923540</wp:posOffset>
@@ -6106,85 +8035,13 @@
           </mc:Choice>
           <mc:Fallback>
             <w:pict>
-              <v:rect w14:anchorId="088B3199" id="Rectangle 41" o:spid="_x0000_s1026" style="position:absolute;margin-left:230.2pt;margin-top:10.8pt;width:102pt;height:43.35pt;z-index:251732992;visibility:visible;mso-wrap-style:square;mso-wrap-distance-left:9pt;mso-wrap-distance-top:0;mso-wrap-distance-right:9pt;mso-wrap-distance-bottom:0;mso-position-horizontal:absolute;mso-position-horizontal-relative:margin;mso-position-vertical:absolute;mso-position-vertical-relative:text;v-text-anchor:middle" o:gfxdata="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" fillcolor="white [3201]" strokecolor="black [3200]" strokeweight="1pt">
+              <v:rect w14:anchorId="2A3C0F25" id="Rectangle 41" o:spid="_x0000_s1026" style="position:absolute;margin-left:230.2pt;margin-top:10.8pt;width:102pt;height:43.35pt;z-index:251732992;visibility:visible;mso-wrap-style:square;mso-wrap-distance-left:9pt;mso-wrap-distance-top:0;mso-wrap-distance-right:9pt;mso-wrap-distance-bottom:0;mso-position-horizontal:absolute;mso-position-horizontal-relative:margin;mso-position-vertical:absolute;mso-position-vertical-relative:text;v-text-anchor:middle" o:gfxdata="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" fillcolor="white [3201]" strokecolor="black [3200]" strokeweight="1pt">
                 <w10:wrap anchorx="margin"/>
               </v:rect>
             </w:pict>
           </mc:Fallback>
         </mc:AlternateContent>
       </w:r>
-      <w:r>
-        <w:rPr>
-          <w:rFonts w:ascii="Times New Roman" w:hAnsi="Times New Roman" w:cs="Times New Roman"/>
-          <w:noProof/>
-          <w:sz w:val="32"/>
-          <w:szCs w:val="32"/>
-          <w:lang w:val="en-US" w:bidi="ne-NP"/>
-        </w:rPr>
-        <mc:AlternateContent>
-          <mc:Choice Requires="wps">
-            <w:drawing>
-              <wp:anchor distT="0" distB="0" distL="114300" distR="114300" simplePos="0" relativeHeight="251735040" behindDoc="0" locked="0" layoutInCell="1" allowOverlap="1" wp14:anchorId="3494A668" wp14:editId="701FC5F1">
-                <wp:simplePos x="0" y="0"/>
-                <wp:positionH relativeFrom="margin">
-                  <wp:posOffset>304800</wp:posOffset>
-                </wp:positionH>
-                <wp:positionV relativeFrom="paragraph">
-                  <wp:posOffset>85090</wp:posOffset>
-                </wp:positionV>
-                <wp:extent cx="1295400" cy="550334"/>
-                <wp:effectExtent l="0" t="0" r="19050" b="21590"/>
-                <wp:wrapNone/>
-                <wp:docPr id="42" name="Rectangle 42"/>
-                <wp:cNvGraphicFramePr/>
-                <a:graphic xmlns:a="http://schemas.openxmlformats.org/drawingml/2006/main">
-                  <a:graphicData uri="http://schemas.microsoft.com/office/word/2010/wordprocessingShape">
-                    <wps:wsp>
-                      <wps:cNvSpPr/>
-                      <wps:spPr>
-                        <a:xfrm>
-                          <a:off x="0" y="0"/>
-                          <a:ext cx="1295400" cy="550334"/>
-                        </a:xfrm>
-                        <a:prstGeom prst="rect">
-                          <a:avLst/>
-                        </a:prstGeom>
-                      </wps:spPr>
-                      <wps:style>
-                        <a:lnRef idx="2">
-                          <a:schemeClr val="dk1"/>
-                        </a:lnRef>
-                        <a:fillRef idx="1">
-                          <a:schemeClr val="lt1"/>
-                        </a:fillRef>
-                        <a:effectRef idx="0">
-                          <a:schemeClr val="dk1"/>
-                        </a:effectRef>
-                        <a:fontRef idx="minor">
-                          <a:schemeClr val="dk1"/>
-                        </a:fontRef>
-                      </wps:style>
-                      <wps:bodyPr rot="0" spcFirstLastPara="0" vertOverflow="overflow" horzOverflow="overflow" vert="horz" wrap="square" lIns="91440" tIns="45720" rIns="91440" bIns="45720" numCol="1" spcCol="0" rtlCol="0" fromWordArt="0" anchor="ctr" anchorCtr="0" forceAA="0" compatLnSpc="1">
-                        <a:prstTxWarp prst="textNoShape">
-                          <a:avLst/>
-                        </a:prstTxWarp>
-                        <a:noAutofit/>
-                      </wps:bodyPr>
-                    </wps:wsp>
-                  </a:graphicData>
-                </a:graphic>
-              </wp:anchor>
-            </w:drawing>
-          </mc:Choice>
-          <mc:Fallback>
-            <w:pict>
-              <v:rect w14:anchorId="4DBF47A6" id="Rectangle 42" o:spid="_x0000_s1026" style="position:absolute;margin-left:24pt;margin-top:6.7pt;width:102pt;height:43.35pt;z-index:251735040;visibility:visible;mso-wrap-style:square;mso-wrap-distance-left:9pt;mso-wrap-distance-top:0;mso-wrap-distance-right:9pt;mso-wrap-distance-bottom:0;mso-position-horizontal:absolute;mso-position-horizontal-relative:margin;mso-position-vertical:absolute;mso-position-vertical-relative:text;v-text-anchor:middle" o:gfxdata="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" fillcolor="white [3201]" strokecolor="black [3200]" strokeweight="1pt">
-                <w10:wrap anchorx="margin"/>
-              </v:rect>
-            </w:pict>
-          </mc:Fallback>
-        </mc:AlternateContent>
-      </w:r>
     </w:p>
     <w:p>
       <w:pPr>
@@ -6231,7 +8088,7 @@
           <w:sz w:val="32"/>
           <w:szCs w:val="32"/>
         </w:rPr>
-        <w:t>8. Write the missing Letter.</w:t>
+        <w:t>9. Match the given picture</w:t>
       </w:r>
       <w:r>
         <w:rPr>
@@ -6241,7 +8098,7 @@
           <w:sz w:val="32"/>
           <w:szCs w:val="32"/>
         </w:rPr>
-        <w:tab/>
+        <w:t>s</w:t>
       </w:r>
       <w:r>
         <w:rPr>
@@ -6251,1429 +8108,7 @@
           <w:sz w:val="32"/>
           <w:szCs w:val="32"/>
         </w:rPr>
-        <w:tab/>
-      </w:r>
-      <w:r>
-        <w:rPr>
-          <w:rFonts w:ascii="Times New Roman" w:hAnsi="Times New Roman" w:cs="Times New Roman"/>
-          <w:b/>
-          <w:bCs/>
-          <w:sz w:val="32"/>
-          <w:szCs w:val="32"/>
-        </w:rPr>
-        <w:tab/>
-      </w:r>
-      <w:r>
-        <w:rPr>
-          <w:rFonts w:ascii="Times New Roman" w:hAnsi="Times New Roman" w:cs="Times New Roman"/>
-          <w:b/>
-          <w:bCs/>
-          <w:sz w:val="32"/>
-          <w:szCs w:val="32"/>
-        </w:rPr>
-        <w:tab/>
-      </w:r>
-      <w:r>
-        <w:rPr>
-          <w:rFonts w:ascii="Times New Roman" w:hAnsi="Times New Roman" w:cs="Times New Roman"/>
-          <w:b/>
-          <w:bCs/>
-          <w:sz w:val="32"/>
-          <w:szCs w:val="32"/>
-        </w:rPr>
-        <w:tab/>
-      </w:r>
-      <w:r>
-        <w:rPr>
-          <w:rFonts w:ascii="Times New Roman" w:hAnsi="Times New Roman" w:cs="Times New Roman"/>
-          <w:b/>
-          <w:bCs/>
-          <w:sz w:val="32"/>
-          <w:szCs w:val="32"/>
-        </w:rPr>
-        <w:tab/>
-      </w:r>
-      <w:r>
-        <w:rPr>
-          <w:rFonts w:ascii="Times New Roman" w:hAnsi="Times New Roman" w:cs="Times New Roman"/>
-          <w:b/>
-          <w:bCs/>
-          <w:sz w:val="32"/>
-          <w:szCs w:val="32"/>
-        </w:rPr>
-        <w:tab/>
-      </w:r>
-      <w:r>
-        <w:rPr>
-          <w:rFonts w:ascii="Times New Roman" w:hAnsi="Times New Roman" w:cs="Times New Roman"/>
-          <w:b/>
-          <w:bCs/>
-          <w:sz w:val="32"/>
-          <w:szCs w:val="32"/>
-        </w:rPr>
-        <w:tab/>
-      </w:r>
-      <w:r>
-        <w:rPr>
-          <w:rFonts w:ascii="Times New Roman" w:hAnsi="Times New Roman" w:cs="Times New Roman"/>
-          <w:b/>
-          <w:bCs/>
-          <w:sz w:val="32"/>
-          <w:szCs w:val="32"/>
-        </w:rPr>
-        <w:t>[5]</w:t>
-      </w:r>
-    </w:p>
-    <w:p>
-      <w:pPr>
-        <w:rPr>
-          <w:rFonts w:ascii="Times New Roman" w:hAnsi="Times New Roman" w:cs="Times New Roman"/>
-          <w:sz w:val="32"/>
-          <w:szCs w:val="32"/>
-        </w:rPr>
-      </w:pPr>
-      <w:r>
-        <w:rPr>
-          <w:rFonts w:ascii="Times New Roman" w:eastAsiaTheme="majorEastAsia" w:hAnsi="Times New Roman" w:cs="Times New Roman"/>
-          <w:noProof/>
-          <w:spacing w:val="-10"/>
-          <w:kern w:val="28"/>
-          <w:sz w:val="32"/>
-          <w:szCs w:val="32"/>
-          <w:lang w:val="en-US" w:bidi="ne-NP"/>
-        </w:rPr>
-        <mc:AlternateContent>
-          <mc:Choice Requires="wps">
-            <w:drawing>
-              <wp:anchor distT="0" distB="0" distL="114300" distR="114300" simplePos="0" relativeHeight="251739136" behindDoc="0" locked="0" layoutInCell="1" allowOverlap="1" wp14:anchorId="3BEE425B" wp14:editId="40DD1364">
-                <wp:simplePos x="0" y="0"/>
-                <wp:positionH relativeFrom="margin">
-                  <wp:posOffset>4591302</wp:posOffset>
-                </wp:positionH>
-                <wp:positionV relativeFrom="paragraph">
-                  <wp:posOffset>84299</wp:posOffset>
-                </wp:positionV>
-                <wp:extent cx="739775" cy="560717"/>
-                <wp:effectExtent l="0" t="0" r="3175" b="0"/>
-                <wp:wrapNone/>
-                <wp:docPr id="45" name="Rectangle 45"/>
-                <wp:cNvGraphicFramePr/>
-                <a:graphic xmlns:a="http://schemas.openxmlformats.org/drawingml/2006/main">
-                  <a:graphicData uri="http://schemas.microsoft.com/office/word/2010/wordprocessingShape">
-                    <wps:wsp>
-                      <wps:cNvSpPr/>
-                      <wps:spPr>
-                        <a:xfrm>
-                          <a:off x="0" y="0"/>
-                          <a:ext cx="739775" cy="560717"/>
-                        </a:xfrm>
-                        <a:prstGeom prst="rect">
-                          <a:avLst/>
-                        </a:prstGeom>
-                        <a:blipFill dpi="0" rotWithShape="1">
-                          <a:blip r:embed="rId26" cstate="print">
-                            <a:extLst>
-                              <a:ext uri="{28A0092B-C50C-407E-A947-70E740481C1C}">
-                                <a14:useLocalDpi xmlns:a14="http://schemas.microsoft.com/office/drawing/2010/main" val="0"/>
-                              </a:ext>
-                            </a:extLst>
-                          </a:blip>
-                          <a:srcRect/>
-                          <a:stretch>
-                            <a:fillRect r="-61" b="-23278"/>
-                          </a:stretch>
-                        </a:blipFill>
-                        <a:ln>
-                          <a:noFill/>
-                        </a:ln>
-                      </wps:spPr>
-                      <wps:style>
-                        <a:lnRef idx="2">
-                          <a:schemeClr val="dk1"/>
-                        </a:lnRef>
-                        <a:fillRef idx="1">
-                          <a:schemeClr val="lt1"/>
-                        </a:fillRef>
-                        <a:effectRef idx="0">
-                          <a:schemeClr val="dk1"/>
-                        </a:effectRef>
-                        <a:fontRef idx="minor">
-                          <a:schemeClr val="dk1"/>
-                        </a:fontRef>
-                      </wps:style>
-                      <wps:bodyPr rot="0" spcFirstLastPara="0" vertOverflow="overflow" horzOverflow="overflow" vert="horz" wrap="square" lIns="91440" tIns="45720" rIns="91440" bIns="45720" numCol="1" spcCol="0" rtlCol="0" fromWordArt="0" anchor="ctr" anchorCtr="0" forceAA="0" compatLnSpc="1">
-                        <a:prstTxWarp prst="textNoShape">
-                          <a:avLst/>
-                        </a:prstTxWarp>
-                        <a:noAutofit/>
-                      </wps:bodyPr>
-                    </wps:wsp>
-                  </a:graphicData>
-                </a:graphic>
-                <wp14:sizeRelH relativeFrom="margin">
-                  <wp14:pctWidth>0</wp14:pctWidth>
-                </wp14:sizeRelH>
-                <wp14:sizeRelV relativeFrom="margin">
-                  <wp14:pctHeight>0</wp14:pctHeight>
-                </wp14:sizeRelV>
-              </wp:anchor>
-            </w:drawing>
-          </mc:Choice>
-          <mc:Fallback>
-            <w:pict>
-              <v:rect w14:anchorId="7EE4DABE" id="Rectangle 45" o:spid="_x0000_s1026" style="position:absolute;margin-left:361.5pt;margin-top:6.65pt;width:58.25pt;height:44.15pt;z-index:251739136;visibility:visible;mso-wrap-style:square;mso-width-percent:0;mso-height-percent:0;mso-wrap-distance-left:9pt;mso-wrap-distance-top:0;mso-wrap-distance-right:9pt;mso-wrap-distance-bottom:0;mso-position-horizontal:absolute;mso-position-horizontal-relative:margin;mso-position-vertical:absolute;mso-position-vertical-relative:text;mso-width-percent:0;mso-height-percent:0;mso-width-relative:margin;mso-height-relative:margin;v-text-anchor:middle" o:gfxdata="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" stroked="f" strokeweight="1pt">
-                <v:fill r:id="rId27" o:title="" recolor="t" rotate="t" type="frame"/>
-                <w10:wrap anchorx="margin"/>
-              </v:rect>
-            </w:pict>
-          </mc:Fallback>
-        </mc:AlternateContent>
-      </w:r>
-      <w:r>
-        <w:rPr>
-          <w:rFonts w:ascii="Times New Roman" w:eastAsiaTheme="majorEastAsia" w:hAnsi="Times New Roman" w:cs="Times New Roman"/>
-          <w:noProof/>
-          <w:spacing w:val="-10"/>
-          <w:kern w:val="28"/>
-          <w:sz w:val="32"/>
-          <w:szCs w:val="32"/>
-          <w:lang w:val="en-US" w:bidi="ne-NP"/>
-        </w:rPr>
-        <mc:AlternateContent>
-          <mc:Choice Requires="wps">
-            <w:drawing>
-              <wp:anchor distT="0" distB="0" distL="114300" distR="114300" simplePos="0" relativeHeight="251737088" behindDoc="0" locked="0" layoutInCell="1" allowOverlap="1" wp14:anchorId="3946F30B" wp14:editId="113AE391">
-                <wp:simplePos x="0" y="0"/>
-                <wp:positionH relativeFrom="margin">
-                  <wp:posOffset>1247286</wp:posOffset>
-                </wp:positionH>
-                <wp:positionV relativeFrom="paragraph">
-                  <wp:posOffset>84406</wp:posOffset>
-                </wp:positionV>
-                <wp:extent cx="740228" cy="691243"/>
-                <wp:effectExtent l="0" t="0" r="3175" b="0"/>
-                <wp:wrapNone/>
-                <wp:docPr id="44" name="Rectangle 44"/>
-                <wp:cNvGraphicFramePr/>
-                <a:graphic xmlns:a="http://schemas.openxmlformats.org/drawingml/2006/main">
-                  <a:graphicData uri="http://schemas.microsoft.com/office/word/2010/wordprocessingShape">
-                    <wps:wsp>
-                      <wps:cNvSpPr/>
-                      <wps:spPr>
-                        <a:xfrm>
-                          <a:off x="0" y="0"/>
-                          <a:ext cx="740228" cy="691243"/>
-                        </a:xfrm>
-                        <a:prstGeom prst="rect">
-                          <a:avLst/>
-                        </a:prstGeom>
-                        <a:blipFill dpi="0" rotWithShape="1">
-                          <a:blip r:embed="rId28" cstate="print">
-                            <a:extLst>
-                              <a:ext uri="{28A0092B-C50C-407E-A947-70E740481C1C}">
-                                <a14:useLocalDpi xmlns:a14="http://schemas.microsoft.com/office/drawing/2010/main" val="0"/>
-                              </a:ext>
-                            </a:extLst>
-                          </a:blip>
-                          <a:srcRect/>
-                          <a:stretch>
-                            <a:fillRect/>
-                          </a:stretch>
-                        </a:blipFill>
-                        <a:ln>
-                          <a:noFill/>
-                        </a:ln>
-                      </wps:spPr>
-                      <wps:style>
-                        <a:lnRef idx="2">
-                          <a:schemeClr val="dk1"/>
-                        </a:lnRef>
-                        <a:fillRef idx="1">
-                          <a:schemeClr val="lt1"/>
-                        </a:fillRef>
-                        <a:effectRef idx="0">
-                          <a:schemeClr val="dk1"/>
-                        </a:effectRef>
-                        <a:fontRef idx="minor">
-                          <a:schemeClr val="dk1"/>
-                        </a:fontRef>
-                      </wps:style>
-                      <wps:bodyPr rot="0" spcFirstLastPara="0" vertOverflow="overflow" horzOverflow="overflow" vert="horz" wrap="square" lIns="91440" tIns="45720" rIns="91440" bIns="45720" numCol="1" spcCol="0" rtlCol="0" fromWordArt="0" anchor="ctr" anchorCtr="0" forceAA="0" compatLnSpc="1">
-                        <a:prstTxWarp prst="textNoShape">
-                          <a:avLst/>
-                        </a:prstTxWarp>
-                        <a:noAutofit/>
-                      </wps:bodyPr>
-                    </wps:wsp>
-                  </a:graphicData>
-                </a:graphic>
-                <wp14:sizeRelH relativeFrom="margin">
-                  <wp14:pctWidth>0</wp14:pctWidth>
-                </wp14:sizeRelH>
-                <wp14:sizeRelV relativeFrom="margin">
-                  <wp14:pctHeight>0</wp14:pctHeight>
-                </wp14:sizeRelV>
-              </wp:anchor>
-            </w:drawing>
-          </mc:Choice>
-          <mc:Fallback>
-            <w:pict>
-              <v:rect w14:anchorId="0A4C7D90" id="Rectangle 44" o:spid="_x0000_s1026" style="position:absolute;margin-left:98.2pt;margin-top:6.65pt;width:58.3pt;height:54.45pt;z-index:251737088;visibility:visible;mso-wrap-style:square;mso-width-percent:0;mso-height-percent:0;mso-wrap-distance-left:9pt;mso-wrap-distance-top:0;mso-wrap-distance-right:9pt;mso-wrap-distance-bottom:0;mso-position-horizontal:absolute;mso-position-horizontal-relative:margin;mso-position-vertical:absolute;mso-position-vertical-relative:text;mso-width-percent:0;mso-height-percent:0;mso-width-relative:margin;mso-height-relative:margin;v-text-anchor:middle" o:gfxdata="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" stroked="f" strokeweight="1pt">
-                <v:fill r:id="rId29" o:title="" recolor="t" rotate="t" type="frame"/>
-                <w10:wrap anchorx="margin"/>
-              </v:rect>
-            </w:pict>
-          </mc:Fallback>
-        </mc:AlternateContent>
-      </w:r>
-    </w:p>
-    <w:p>
-      <w:pPr>
-        <w:rPr>
-          <w:rFonts w:ascii="Times New Roman" w:hAnsi="Times New Roman" w:cs="Times New Roman"/>
-          <w:sz w:val="32"/>
-          <w:szCs w:val="32"/>
-        </w:rPr>
-      </w:pPr>
-      <w:r>
-        <w:rPr>
-          <w:rFonts w:ascii="Times New Roman" w:hAnsi="Times New Roman" w:cs="Times New Roman"/>
-          <w:noProof/>
-          <w:sz w:val="32"/>
-          <w:szCs w:val="32"/>
-          <w:lang w:val="en-US" w:bidi="ne-NP"/>
-        </w:rPr>
-        <mc:AlternateContent>
-          <mc:Choice Requires="wps">
-            <w:drawing>
-              <wp:anchor distT="0" distB="0" distL="114300" distR="114300" simplePos="0" relativeHeight="251748352" behindDoc="0" locked="0" layoutInCell="1" allowOverlap="1" wp14:anchorId="799B4CF0" wp14:editId="15D03164">
-                <wp:simplePos x="0" y="0"/>
-                <wp:positionH relativeFrom="column">
-                  <wp:posOffset>758190</wp:posOffset>
-                </wp:positionH>
-                <wp:positionV relativeFrom="paragraph">
-                  <wp:posOffset>161769</wp:posOffset>
-                </wp:positionV>
-                <wp:extent cx="207818" cy="0"/>
-                <wp:effectExtent l="0" t="0" r="20955" b="19050"/>
-                <wp:wrapNone/>
-                <wp:docPr id="50" name="Straight Connector 50"/>
-                <wp:cNvGraphicFramePr/>
-                <a:graphic xmlns:a="http://schemas.openxmlformats.org/drawingml/2006/main">
-                  <a:graphicData uri="http://schemas.microsoft.com/office/word/2010/wordprocessingShape">
-                    <wps:wsp>
-                      <wps:cNvCnPr/>
-                      <wps:spPr>
-                        <a:xfrm>
-                          <a:off x="0" y="0"/>
-                          <a:ext cx="207818" cy="0"/>
-                        </a:xfrm>
-                        <a:prstGeom prst="line">
-                          <a:avLst/>
-                        </a:prstGeom>
-                      </wps:spPr>
-                      <wps:style>
-                        <a:lnRef idx="1">
-                          <a:schemeClr val="dk1"/>
-                        </a:lnRef>
-                        <a:fillRef idx="0">
-                          <a:schemeClr val="dk1"/>
-                        </a:fillRef>
-                        <a:effectRef idx="0">
-                          <a:schemeClr val="dk1"/>
-                        </a:effectRef>
-                        <a:fontRef idx="minor">
-                          <a:schemeClr val="tx1"/>
-                        </a:fontRef>
-                      </wps:style>
-                      <wps:bodyPr/>
-                    </wps:wsp>
-                  </a:graphicData>
-                </a:graphic>
-              </wp:anchor>
-            </w:drawing>
-          </mc:Choice>
-          <mc:Fallback>
-            <w:pict>
-              <v:line w14:anchorId="5A35DE12" id="Straight Connector 50" o:spid="_x0000_s1026" style="position:absolute;z-index:251748352;visibility:visible;mso-wrap-style:square;mso-wrap-distance-left:9pt;mso-wrap-distance-top:0;mso-wrap-distance-right:9pt;mso-wrap-distance-bottom:0;mso-position-horizontal:absolute;mso-position-horizontal-relative:text;mso-position-vertical:absolute;mso-position-vertical-relative:text" from="59.7pt,12.75pt" to="76.05pt,12.75pt" o:gfxdata="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" strokecolor="black [3200]" strokeweight=".5pt">
-                <v:stroke joinstyle="miter"/>
-              </v:line>
-            </w:pict>
-          </mc:Fallback>
-        </mc:AlternateContent>
-      </w:r>
-      <w:r>
-        <w:rPr>
-          <w:rFonts w:ascii="Times New Roman" w:hAnsi="Times New Roman" w:cs="Times New Roman"/>
-          <w:noProof/>
-          <w:sz w:val="32"/>
-          <w:szCs w:val="32"/>
-          <w:lang w:val="en-US" w:bidi="ne-NP"/>
-        </w:rPr>
-        <mc:AlternateContent>
-          <mc:Choice Requires="wps">
-            <w:drawing>
-              <wp:anchor distT="0" distB="0" distL="114300" distR="114300" simplePos="0" relativeHeight="251760640" behindDoc="0" locked="0" layoutInCell="1" allowOverlap="1" wp14:anchorId="155E2317" wp14:editId="5774F1F6">
-                <wp:simplePos x="0" y="0"/>
-                <wp:positionH relativeFrom="column">
-                  <wp:posOffset>3031783</wp:posOffset>
-                </wp:positionH>
-                <wp:positionV relativeFrom="paragraph">
-                  <wp:posOffset>165393</wp:posOffset>
-                </wp:positionV>
-                <wp:extent cx="207818" cy="0"/>
-                <wp:effectExtent l="0" t="0" r="20955" b="19050"/>
-                <wp:wrapNone/>
-                <wp:docPr id="56" name="Straight Connector 56"/>
-                <wp:cNvGraphicFramePr/>
-                <a:graphic xmlns:a="http://schemas.openxmlformats.org/drawingml/2006/main">
-                  <a:graphicData uri="http://schemas.microsoft.com/office/word/2010/wordprocessingShape">
-                    <wps:wsp>
-                      <wps:cNvCnPr/>
-                      <wps:spPr>
-                        <a:xfrm>
-                          <a:off x="0" y="0"/>
-                          <a:ext cx="207818" cy="0"/>
-                        </a:xfrm>
-                        <a:prstGeom prst="line">
-                          <a:avLst/>
-                        </a:prstGeom>
-                      </wps:spPr>
-                      <wps:style>
-                        <a:lnRef idx="1">
-                          <a:schemeClr val="dk1"/>
-                        </a:lnRef>
-                        <a:fillRef idx="0">
-                          <a:schemeClr val="dk1"/>
-                        </a:fillRef>
-                        <a:effectRef idx="0">
-                          <a:schemeClr val="dk1"/>
-                        </a:effectRef>
-                        <a:fontRef idx="minor">
-                          <a:schemeClr val="tx1"/>
-                        </a:fontRef>
-                      </wps:style>
-                      <wps:bodyPr/>
-                    </wps:wsp>
-                  </a:graphicData>
-                </a:graphic>
-              </wp:anchor>
-            </w:drawing>
-          </mc:Choice>
-          <mc:Fallback>
-            <w:pict>
-              <v:line w14:anchorId="004B1CC6" id="Straight Connector 56" o:spid="_x0000_s1026" style="position:absolute;z-index:251760640;visibility:visible;mso-wrap-style:square;mso-wrap-distance-left:9pt;mso-wrap-distance-top:0;mso-wrap-distance-right:9pt;mso-wrap-distance-bottom:0;mso-position-horizontal:absolute;mso-position-horizontal-relative:text;mso-position-vertical:absolute;mso-position-vertical-relative:text" from="238.7pt,13pt" to="255.05pt,13pt" o:gfxdata="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" strokecolor="black [3200]" strokeweight=".5pt">
-                <v:stroke joinstyle="miter"/>
-              </v:line>
-            </w:pict>
-          </mc:Fallback>
-        </mc:AlternateContent>
-      </w:r>
-      <w:r>
-        <w:rPr>
-          <w:rFonts w:ascii="Times New Roman" w:hAnsi="Times New Roman" w:cs="Times New Roman"/>
-          <w:noProof/>
-          <w:sz w:val="32"/>
-          <w:szCs w:val="32"/>
-          <w:lang w:val="en-US" w:bidi="ne-NP"/>
-        </w:rPr>
-        <mc:AlternateContent>
-          <mc:Choice Requires="wps">
-            <w:drawing>
-              <wp:anchor distT="0" distB="0" distL="114300" distR="114300" simplePos="0" relativeHeight="251758592" behindDoc="0" locked="0" layoutInCell="1" allowOverlap="1" wp14:anchorId="3C734495" wp14:editId="5C19CE52">
-                <wp:simplePos x="0" y="0"/>
-                <wp:positionH relativeFrom="column">
-                  <wp:posOffset>2604623</wp:posOffset>
-                </wp:positionH>
-                <wp:positionV relativeFrom="paragraph">
-                  <wp:posOffset>153963</wp:posOffset>
-                </wp:positionV>
-                <wp:extent cx="207818" cy="0"/>
-                <wp:effectExtent l="0" t="0" r="20955" b="19050"/>
-                <wp:wrapNone/>
-                <wp:docPr id="55" name="Straight Connector 55"/>
-                <wp:cNvGraphicFramePr/>
-                <a:graphic xmlns:a="http://schemas.openxmlformats.org/drawingml/2006/main">
-                  <a:graphicData uri="http://schemas.microsoft.com/office/word/2010/wordprocessingShape">
-                    <wps:wsp>
-                      <wps:cNvCnPr/>
-                      <wps:spPr>
-                        <a:xfrm>
-                          <a:off x="0" y="0"/>
-                          <a:ext cx="207818" cy="0"/>
-                        </a:xfrm>
-                        <a:prstGeom prst="line">
-                          <a:avLst/>
-                        </a:prstGeom>
-                      </wps:spPr>
-                      <wps:style>
-                        <a:lnRef idx="1">
-                          <a:schemeClr val="dk1"/>
-                        </a:lnRef>
-                        <a:fillRef idx="0">
-                          <a:schemeClr val="dk1"/>
-                        </a:fillRef>
-                        <a:effectRef idx="0">
-                          <a:schemeClr val="dk1"/>
-                        </a:effectRef>
-                        <a:fontRef idx="minor">
-                          <a:schemeClr val="tx1"/>
-                        </a:fontRef>
-                      </wps:style>
-                      <wps:bodyPr/>
-                    </wps:wsp>
-                  </a:graphicData>
-                </a:graphic>
-              </wp:anchor>
-            </w:drawing>
-          </mc:Choice>
-          <mc:Fallback>
-            <w:pict>
-              <v:line w14:anchorId="4A14973A" id="Straight Connector 55" o:spid="_x0000_s1026" style="position:absolute;z-index:251758592;visibility:visible;mso-wrap-style:square;mso-wrap-distance-left:9pt;mso-wrap-distance-top:0;mso-wrap-distance-right:9pt;mso-wrap-distance-bottom:0;mso-position-horizontal:absolute;mso-position-horizontal-relative:text;mso-position-vertical:absolute;mso-position-vertical-relative:text" from="205.1pt,12.1pt" to="221.45pt,12.1pt" o:gfxdata="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" strokecolor="black [3200]" strokeweight=".5pt">
-                <v:stroke joinstyle="miter"/>
-              </v:line>
-            </w:pict>
-          </mc:Fallback>
-        </mc:AlternateContent>
-      </w:r>
-      <w:r>
-        <w:rPr>
-          <w:rFonts w:ascii="Times New Roman" w:hAnsi="Times New Roman" w:cs="Times New Roman"/>
-          <w:noProof/>
-          <w:sz w:val="32"/>
-          <w:szCs w:val="32"/>
-          <w:lang w:val="en-US" w:bidi="ne-NP"/>
-        </w:rPr>
-        <mc:AlternateContent>
-          <mc:Choice Requires="wps">
-            <w:drawing>
-              <wp:anchor distT="0" distB="0" distL="114300" distR="114300" simplePos="0" relativeHeight="251746304" behindDoc="0" locked="0" layoutInCell="1" allowOverlap="1" wp14:anchorId="152485E4" wp14:editId="3531347A">
-                <wp:simplePos x="0" y="0"/>
-                <wp:positionH relativeFrom="column">
-                  <wp:posOffset>160997</wp:posOffset>
-                </wp:positionH>
-                <wp:positionV relativeFrom="paragraph">
-                  <wp:posOffset>131152</wp:posOffset>
-                </wp:positionV>
-                <wp:extent cx="207818" cy="0"/>
-                <wp:effectExtent l="0" t="0" r="20955" b="19050"/>
-                <wp:wrapNone/>
-                <wp:docPr id="49" name="Straight Connector 49"/>
-                <wp:cNvGraphicFramePr/>
-                <a:graphic xmlns:a="http://schemas.openxmlformats.org/drawingml/2006/main">
-                  <a:graphicData uri="http://schemas.microsoft.com/office/word/2010/wordprocessingShape">
-                    <wps:wsp>
-                      <wps:cNvCnPr/>
-                      <wps:spPr>
-                        <a:xfrm>
-                          <a:off x="0" y="0"/>
-                          <a:ext cx="207818" cy="0"/>
-                        </a:xfrm>
-                        <a:prstGeom prst="line">
-                          <a:avLst/>
-                        </a:prstGeom>
-                      </wps:spPr>
-                      <wps:style>
-                        <a:lnRef idx="1">
-                          <a:schemeClr val="dk1"/>
-                        </a:lnRef>
-                        <a:fillRef idx="0">
-                          <a:schemeClr val="dk1"/>
-                        </a:fillRef>
-                        <a:effectRef idx="0">
-                          <a:schemeClr val="dk1"/>
-                        </a:effectRef>
-                        <a:fontRef idx="minor">
-                          <a:schemeClr val="tx1"/>
-                        </a:fontRef>
-                      </wps:style>
-                      <wps:bodyPr/>
-                    </wps:wsp>
-                  </a:graphicData>
-                </a:graphic>
-              </wp:anchor>
-            </w:drawing>
-          </mc:Choice>
-          <mc:Fallback>
-            <w:pict>
-              <v:line w14:anchorId="56E97852" id="Straight Connector 49" o:spid="_x0000_s1026" style="position:absolute;z-index:251746304;visibility:visible;mso-wrap-style:square;mso-wrap-distance-left:9pt;mso-wrap-distance-top:0;mso-wrap-distance-right:9pt;mso-wrap-distance-bottom:0;mso-position-horizontal:absolute;mso-position-horizontal-relative:text;mso-position-vertical:absolute;mso-position-vertical-relative:text" from="12.7pt,10.35pt" to="29.05pt,10.35pt" o:gfxdata="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" strokecolor="black [3200]" strokeweight=".5pt">
-                <v:stroke joinstyle="miter"/>
-              </v:line>
-            </w:pict>
-          </mc:Fallback>
-        </mc:AlternateContent>
-      </w:r>
-      <w:r>
-        <w:rPr>
-          <w:rFonts w:ascii="Times New Roman" w:hAnsi="Times New Roman" w:cs="Times New Roman"/>
-          <w:sz w:val="32"/>
-          <w:szCs w:val="32"/>
-        </w:rPr>
-        <w:t xml:space="preserve">L         t         s                                         Br       </w:t>
-      </w:r>
-      <w:proofErr w:type="spellStart"/>
-      <w:r>
-        <w:rPr>
-          <w:rFonts w:ascii="Times New Roman" w:hAnsi="Times New Roman" w:cs="Times New Roman"/>
-          <w:sz w:val="32"/>
-          <w:szCs w:val="32"/>
-        </w:rPr>
-        <w:t>nj</w:t>
-      </w:r>
-      <w:proofErr w:type="spellEnd"/>
-      <w:r>
-        <w:rPr>
-          <w:rFonts w:ascii="Times New Roman" w:hAnsi="Times New Roman" w:cs="Times New Roman"/>
-          <w:sz w:val="32"/>
-          <w:szCs w:val="32"/>
-        </w:rPr>
-        <w:t xml:space="preserve">       </w:t>
-      </w:r>
-      <w:r>
-        <w:rPr>
-          <w:rFonts w:ascii="Times New Roman" w:hAnsi="Times New Roman" w:cs="Times New Roman"/>
-          <w:sz w:val="32"/>
-          <w:szCs w:val="32"/>
-        </w:rPr>
-        <w:t>l</w:t>
-      </w:r>
-      <w:r>
-        <w:rPr>
-          <w:rFonts w:ascii="Times New Roman" w:hAnsi="Times New Roman" w:cs="Times New Roman"/>
-          <w:sz w:val="32"/>
-          <w:szCs w:val="32"/>
-        </w:rPr>
-        <w:t xml:space="preserve">          </w:t>
-      </w:r>
-    </w:p>
-    <w:p>
-      <w:pPr>
-        <w:rPr>
-          <w:rFonts w:ascii="Times New Roman" w:hAnsi="Times New Roman" w:cs="Times New Roman"/>
-          <w:sz w:val="32"/>
-          <w:szCs w:val="32"/>
-        </w:rPr>
-      </w:pPr>
-    </w:p>
-    <w:p>
-      <w:pPr>
-        <w:rPr>
-          <w:rFonts w:ascii="Times New Roman" w:hAnsi="Times New Roman" w:cs="Times New Roman"/>
-          <w:sz w:val="32"/>
-          <w:szCs w:val="32"/>
-        </w:rPr>
-      </w:pPr>
-      <w:r>
-        <w:rPr>
-          <w:rFonts w:ascii="Times New Roman" w:eastAsiaTheme="majorEastAsia" w:hAnsi="Times New Roman" w:cs="Times New Roman"/>
-          <w:noProof/>
-          <w:spacing w:val="-10"/>
-          <w:kern w:val="28"/>
-          <w:sz w:val="32"/>
-          <w:szCs w:val="32"/>
-          <w:lang w:val="en-US" w:bidi="ne-NP"/>
-        </w:rPr>
-        <mc:AlternateContent>
-          <mc:Choice Requires="wps">
-            <w:drawing>
-              <wp:anchor distT="0" distB="0" distL="114300" distR="114300" simplePos="0" relativeHeight="251745280" behindDoc="0" locked="0" layoutInCell="1" allowOverlap="1" wp14:anchorId="3BB6EC16" wp14:editId="240BE288">
-                <wp:simplePos x="0" y="0"/>
-                <wp:positionH relativeFrom="margin">
-                  <wp:posOffset>4741713</wp:posOffset>
-                </wp:positionH>
-                <wp:positionV relativeFrom="paragraph">
-                  <wp:posOffset>11430</wp:posOffset>
-                </wp:positionV>
-                <wp:extent cx="740228" cy="691243"/>
-                <wp:effectExtent l="0" t="0" r="0" b="0"/>
-                <wp:wrapNone/>
-                <wp:docPr id="48" name="Rectangle 48"/>
-                <wp:cNvGraphicFramePr/>
-                <a:graphic xmlns:a="http://schemas.openxmlformats.org/drawingml/2006/main">
-                  <a:graphicData uri="http://schemas.microsoft.com/office/word/2010/wordprocessingShape">
-                    <wps:wsp>
-                      <wps:cNvSpPr/>
-                      <wps:spPr>
-                        <a:xfrm>
-                          <a:off x="0" y="0"/>
-                          <a:ext cx="740228" cy="691243"/>
-                        </a:xfrm>
-                        <a:prstGeom prst="rect">
-                          <a:avLst/>
-                        </a:prstGeom>
-                        <a:blipFill dpi="0" rotWithShape="1">
-                          <a:blip r:embed="rId30" cstate="print">
-                            <a:extLst>
-                              <a:ext uri="{28A0092B-C50C-407E-A947-70E740481C1C}">
-                                <a14:useLocalDpi xmlns:a14="http://schemas.microsoft.com/office/drawing/2010/main" val="0"/>
-                              </a:ext>
-                            </a:extLst>
-                          </a:blip>
-                          <a:srcRect/>
-                          <a:stretch>
-                            <a:fillRect/>
-                          </a:stretch>
-                        </a:blipFill>
-                        <a:ln>
-                          <a:noFill/>
-                        </a:ln>
-                      </wps:spPr>
-                      <wps:style>
-                        <a:lnRef idx="2">
-                          <a:schemeClr val="dk1"/>
-                        </a:lnRef>
-                        <a:fillRef idx="1">
-                          <a:schemeClr val="lt1"/>
-                        </a:fillRef>
-                        <a:effectRef idx="0">
-                          <a:schemeClr val="dk1"/>
-                        </a:effectRef>
-                        <a:fontRef idx="minor">
-                          <a:schemeClr val="dk1"/>
-                        </a:fontRef>
-                      </wps:style>
-                      <wps:bodyPr rot="0" spcFirstLastPara="0" vertOverflow="overflow" horzOverflow="overflow" vert="horz" wrap="square" lIns="91440" tIns="45720" rIns="91440" bIns="45720" numCol="1" spcCol="0" rtlCol="0" fromWordArt="0" anchor="ctr" anchorCtr="0" forceAA="0" compatLnSpc="1">
-                        <a:prstTxWarp prst="textNoShape">
-                          <a:avLst/>
-                        </a:prstTxWarp>
-                        <a:noAutofit/>
-                      </wps:bodyPr>
-                    </wps:wsp>
-                  </a:graphicData>
-                </a:graphic>
-                <wp14:sizeRelH relativeFrom="margin">
-                  <wp14:pctWidth>0</wp14:pctWidth>
-                </wp14:sizeRelH>
-                <wp14:sizeRelV relativeFrom="margin">
-                  <wp14:pctHeight>0</wp14:pctHeight>
-                </wp14:sizeRelV>
-              </wp:anchor>
-            </w:drawing>
-          </mc:Choice>
-          <mc:Fallback>
-            <w:pict>
-              <v:rect w14:anchorId="4DD8B4CB" id="Rectangle 48" o:spid="_x0000_s1026" style="position:absolute;margin-left:373.35pt;margin-top:.9pt;width:58.3pt;height:54.45pt;z-index:251745280;visibility:visible;mso-wrap-style:square;mso-width-percent:0;mso-height-percent:0;mso-wrap-distance-left:9pt;mso-wrap-distance-top:0;mso-wrap-distance-right:9pt;mso-wrap-distance-bottom:0;mso-position-horizontal:absolute;mso-position-horizontal-relative:margin;mso-position-vertical:absolute;mso-position-vertical-relative:text;mso-width-percent:0;mso-height-percent:0;mso-width-relative:margin;mso-height-relative:margin;v-text-anchor:middle" o:gfxdata="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" stroked="f" strokeweight="1pt">
-                <v:fill r:id="rId31" o:title="" recolor="t" rotate="t" type="frame"/>
-                <w10:wrap anchorx="margin"/>
-              </v:rect>
-            </w:pict>
-          </mc:Fallback>
-        </mc:AlternateContent>
-      </w:r>
-      <w:r>
-        <w:rPr>
-          <w:rFonts w:ascii="Times New Roman" w:eastAsiaTheme="majorEastAsia" w:hAnsi="Times New Roman" w:cs="Times New Roman"/>
-          <w:noProof/>
-          <w:spacing w:val="-10"/>
-          <w:kern w:val="28"/>
-          <w:sz w:val="32"/>
-          <w:szCs w:val="32"/>
-          <w:lang w:val="en-US" w:bidi="ne-NP"/>
-        </w:rPr>
-        <mc:AlternateContent>
-          <mc:Choice Requires="wps">
-            <w:drawing>
-              <wp:anchor distT="0" distB="0" distL="114300" distR="114300" simplePos="0" relativeHeight="251741184" behindDoc="0" locked="0" layoutInCell="1" allowOverlap="1" wp14:anchorId="55F3B61D" wp14:editId="1BB241F3">
-                <wp:simplePos x="0" y="0"/>
-                <wp:positionH relativeFrom="margin">
-                  <wp:posOffset>1505657</wp:posOffset>
-                </wp:positionH>
-                <wp:positionV relativeFrom="paragraph">
-                  <wp:posOffset>11430</wp:posOffset>
-                </wp:positionV>
-                <wp:extent cx="739775" cy="690880"/>
-                <wp:effectExtent l="0" t="0" r="3175" b="0"/>
-                <wp:wrapNone/>
-                <wp:docPr id="46" name="Rectangle 46"/>
-                <wp:cNvGraphicFramePr/>
-                <a:graphic xmlns:a="http://schemas.openxmlformats.org/drawingml/2006/main">
-                  <a:graphicData uri="http://schemas.microsoft.com/office/word/2010/wordprocessingShape">
-                    <wps:wsp>
-                      <wps:cNvSpPr/>
-                      <wps:spPr>
-                        <a:xfrm>
-                          <a:off x="0" y="0"/>
-                          <a:ext cx="739775" cy="690880"/>
-                        </a:xfrm>
-                        <a:prstGeom prst="rect">
-                          <a:avLst/>
-                        </a:prstGeom>
-                        <a:blipFill dpi="0" rotWithShape="1">
-                          <a:blip r:embed="rId32" cstate="print">
-                            <a:extLst>
-                              <a:ext uri="{BEBA8EAE-BF5A-486C-A8C5-ECC9F3942E4B}">
-                                <a14:imgProps xmlns:a14="http://schemas.microsoft.com/office/drawing/2010/main">
-                                  <a14:imgLayer r:embed="rId33">
-                                    <a14:imgEffect>
-                                      <a14:sharpenSoften amount="50000"/>
-                                    </a14:imgEffect>
-                                    <a14:imgEffect>
-                                      <a14:brightnessContrast bright="40000" contrast="-40000"/>
-                                    </a14:imgEffect>
-                                  </a14:imgLayer>
-                                </a14:imgProps>
-                              </a:ext>
-                              <a:ext uri="{28A0092B-C50C-407E-A947-70E740481C1C}">
-                                <a14:useLocalDpi xmlns:a14="http://schemas.microsoft.com/office/drawing/2010/main" val="0"/>
-                              </a:ext>
-                            </a:extLst>
-                          </a:blip>
-                          <a:srcRect/>
-                          <a:stretch>
-                            <a:fillRect/>
-                          </a:stretch>
-                        </a:blipFill>
-                        <a:ln>
-                          <a:noFill/>
-                        </a:ln>
-                      </wps:spPr>
-                      <wps:style>
-                        <a:lnRef idx="2">
-                          <a:schemeClr val="dk1"/>
-                        </a:lnRef>
-                        <a:fillRef idx="1">
-                          <a:schemeClr val="lt1"/>
-                        </a:fillRef>
-                        <a:effectRef idx="0">
-                          <a:schemeClr val="dk1"/>
-                        </a:effectRef>
-                        <a:fontRef idx="minor">
-                          <a:schemeClr val="dk1"/>
-                        </a:fontRef>
-                      </wps:style>
-                      <wps:bodyPr rot="0" spcFirstLastPara="0" vertOverflow="overflow" horzOverflow="overflow" vert="horz" wrap="square" lIns="91440" tIns="45720" rIns="91440" bIns="45720" numCol="1" spcCol="0" rtlCol="0" fromWordArt="0" anchor="ctr" anchorCtr="0" forceAA="0" compatLnSpc="1">
-                        <a:prstTxWarp prst="textNoShape">
-                          <a:avLst/>
-                        </a:prstTxWarp>
-                        <a:noAutofit/>
-                      </wps:bodyPr>
-                    </wps:wsp>
-                  </a:graphicData>
-                </a:graphic>
-                <wp14:sizeRelH relativeFrom="margin">
-                  <wp14:pctWidth>0</wp14:pctWidth>
-                </wp14:sizeRelH>
-                <wp14:sizeRelV relativeFrom="margin">
-                  <wp14:pctHeight>0</wp14:pctHeight>
-                </wp14:sizeRelV>
-              </wp:anchor>
-            </w:drawing>
-          </mc:Choice>
-          <mc:Fallback>
-            <w:pict>
-              <v:rect w14:anchorId="34482F2B" id="Rectangle 46" o:spid="_x0000_s1026" style="position:absolute;margin-left:118.55pt;margin-top:.9pt;width:58.25pt;height:54.4pt;z-index:251741184;visibility:visible;mso-wrap-style:square;mso-width-percent:0;mso-height-percent:0;mso-wrap-distance-left:9pt;mso-wrap-distance-top:0;mso-wrap-distance-right:9pt;mso-wrap-distance-bottom:0;mso-position-horizontal:absolute;mso-position-horizontal-relative:margin;mso-position-vertical:absolute;mso-position-vertical-relative:text;mso-width-percent:0;mso-height-percent:0;mso-width-relative:margin;mso-height-relative:margin;v-text-anchor:middle" o:gfxdata="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" stroked="f" strokeweight="1pt">
-                <v:fill r:id="rId34" o:title="" recolor="t" rotate="t" type="frame"/>
-                <w10:wrap anchorx="margin"/>
-              </v:rect>
-            </w:pict>
-          </mc:Fallback>
-        </mc:AlternateContent>
-      </w:r>
-    </w:p>
-    <w:p>
-      <w:pPr>
-        <w:rPr>
-          <w:rFonts w:ascii="Times New Roman" w:hAnsi="Times New Roman" w:cs="Times New Roman"/>
-          <w:sz w:val="32"/>
-          <w:szCs w:val="32"/>
-        </w:rPr>
-      </w:pPr>
-      <w:r>
-        <w:rPr>
-          <w:rFonts w:ascii="Times New Roman" w:hAnsi="Times New Roman" w:cs="Times New Roman"/>
-          <w:noProof/>
-          <w:sz w:val="32"/>
-          <w:szCs w:val="32"/>
-          <w:lang w:val="en-US" w:bidi="ne-NP"/>
-        </w:rPr>
-        <mc:AlternateContent>
-          <mc:Choice Requires="wps">
-            <w:drawing>
-              <wp:anchor distT="0" distB="0" distL="114300" distR="114300" simplePos="0" relativeHeight="251750400" behindDoc="0" locked="0" layoutInCell="1" allowOverlap="1" wp14:anchorId="4DEF9BBA" wp14:editId="2098CC10">
-                <wp:simplePos x="0" y="0"/>
-                <wp:positionH relativeFrom="column">
-                  <wp:posOffset>760802</wp:posOffset>
-                </wp:positionH>
-                <wp:positionV relativeFrom="paragraph">
-                  <wp:posOffset>160020</wp:posOffset>
-                </wp:positionV>
-                <wp:extent cx="207818" cy="0"/>
-                <wp:effectExtent l="0" t="0" r="20955" b="19050"/>
-                <wp:wrapNone/>
-                <wp:docPr id="51" name="Straight Connector 51"/>
-                <wp:cNvGraphicFramePr/>
-                <a:graphic xmlns:a="http://schemas.openxmlformats.org/drawingml/2006/main">
-                  <a:graphicData uri="http://schemas.microsoft.com/office/word/2010/wordprocessingShape">
-                    <wps:wsp>
-                      <wps:cNvCnPr/>
-                      <wps:spPr>
-                        <a:xfrm>
-                          <a:off x="0" y="0"/>
-                          <a:ext cx="207818" cy="0"/>
-                        </a:xfrm>
-                        <a:prstGeom prst="line">
-                          <a:avLst/>
-                        </a:prstGeom>
-                      </wps:spPr>
-                      <wps:style>
-                        <a:lnRef idx="1">
-                          <a:schemeClr val="dk1"/>
-                        </a:lnRef>
-                        <a:fillRef idx="0">
-                          <a:schemeClr val="dk1"/>
-                        </a:fillRef>
-                        <a:effectRef idx="0">
-                          <a:schemeClr val="dk1"/>
-                        </a:effectRef>
-                        <a:fontRef idx="minor">
-                          <a:schemeClr val="tx1"/>
-                        </a:fontRef>
-                      </wps:style>
-                      <wps:bodyPr/>
-                    </wps:wsp>
-                  </a:graphicData>
-                </a:graphic>
-              </wp:anchor>
-            </w:drawing>
-          </mc:Choice>
-          <mc:Fallback>
-            <w:pict>
-              <v:line w14:anchorId="26D2D80B" id="Straight Connector 51" o:spid="_x0000_s1026" style="position:absolute;z-index:251750400;visibility:visible;mso-wrap-style:square;mso-wrap-distance-left:9pt;mso-wrap-distance-top:0;mso-wrap-distance-right:9pt;mso-wrap-distance-bottom:0;mso-position-horizontal:absolute;mso-position-horizontal-relative:text;mso-position-vertical:absolute;mso-position-vertical-relative:text" from="59.9pt,12.6pt" to="76.25pt,12.6pt" o:gfxdata="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" strokecolor="black [3200]" strokeweight=".5pt">
-                <v:stroke joinstyle="miter"/>
-              </v:line>
-            </w:pict>
-          </mc:Fallback>
-        </mc:AlternateContent>
-      </w:r>
-      <w:r>
-        <w:rPr>
-          <w:rFonts w:ascii="Times New Roman" w:hAnsi="Times New Roman" w:cs="Times New Roman"/>
-          <w:noProof/>
-          <w:sz w:val="32"/>
-          <w:szCs w:val="32"/>
-          <w:lang w:val="en-US" w:bidi="ne-NP"/>
-        </w:rPr>
-        <mc:AlternateContent>
-          <mc:Choice Requires="wps">
-            <w:drawing>
-              <wp:anchor distT="0" distB="0" distL="114300" distR="114300" simplePos="0" relativeHeight="251764736" behindDoc="0" locked="0" layoutInCell="1" allowOverlap="1" wp14:anchorId="3338F0A2" wp14:editId="20D951EA">
-                <wp:simplePos x="0" y="0"/>
-                <wp:positionH relativeFrom="column">
-                  <wp:posOffset>2942785</wp:posOffset>
-                </wp:positionH>
-                <wp:positionV relativeFrom="paragraph">
-                  <wp:posOffset>154598</wp:posOffset>
-                </wp:positionV>
-                <wp:extent cx="207818" cy="0"/>
-                <wp:effectExtent l="0" t="0" r="20955" b="19050"/>
-                <wp:wrapNone/>
-                <wp:docPr id="58" name="Straight Connector 58"/>
-                <wp:cNvGraphicFramePr/>
-                <a:graphic xmlns:a="http://schemas.openxmlformats.org/drawingml/2006/main">
-                  <a:graphicData uri="http://schemas.microsoft.com/office/word/2010/wordprocessingShape">
-                    <wps:wsp>
-                      <wps:cNvCnPr/>
-                      <wps:spPr>
-                        <a:xfrm>
-                          <a:off x="0" y="0"/>
-                          <a:ext cx="207818" cy="0"/>
-                        </a:xfrm>
-                        <a:prstGeom prst="line">
-                          <a:avLst/>
-                        </a:prstGeom>
-                      </wps:spPr>
-                      <wps:style>
-                        <a:lnRef idx="1">
-                          <a:schemeClr val="dk1"/>
-                        </a:lnRef>
-                        <a:fillRef idx="0">
-                          <a:schemeClr val="dk1"/>
-                        </a:fillRef>
-                        <a:effectRef idx="0">
-                          <a:schemeClr val="dk1"/>
-                        </a:effectRef>
-                        <a:fontRef idx="minor">
-                          <a:schemeClr val="tx1"/>
-                        </a:fontRef>
-                      </wps:style>
-                      <wps:bodyPr/>
-                    </wps:wsp>
-                  </a:graphicData>
-                </a:graphic>
-              </wp:anchor>
-            </w:drawing>
-          </mc:Choice>
-          <mc:Fallback>
-            <w:pict>
-              <v:line w14:anchorId="6507A2C6" id="Straight Connector 58" o:spid="_x0000_s1026" style="position:absolute;z-index:251764736;visibility:visible;mso-wrap-style:square;mso-wrap-distance-left:9pt;mso-wrap-distance-top:0;mso-wrap-distance-right:9pt;mso-wrap-distance-bottom:0;mso-position-horizontal:absolute;mso-position-horizontal-relative:text;mso-position-vertical:absolute;mso-position-vertical-relative:text" from="231.7pt,12.15pt" to="248.05pt,12.15pt" o:gfxdata="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" strokecolor="black [3200]" strokeweight=".5pt">
-                <v:stroke joinstyle="miter"/>
-              </v:line>
-            </w:pict>
-          </mc:Fallback>
-        </mc:AlternateContent>
-      </w:r>
-      <w:r>
-        <w:rPr>
-          <w:rFonts w:ascii="Times New Roman" w:hAnsi="Times New Roman" w:cs="Times New Roman"/>
-          <w:noProof/>
-          <w:sz w:val="32"/>
-          <w:szCs w:val="32"/>
-          <w:lang w:val="en-US" w:bidi="ne-NP"/>
-        </w:rPr>
-        <mc:AlternateContent>
-          <mc:Choice Requires="wps">
-            <w:drawing>
-              <wp:anchor distT="0" distB="0" distL="114300" distR="114300" simplePos="0" relativeHeight="251762688" behindDoc="0" locked="0" layoutInCell="1" allowOverlap="1" wp14:anchorId="48181834" wp14:editId="4C283827">
-                <wp:simplePos x="0" y="0"/>
-                <wp:positionH relativeFrom="column">
-                  <wp:posOffset>2562518</wp:posOffset>
-                </wp:positionH>
-                <wp:positionV relativeFrom="paragraph">
-                  <wp:posOffset>142875</wp:posOffset>
-                </wp:positionV>
-                <wp:extent cx="207818" cy="0"/>
-                <wp:effectExtent l="0" t="0" r="20955" b="19050"/>
-                <wp:wrapNone/>
-                <wp:docPr id="57" name="Straight Connector 57"/>
-                <wp:cNvGraphicFramePr/>
-                <a:graphic xmlns:a="http://schemas.openxmlformats.org/drawingml/2006/main">
-                  <a:graphicData uri="http://schemas.microsoft.com/office/word/2010/wordprocessingShape">
-                    <wps:wsp>
-                      <wps:cNvCnPr/>
-                      <wps:spPr>
-                        <a:xfrm>
-                          <a:off x="0" y="0"/>
-                          <a:ext cx="207818" cy="0"/>
-                        </a:xfrm>
-                        <a:prstGeom prst="line">
-                          <a:avLst/>
-                        </a:prstGeom>
-                      </wps:spPr>
-                      <wps:style>
-                        <a:lnRef idx="1">
-                          <a:schemeClr val="dk1"/>
-                        </a:lnRef>
-                        <a:fillRef idx="0">
-                          <a:schemeClr val="dk1"/>
-                        </a:fillRef>
-                        <a:effectRef idx="0">
-                          <a:schemeClr val="dk1"/>
-                        </a:effectRef>
-                        <a:fontRef idx="minor">
-                          <a:schemeClr val="tx1"/>
-                        </a:fontRef>
-                      </wps:style>
-                      <wps:bodyPr/>
-                    </wps:wsp>
-                  </a:graphicData>
-                </a:graphic>
-              </wp:anchor>
-            </w:drawing>
-          </mc:Choice>
-          <mc:Fallback>
-            <w:pict>
-              <v:line w14:anchorId="39769CDC" id="Straight Connector 57" o:spid="_x0000_s1026" style="position:absolute;z-index:251762688;visibility:visible;mso-wrap-style:square;mso-wrap-distance-left:9pt;mso-wrap-distance-top:0;mso-wrap-distance-right:9pt;mso-wrap-distance-bottom:0;mso-position-horizontal:absolute;mso-position-horizontal-relative:text;mso-position-vertical:absolute;mso-position-vertical-relative:text" from="201.75pt,11.25pt" to="218.1pt,11.25pt" o:gfxdata="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" strokecolor="black [3200]" strokeweight=".5pt">
-                <v:stroke joinstyle="miter"/>
-              </v:line>
-            </w:pict>
-          </mc:Fallback>
-        </mc:AlternateContent>
-      </w:r>
-      <w:r>
-        <w:rPr>
-          <w:rFonts w:ascii="Times New Roman" w:hAnsi="Times New Roman" w:cs="Times New Roman"/>
-          <w:noProof/>
-          <w:sz w:val="32"/>
-          <w:szCs w:val="32"/>
-          <w:lang w:val="en-US" w:bidi="ne-NP"/>
-        </w:rPr>
-        <mc:AlternateContent>
-          <mc:Choice Requires="wps">
-            <w:drawing>
-              <wp:anchor distT="0" distB="0" distL="114300" distR="114300" simplePos="0" relativeHeight="251752448" behindDoc="0" locked="0" layoutInCell="1" allowOverlap="1" wp14:anchorId="3EBCC386" wp14:editId="3DFF0836">
-                <wp:simplePos x="0" y="0"/>
-                <wp:positionH relativeFrom="column">
-                  <wp:posOffset>157822</wp:posOffset>
-                </wp:positionH>
-                <wp:positionV relativeFrom="paragraph">
-                  <wp:posOffset>154500</wp:posOffset>
-                </wp:positionV>
-                <wp:extent cx="207818" cy="0"/>
-                <wp:effectExtent l="0" t="0" r="20955" b="19050"/>
-                <wp:wrapNone/>
-                <wp:docPr id="52" name="Straight Connector 52"/>
-                <wp:cNvGraphicFramePr/>
-                <a:graphic xmlns:a="http://schemas.openxmlformats.org/drawingml/2006/main">
-                  <a:graphicData uri="http://schemas.microsoft.com/office/word/2010/wordprocessingShape">
-                    <wps:wsp>
-                      <wps:cNvCnPr/>
-                      <wps:spPr>
-                        <a:xfrm>
-                          <a:off x="0" y="0"/>
-                          <a:ext cx="207818" cy="0"/>
-                        </a:xfrm>
-                        <a:prstGeom prst="line">
-                          <a:avLst/>
-                        </a:prstGeom>
-                      </wps:spPr>
-                      <wps:style>
-                        <a:lnRef idx="1">
-                          <a:schemeClr val="dk1"/>
-                        </a:lnRef>
-                        <a:fillRef idx="0">
-                          <a:schemeClr val="dk1"/>
-                        </a:fillRef>
-                        <a:effectRef idx="0">
-                          <a:schemeClr val="dk1"/>
-                        </a:effectRef>
-                        <a:fontRef idx="minor">
-                          <a:schemeClr val="tx1"/>
-                        </a:fontRef>
-                      </wps:style>
-                      <wps:bodyPr/>
-                    </wps:wsp>
-                  </a:graphicData>
-                </a:graphic>
-              </wp:anchor>
-            </w:drawing>
-          </mc:Choice>
-          <mc:Fallback>
-            <w:pict>
-              <v:line w14:anchorId="10DF53F3" id="Straight Connector 52" o:spid="_x0000_s1026" style="position:absolute;z-index:251752448;visibility:visible;mso-wrap-style:square;mso-wrap-distance-left:9pt;mso-wrap-distance-top:0;mso-wrap-distance-right:9pt;mso-wrap-distance-bottom:0;mso-position-horizontal:absolute;mso-position-horizontal-relative:text;mso-position-vertical:absolute;mso-position-vertical-relative:text" from="12.45pt,12.15pt" to="28.8pt,12.15pt" o:gfxdata="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" strokecolor="black [3200]" strokeweight=".5pt">
-                <v:stroke joinstyle="miter"/>
-              </v:line>
-            </w:pict>
-          </mc:Fallback>
-        </mc:AlternateContent>
-      </w:r>
-      <w:r>
-        <w:rPr>
-          <w:rFonts w:ascii="Times New Roman" w:hAnsi="Times New Roman" w:cs="Times New Roman"/>
-          <w:sz w:val="32"/>
-          <w:szCs w:val="32"/>
-        </w:rPr>
-        <w:t xml:space="preserve">T          l          p    </w:t>
-      </w:r>
-      <w:r>
-        <w:rPr>
-          <w:rFonts w:ascii="Times New Roman" w:hAnsi="Times New Roman" w:cs="Times New Roman"/>
-          <w:sz w:val="32"/>
-          <w:szCs w:val="32"/>
-        </w:rPr>
-        <w:t xml:space="preserve">                                   R      di       h </w:t>
-      </w:r>
-      <w:r>
-        <w:rPr>
-          <w:rFonts w:ascii="Times New Roman" w:hAnsi="Times New Roman" w:cs="Times New Roman"/>
-          <w:sz w:val="32"/>
-          <w:szCs w:val="32"/>
-        </w:rPr>
-        <w:t xml:space="preserve">                       </w:t>
-      </w:r>
-    </w:p>
-    <w:p>
-      <w:pPr>
-        <w:rPr>
-          <w:rFonts w:ascii="Times New Roman" w:hAnsi="Times New Roman" w:cs="Times New Roman"/>
-          <w:sz w:val="32"/>
-          <w:szCs w:val="32"/>
-        </w:rPr>
-      </w:pPr>
-    </w:p>
-    <w:p>
-      <w:pPr>
-        <w:rPr>
-          <w:rFonts w:ascii="Times New Roman" w:hAnsi="Times New Roman" w:cs="Times New Roman"/>
-          <w:sz w:val="32"/>
-          <w:szCs w:val="32"/>
-        </w:rPr>
-      </w:pPr>
-      <w:r>
-        <w:rPr>
-          <w:rFonts w:ascii="Times New Roman" w:eastAsiaTheme="majorEastAsia" w:hAnsi="Times New Roman" w:cs="Times New Roman"/>
-          <w:noProof/>
-          <w:spacing w:val="-10"/>
-          <w:kern w:val="28"/>
-          <w:sz w:val="32"/>
-          <w:szCs w:val="32"/>
-          <w:lang w:val="en-US" w:bidi="ne-NP"/>
-        </w:rPr>
-        <mc:AlternateContent>
-          <mc:Choice Requires="wps">
-            <w:drawing>
-              <wp:anchor distT="0" distB="0" distL="114300" distR="114300" simplePos="0" relativeHeight="251743232" behindDoc="0" locked="0" layoutInCell="1" allowOverlap="1" wp14:anchorId="76BF3828" wp14:editId="7F5298CC">
-                <wp:simplePos x="0" y="0"/>
-                <wp:positionH relativeFrom="margin">
-                  <wp:posOffset>1406106</wp:posOffset>
-                </wp:positionH>
-                <wp:positionV relativeFrom="paragraph">
-                  <wp:posOffset>7069</wp:posOffset>
-                </wp:positionV>
-                <wp:extent cx="448573" cy="758825"/>
-                <wp:effectExtent l="0" t="0" r="8890" b="3175"/>
-                <wp:wrapNone/>
-                <wp:docPr id="47" name="Rectangle 47"/>
-                <wp:cNvGraphicFramePr/>
-                <a:graphic xmlns:a="http://schemas.openxmlformats.org/drawingml/2006/main">
-                  <a:graphicData uri="http://schemas.microsoft.com/office/word/2010/wordprocessingShape">
-                    <wps:wsp>
-                      <wps:cNvSpPr/>
-                      <wps:spPr>
-                        <a:xfrm>
-                          <a:off x="0" y="0"/>
-                          <a:ext cx="448573" cy="758825"/>
-                        </a:xfrm>
-                        <a:prstGeom prst="rect">
-                          <a:avLst/>
-                        </a:prstGeom>
-                        <a:blipFill dpi="0" rotWithShape="1">
-                          <a:blip r:embed="rId35" cstate="print">
-                            <a:extLst>
-                              <a:ext uri="{28A0092B-C50C-407E-A947-70E740481C1C}">
-                                <a14:useLocalDpi xmlns:a14="http://schemas.microsoft.com/office/drawing/2010/main" val="0"/>
-                              </a:ext>
-                            </a:extLst>
-                          </a:blip>
-                          <a:srcRect/>
-                          <a:stretch>
-                            <a:fillRect l="-42307" t="1" r="-49999" b="-40"/>
-                          </a:stretch>
-                        </a:blipFill>
-                        <a:ln>
-                          <a:noFill/>
-                        </a:ln>
-                      </wps:spPr>
-                      <wps:style>
-                        <a:lnRef idx="2">
-                          <a:schemeClr val="dk1"/>
-                        </a:lnRef>
-                        <a:fillRef idx="1">
-                          <a:schemeClr val="lt1"/>
-                        </a:fillRef>
-                        <a:effectRef idx="0">
-                          <a:schemeClr val="dk1"/>
-                        </a:effectRef>
-                        <a:fontRef idx="minor">
-                          <a:schemeClr val="dk1"/>
-                        </a:fontRef>
-                      </wps:style>
-                      <wps:bodyPr rot="0" spcFirstLastPara="0" vertOverflow="overflow" horzOverflow="overflow" vert="horz" wrap="square" lIns="91440" tIns="45720" rIns="91440" bIns="45720" numCol="1" spcCol="0" rtlCol="0" fromWordArt="0" anchor="ctr" anchorCtr="0" forceAA="0" compatLnSpc="1">
-                        <a:prstTxWarp prst="textNoShape">
-                          <a:avLst/>
-                        </a:prstTxWarp>
-                        <a:noAutofit/>
-                      </wps:bodyPr>
-                    </wps:wsp>
-                  </a:graphicData>
-                </a:graphic>
-                <wp14:sizeRelH relativeFrom="margin">
-                  <wp14:pctWidth>0</wp14:pctWidth>
-                </wp14:sizeRelH>
-                <wp14:sizeRelV relativeFrom="margin">
-                  <wp14:pctHeight>0</wp14:pctHeight>
-                </wp14:sizeRelV>
-              </wp:anchor>
-            </w:drawing>
-          </mc:Choice>
-          <mc:Fallback>
-            <w:pict>
-              <v:rect w14:anchorId="10F2EBF3" id="Rectangle 47" o:spid="_x0000_s1026" style="position:absolute;margin-left:110.7pt;margin-top:.55pt;width:35.3pt;height:59.75pt;z-index:251743232;visibility:visible;mso-wrap-style:square;mso-width-percent:0;mso-height-percent:0;mso-wrap-distance-left:9pt;mso-wrap-distance-top:0;mso-wrap-distance-right:9pt;mso-wrap-distance-bottom:0;mso-position-horizontal:absolute;mso-position-horizontal-relative:margin;mso-position-vertical:absolute;mso-position-vertical-relative:text;mso-width-percent:0;mso-height-percent:0;mso-width-relative:margin;mso-height-relative:margin;v-text-anchor:middle" o:gfxdata="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" stroked="f" strokeweight="1pt">
-                <v:fill r:id="rId36" o:title="" recolor="t" rotate="t" type="frame"/>
-                <w10:wrap anchorx="margin"/>
-              </v:rect>
-            </w:pict>
-          </mc:Fallback>
-        </mc:AlternateContent>
-      </w:r>
-    </w:p>
-    <w:p>
-      <w:pPr>
-        <w:rPr>
-          <w:rFonts w:ascii="Times New Roman" w:hAnsi="Times New Roman" w:cs="Times New Roman"/>
-          <w:sz w:val="32"/>
-          <w:szCs w:val="32"/>
-        </w:rPr>
-      </w:pPr>
-      <w:r>
-        <w:rPr>
-          <w:rFonts w:ascii="Times New Roman" w:hAnsi="Times New Roman" w:cs="Times New Roman"/>
-          <w:noProof/>
-          <w:sz w:val="32"/>
-          <w:szCs w:val="32"/>
-          <w:lang w:val="en-US" w:bidi="ne-NP"/>
-        </w:rPr>
-        <mc:AlternateContent>
-          <mc:Choice Requires="wps">
-            <w:drawing>
-              <wp:anchor distT="0" distB="0" distL="114300" distR="114300" simplePos="0" relativeHeight="251754496" behindDoc="0" locked="0" layoutInCell="1" allowOverlap="1" wp14:anchorId="16401510" wp14:editId="7FA330E2">
-                <wp:simplePos x="0" y="0"/>
-                <wp:positionH relativeFrom="column">
-                  <wp:posOffset>228660</wp:posOffset>
-                </wp:positionH>
-                <wp:positionV relativeFrom="paragraph">
-                  <wp:posOffset>206698</wp:posOffset>
-                </wp:positionV>
-                <wp:extent cx="207818" cy="0"/>
-                <wp:effectExtent l="0" t="0" r="20955" b="19050"/>
-                <wp:wrapNone/>
-                <wp:docPr id="53" name="Straight Connector 53"/>
-                <wp:cNvGraphicFramePr/>
-                <a:graphic xmlns:a="http://schemas.openxmlformats.org/drawingml/2006/main">
-                  <a:graphicData uri="http://schemas.microsoft.com/office/word/2010/wordprocessingShape">
-                    <wps:wsp>
-                      <wps:cNvCnPr/>
-                      <wps:spPr>
-                        <a:xfrm>
-                          <a:off x="0" y="0"/>
-                          <a:ext cx="207818" cy="0"/>
-                        </a:xfrm>
-                        <a:prstGeom prst="line">
-                          <a:avLst/>
-                        </a:prstGeom>
-                      </wps:spPr>
-                      <wps:style>
-                        <a:lnRef idx="1">
-                          <a:schemeClr val="dk1"/>
-                        </a:lnRef>
-                        <a:fillRef idx="0">
-                          <a:schemeClr val="dk1"/>
-                        </a:fillRef>
-                        <a:effectRef idx="0">
-                          <a:schemeClr val="dk1"/>
-                        </a:effectRef>
-                        <a:fontRef idx="minor">
-                          <a:schemeClr val="tx1"/>
-                        </a:fontRef>
-                      </wps:style>
-                      <wps:bodyPr/>
-                    </wps:wsp>
-                  </a:graphicData>
-                </a:graphic>
-              </wp:anchor>
-            </w:drawing>
-          </mc:Choice>
-          <mc:Fallback>
-            <w:pict>
-              <v:line w14:anchorId="4318FF97" id="Straight Connector 53" o:spid="_x0000_s1026" style="position:absolute;z-index:251754496;visibility:visible;mso-wrap-style:square;mso-wrap-distance-left:9pt;mso-wrap-distance-top:0;mso-wrap-distance-right:9pt;mso-wrap-distance-bottom:0;mso-position-horizontal:absolute;mso-position-horizontal-relative:text;mso-position-vertical:absolute;mso-position-vertical-relative:text" from="18pt,16.3pt" to="34.35pt,16.3pt" o:gfxdata="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" strokecolor="black [3200]" strokeweight=".5pt">
-                <v:stroke joinstyle="miter"/>
-              </v:line>
-            </w:pict>
-          </mc:Fallback>
-        </mc:AlternateContent>
-      </w:r>
-      <w:r>
-        <w:rPr>
-          <w:rFonts w:ascii="Times New Roman" w:hAnsi="Times New Roman" w:cs="Times New Roman"/>
-          <w:noProof/>
-          <w:sz w:val="32"/>
-          <w:szCs w:val="32"/>
-          <w:lang w:val="en-US" w:bidi="ne-NP"/>
-        </w:rPr>
-        <mc:AlternateContent>
-          <mc:Choice Requires="wps">
-            <w:drawing>
-              <wp:anchor distT="0" distB="0" distL="114300" distR="114300" simplePos="0" relativeHeight="251756544" behindDoc="0" locked="0" layoutInCell="1" allowOverlap="1" wp14:anchorId="6F952634" wp14:editId="32953B5D">
-                <wp:simplePos x="0" y="0"/>
-                <wp:positionH relativeFrom="column">
-                  <wp:posOffset>823595</wp:posOffset>
-                </wp:positionH>
-                <wp:positionV relativeFrom="paragraph">
-                  <wp:posOffset>208975</wp:posOffset>
-                </wp:positionV>
-                <wp:extent cx="207818" cy="0"/>
-                <wp:effectExtent l="0" t="0" r="20955" b="19050"/>
-                <wp:wrapNone/>
-                <wp:docPr id="54" name="Straight Connector 54"/>
-                <wp:cNvGraphicFramePr/>
-                <a:graphic xmlns:a="http://schemas.openxmlformats.org/drawingml/2006/main">
-                  <a:graphicData uri="http://schemas.microsoft.com/office/word/2010/wordprocessingShape">
-                    <wps:wsp>
-                      <wps:cNvCnPr/>
-                      <wps:spPr>
-                        <a:xfrm>
-                          <a:off x="0" y="0"/>
-                          <a:ext cx="207818" cy="0"/>
-                        </a:xfrm>
-                        <a:prstGeom prst="line">
-                          <a:avLst/>
-                        </a:prstGeom>
-                      </wps:spPr>
-                      <wps:style>
-                        <a:lnRef idx="1">
-                          <a:schemeClr val="dk1"/>
-                        </a:lnRef>
-                        <a:fillRef idx="0">
-                          <a:schemeClr val="dk1"/>
-                        </a:fillRef>
-                        <a:effectRef idx="0">
-                          <a:schemeClr val="dk1"/>
-                        </a:effectRef>
-                        <a:fontRef idx="minor">
-                          <a:schemeClr val="tx1"/>
-                        </a:fontRef>
-                      </wps:style>
-                      <wps:bodyPr/>
-                    </wps:wsp>
-                  </a:graphicData>
-                </a:graphic>
-              </wp:anchor>
-            </w:drawing>
-          </mc:Choice>
-          <mc:Fallback>
-            <w:pict>
-              <v:line w14:anchorId="0FAE01C7" id="Straight Connector 54" o:spid="_x0000_s1026" style="position:absolute;z-index:251756544;visibility:visible;mso-wrap-style:square;mso-wrap-distance-left:9pt;mso-wrap-distance-top:0;mso-wrap-distance-right:9pt;mso-wrap-distance-bottom:0;mso-position-horizontal:absolute;mso-position-horizontal-relative:text;mso-position-vertical:absolute;mso-position-vertical-relative:text" from="64.85pt,16.45pt" to="81.2pt,16.45pt" o:gfxdata="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" strokecolor="black [3200]" strokeweight=".5pt">
-                <v:stroke joinstyle="miter"/>
-              </v:line>
-            </w:pict>
-          </mc:Fallback>
-        </mc:AlternateContent>
-      </w:r>
-      <w:r>
-        <w:rPr>
-          <w:rFonts w:ascii="Times New Roman" w:hAnsi="Times New Roman" w:cs="Times New Roman"/>
-          <w:sz w:val="32"/>
-          <w:szCs w:val="32"/>
-        </w:rPr>
-        <w:t xml:space="preserve">R         </w:t>
-      </w:r>
-      <w:r>
-        <w:rPr>
-          <w:rFonts w:ascii="Times New Roman" w:hAnsi="Times New Roman" w:cs="Times New Roman"/>
-          <w:sz w:val="32"/>
-          <w:szCs w:val="32"/>
-        </w:rPr>
-        <w:t xml:space="preserve"> s            </w:t>
-      </w:r>
-    </w:p>
-    <w:p>
-      <w:pPr>
-        <w:rPr>
-          <w:rFonts w:ascii="Times New Roman" w:hAnsi="Times New Roman" w:cs="Times New Roman"/>
-          <w:sz w:val="32"/>
-          <w:szCs w:val="32"/>
-        </w:rPr>
-      </w:pPr>
-    </w:p>
-    <w:p>
-      <w:pPr>
-        <w:rPr>
-          <w:rFonts w:ascii="Times New Roman" w:hAnsi="Times New Roman" w:cs="Times New Roman"/>
-          <w:b/>
-          <w:bCs/>
-          <w:sz w:val="32"/>
-          <w:szCs w:val="32"/>
-        </w:rPr>
-      </w:pPr>
-      <w:r>
-        <w:rPr>
-          <w:rFonts w:ascii="Times New Roman" w:hAnsi="Times New Roman" w:cs="Times New Roman"/>
-          <w:b/>
-          <w:bCs/>
-          <w:sz w:val="32"/>
-          <w:szCs w:val="32"/>
-        </w:rPr>
-        <w:lastRenderedPageBreak/>
-        <w:t>9. Match the given picture.</w:t>
+        <w:t>.</w:t>
       </w:r>
       <w:r>
         <w:rPr>
@@ -9548,32 +9983,6 @@
       <w:pPr>
         <w:rPr>
           <w:rFonts w:ascii="Times New Roman" w:hAnsi="Times New Roman" w:cs="Times New Roman"/>
-          <w:sz w:val="32"/>
-          <w:szCs w:val="32"/>
-        </w:rPr>
-      </w:pPr>
-    </w:p>
-    <w:p>
-      <w:pPr>
-        <w:rPr>
-          <w:rFonts w:ascii="Times New Roman" w:hAnsi="Times New Roman" w:cs="Times New Roman"/>
-          <w:sz w:val="32"/>
-          <w:szCs w:val="32"/>
-        </w:rPr>
-      </w:pPr>
-      <w:r>
-        <w:rPr>
-          <w:rFonts w:ascii="Times New Roman" w:hAnsi="Times New Roman" w:cs="Times New Roman"/>
-          <w:sz w:val="32"/>
-          <w:szCs w:val="32"/>
-        </w:rPr>
-        <w:t xml:space="preserve"> </w:t>
-      </w:r>
-    </w:p>
-    <w:p>
-      <w:pPr>
-        <w:rPr>
-          <w:rFonts w:ascii="Times New Roman" w:hAnsi="Times New Roman" w:cs="Times New Roman"/>
           <w:b/>
           <w:bCs/>
           <w:sz w:val="32"/>
@@ -9590,6 +9999,7 @@
           <w:szCs w:val="32"/>
           <w:lang w:val="en-US" w:bidi="ne-NP"/>
         </w:rPr>
+        <w:lastRenderedPageBreak/>
         <mc:AlternateContent>
           <mc:Choice Requires="wps">
             <w:drawing>
@@ -10779,7 +11189,6 @@
           <w:szCs w:val="32"/>
           <w:lang w:val="en-US" w:bidi="ne-NP"/>
         </w:rPr>
-        <w:lastRenderedPageBreak/>
         <mc:AlternateContent>
           <mc:Choice Requires="wps">
             <w:drawing>
